--- a/插件详细手册/17.主菜单/窗口与布局.docx
+++ b/插件详细手册/17.主菜单/窗口与布局.docx
@@ -1,21 +1,27 @@
 
 <file path=word/document.xml><?xml version="1.0" encoding="utf-8"?>
-<w:document xmlns:wpc="http://schemas.microsoft.com/office/word/2010/wordprocessingCanvas" xmlns:cx="http://schemas.microsoft.com/office/drawing/2014/chartex" xmlns:cx1="http://schemas.microsoft.com/office/drawing/2015/9/8/chartex" xmlns:cx2="http://schemas.microsoft.com/office/drawing/2015/10/21/chartex" xmlns:cx3="http://schemas.microsoft.com/office/drawing/2016/5/9/chartex" xmlns:cx4="http://schemas.microsoft.com/office/drawing/2016/5/10/chartex" xmlns:cx5="http://schemas.microsoft.com/office/drawing/2016/5/11/chartex" xmlns:cx6="http://schemas.microsoft.com/office/drawing/2016/5/12/chartex" xmlns:cx7="http://schemas.microsoft.com/office/drawing/2016/5/13/chartex" xmlns:cx8="http://schemas.microsoft.com/office/drawing/2016/5/14/chartex" xmlns:mc="http://schemas.openxmlformats.org/markup-compatibility/2006" xmlns:aink="http://schemas.microsoft.com/office/drawing/2016/ink" xmlns:am3d="http://schemas.microsoft.com/office/drawing/2017/model3d" xmlns:o="urn:schemas-microsoft-com:office:office" xmlns:oel="http://schemas.microsoft.com/office/2019/extlst" xmlns:r="http://schemas.openxmlformats.org/officeDocument/2006/relationships" xmlns:m="http://schemas.openxmlformats.org/officeDocument/2006/math" xmlns:v="urn:schemas-microsoft-com:vml" xmlns:wp14="http://schemas.microsoft.com/office/word/2010/wordprocessingDrawing" xmlns:wp="http://schemas.openxmlformats.org/drawingml/2006/wordprocessingDrawing" xmlns:w10="urn:schemas-microsoft-com:office:word" xmlns:w="http://schemas.openxmlformats.org/wordprocessingml/2006/main" xmlns:w14="http://schemas.microsoft.com/office/word/2010/wordml" xmlns:w15="http://schemas.microsoft.com/office/word/2012/wordml" xmlns:w16cex="http://schemas.microsoft.com/office/word/2018/wordml/cex" xmlns:w16cid="http://schemas.microsoft.com/office/word/2016/wordml/cid" xmlns:w16="http://schemas.microsoft.com/office/word/2018/wordml" xmlns:w16sdtdh="http://schemas.microsoft.com/office/word/2020/wordml/sdtdatahash" xmlns:w16se="http://schemas.microsoft.com/office/word/2015/wordml/symex" xmlns:wpg="http://schemas.microsoft.com/office/word/2010/wordprocessingGroup" xmlns:wpi="http://schemas.microsoft.com/office/word/2010/wordprocessingInk" xmlns:wne="http://schemas.microsoft.com/office/word/2006/wordml" xmlns:wps="http://schemas.microsoft.com/office/word/2010/wordprocessingShape" mc:Ignorable="w14 w15 w16se w16cid w16 w16cex w16sdtdh wp14">
+<w:document xmlns:wpc="http://schemas.microsoft.com/office/word/2010/wordprocessingCanvas" xmlns:cx="http://schemas.microsoft.com/office/drawing/2014/chartex" xmlns:cx1="http://schemas.microsoft.com/office/drawing/2015/9/8/chartex" xmlns:cx2="http://schemas.microsoft.com/office/drawing/2015/10/21/chartex" xmlns:cx3="http://schemas.microsoft.com/office/drawing/2016/5/9/chartex" xmlns:cx4="http://schemas.microsoft.com/office/drawing/2016/5/10/chartex" xmlns:cx5="http://schemas.microsoft.com/office/drawing/2016/5/11/chartex" xmlns:cx6="http://schemas.microsoft.com/office/drawing/2016/5/12/chartex" xmlns:cx7="http://schemas.microsoft.com/office/drawing/2016/5/13/chartex" xmlns:cx8="http://schemas.microsoft.com/office/drawing/2016/5/14/chartex" xmlns:mc="http://schemas.openxmlformats.org/markup-compatibility/2006" xmlns:aink="http://schemas.microsoft.com/office/drawing/2016/ink" xmlns:am3d="http://schemas.microsoft.com/office/drawing/2017/model3d" xmlns:o="urn:schemas-microsoft-com:office:office" xmlns:oel="http://schemas.microsoft.com/office/2019/extlst" xmlns:r="http://schemas.openxmlformats.org/officeDocument/2006/relationships" xmlns:m="http://schemas.openxmlformats.org/officeDocument/2006/math" xmlns:v="urn:schemas-microsoft-com:vml" xmlns:wp14="http://schemas.microsoft.com/office/word/2010/wordprocessingDrawing" xmlns:wp="http://schemas.openxmlformats.org/drawingml/2006/wordprocessingDrawing" xmlns:w10="urn:schemas-microsoft-com:office:word" xmlns:w="http://schemas.openxmlformats.org/wordprocessingml/2006/main" xmlns:w14="http://schemas.microsoft.com/office/word/2010/wordml" xmlns:w15="http://schemas.microsoft.com/office/word/2012/wordml" xmlns:w16cex="http://schemas.microsoft.com/office/word/2018/wordml/cex" xmlns:w16cid="http://schemas.microsoft.com/office/word/2016/wordml/cid" xmlns:w16="http://schemas.microsoft.com/office/word/2018/wordml" xmlns:w16du="http://schemas.microsoft.com/office/word/2023/wordml/word16du" xmlns:w16sdtdh="http://schemas.microsoft.com/office/word/2020/wordml/sdtdatahash" xmlns:w16sdtfl="http://schemas.microsoft.com/office/word/2024/wordml/sdtformatlock" xmlns:w16se="http://schemas.microsoft.com/office/word/2015/wordml/symex" xmlns:wpg="http://schemas.microsoft.com/office/word/2010/wordprocessingGroup" xmlns:wpi="http://schemas.microsoft.com/office/word/2010/wordprocessingInk" xmlns:wne="http://schemas.microsoft.com/office/word/2006/wordml" xmlns:wps="http://schemas.microsoft.com/office/word/2010/wordprocessingShape" mc:Ignorable="w14 w15 w16se w16cid w16 w16cex w16sdtdh w16sdtfl w16du wp14">
   <w:body>
     <w:p>
       <w:pPr>
         <w:pStyle w:val="2"/>
-      </w:pPr>
-      <w:r>
         <w:rPr>
           <w:rFonts w:hint="eastAsia"/>
         </w:rPr>
+      </w:pPr>
+      <w:r>
+        <w:rPr>
+          <w:rFonts w:hint="eastAsia"/>
+        </w:rPr>
         <w:t>概述</w:t>
       </w:r>
     </w:p>
     <w:p>
       <w:pPr>
         <w:pStyle w:val="3"/>
+        <w:rPr>
+          <w:rFonts w:hint="eastAsia"/>
+        </w:rPr>
       </w:pPr>
       <w:r>
         <w:rPr>
@@ -207,10 +213,10 @@
           <w:noProof/>
         </w:rPr>
         <w:drawing>
-          <wp:inline distT="0" distB="0" distL="0" distR="0" wp14:anchorId="66FEFCF8" wp14:editId="35E9570E">
-            <wp:extent cx="1859280" cy="560263"/>
-            <wp:effectExtent l="0" t="0" r="7620" b="0"/>
-            <wp:docPr id="27" name="图片 27"/>
+          <wp:inline distT="0" distB="0" distL="0" distR="0" wp14:anchorId="4756D5E5" wp14:editId="3161A8C3">
+            <wp:extent cx="2537460" cy="764621"/>
+            <wp:effectExtent l="0" t="0" r="0" b="0"/>
+            <wp:docPr id="22997754" name="图片 1"/>
             <wp:cNvGraphicFramePr>
               <a:graphicFrameLocks xmlns:a="http://schemas.openxmlformats.org/drawingml/2006/main" noChangeAspect="1"/>
             </wp:cNvGraphicFramePr>
@@ -218,7 +224,7 @@
               <a:graphicData uri="http://schemas.openxmlformats.org/drawingml/2006/picture">
                 <pic:pic xmlns:pic="http://schemas.openxmlformats.org/drawingml/2006/picture">
                   <pic:nvPicPr>
-                    <pic:cNvPr id="0" name="Picture 17"/>
+                    <pic:cNvPr id="0" name="Picture 14"/>
                     <pic:cNvPicPr>
                       <a:picLocks noChangeAspect="1" noChangeArrowheads="1"/>
                     </pic:cNvPicPr>
@@ -239,7 +245,7 @@
                   <pic:spPr bwMode="auto">
                     <a:xfrm>
                       <a:off x="0" y="0"/>
-                      <a:ext cx="1899303" cy="572323"/>
+                      <a:ext cx="2542734" cy="766210"/>
                     </a:xfrm>
                     <a:prstGeom prst="rect">
                       <a:avLst/>
@@ -297,10 +303,10 @@
           <w:noProof/>
         </w:rPr>
         <w:drawing>
-          <wp:inline distT="0" distB="0" distL="0" distR="0" wp14:anchorId="095979E1" wp14:editId="2B8F0C1A">
-            <wp:extent cx="1052608" cy="929640"/>
-            <wp:effectExtent l="0" t="0" r="0" b="3810"/>
-            <wp:docPr id="28" name="图片 28"/>
+          <wp:inline distT="0" distB="0" distL="0" distR="0" wp14:anchorId="0C0DF684" wp14:editId="4D47E64F">
+            <wp:extent cx="1320074" cy="1165860"/>
+            <wp:effectExtent l="0" t="0" r="0" b="0"/>
+            <wp:docPr id="1247831323" name="图片 2"/>
             <wp:cNvGraphicFramePr>
               <a:graphicFrameLocks xmlns:a="http://schemas.openxmlformats.org/drawingml/2006/main" noChangeAspect="1"/>
             </wp:cNvGraphicFramePr>
@@ -308,7 +314,7 @@
               <a:graphicData uri="http://schemas.openxmlformats.org/drawingml/2006/picture">
                 <pic:pic xmlns:pic="http://schemas.openxmlformats.org/drawingml/2006/picture">
                   <pic:nvPicPr>
-                    <pic:cNvPr id="0" name="Picture 19"/>
+                    <pic:cNvPr id="0" name="Picture 16"/>
                     <pic:cNvPicPr>
                       <a:picLocks noChangeAspect="1" noChangeArrowheads="1"/>
                     </pic:cNvPicPr>
@@ -329,7 +335,7 @@
                   <pic:spPr bwMode="auto">
                     <a:xfrm>
                       <a:off x="0" y="0"/>
-                      <a:ext cx="1069624" cy="944668"/>
+                      <a:ext cx="1321603" cy="1167210"/>
                     </a:xfrm>
                     <a:prstGeom prst="rect">
                       <a:avLst/>
@@ -358,6 +364,9 @@
     <w:p>
       <w:pPr>
         <w:pStyle w:val="3"/>
+        <w:rPr>
+          <w:rFonts w:hint="eastAsia"/>
+        </w:rPr>
       </w:pPr>
       <w:r>
         <w:rPr>
@@ -956,11 +965,20 @@
         </w:tc>
       </w:tr>
     </w:tbl>
-    <w:p/>
+    <w:p>
+      <w:pPr>
+        <w:rPr>
+          <w:rFonts w:hint="eastAsia"/>
+        </w:rPr>
+      </w:pPr>
+    </w:p>
     <w:p>
       <w:pPr>
         <w:widowControl/>
         <w:jc w:val="left"/>
+        <w:rPr>
+          <w:rFonts w:hint="eastAsia"/>
+        </w:rPr>
         <w:sectPr>
           <w:headerReference w:type="default" r:id="rId9"/>
           <w:pgSz w:w="11906" w:h="16838"/>
@@ -976,6 +994,9 @@
     <w:p>
       <w:pPr>
         <w:pStyle w:val="3"/>
+        <w:rPr>
+          <w:rFonts w:hint="eastAsia"/>
+        </w:rPr>
       </w:pPr>
       <w:r>
         <w:rPr>
@@ -986,6 +1007,11 @@
       </w:r>
     </w:p>
     <w:p>
+      <w:pPr>
+        <w:rPr>
+          <w:rFonts w:hint="eastAsia"/>
+        </w:rPr>
+      </w:pPr>
       <w:r>
         <w:rPr>
           <w:rFonts w:ascii="Tahoma" w:eastAsia="微软雅黑" w:hAnsi="Tahoma" w:hint="eastAsia"/>
@@ -1036,6 +1062,11 @@
       </w:r>
     </w:p>
     <w:p>
+      <w:pPr>
+        <w:rPr>
+          <w:rFonts w:hint="eastAsia"/>
+        </w:rPr>
+      </w:pPr>
       <w:r>
         <w:object w:dxaOrig="15720" w:dyaOrig="5761" w14:anchorId="1AD76632">
           <v:shapetype id="_x0000_t75" coordsize="21600,21600" o:spt="75" o:preferrelative="t" path="m@4@5l@4@11@9@11@9@5xe" filled="f" stroked="f">
@@ -1060,15 +1091,24 @@
           <v:shape id="_x0000_i1025" type="#_x0000_t75" style="width:697.2pt;height:255.6pt" o:ole="">
             <v:imagedata r:id="rId10" o:title=""/>
           </v:shape>
-          <o:OLEObject Type="Embed" ProgID="Visio.Drawing.15" ShapeID="_x0000_i1025" DrawAspect="Content" ObjectID="_1717683345" r:id="rId11"/>
+          <o:OLEObject Type="Embed" ProgID="Visio.Drawing.15" ShapeID="_x0000_i1025" DrawAspect="Content" ObjectID="_1830182274" r:id="rId11"/>
         </w:object>
       </w:r>
     </w:p>
-    <w:p/>
+    <w:p>
+      <w:pPr>
+        <w:rPr>
+          <w:rFonts w:hint="eastAsia"/>
+        </w:rPr>
+      </w:pPr>
+    </w:p>
     <w:p>
       <w:pPr>
         <w:widowControl/>
         <w:jc w:val="left"/>
+        <w:rPr>
+          <w:rFonts w:hint="eastAsia"/>
+        </w:rPr>
         <w:sectPr>
           <w:pgSz w:w="16838" w:h="11906" w:orient="landscape"/>
           <w:pgMar w:top="1800" w:right="1440" w:bottom="1800" w:left="1440" w:header="851" w:footer="992" w:gutter="0"/>
@@ -1083,6 +1123,9 @@
     <w:p>
       <w:pPr>
         <w:pStyle w:val="2"/>
+        <w:rPr>
+          <w:rFonts w:hint="eastAsia"/>
+        </w:rPr>
       </w:pPr>
       <w:r>
         <w:rPr>
@@ -1101,17 +1144,21 @@
     <w:p>
       <w:pPr>
         <w:pStyle w:val="3"/>
-      </w:pPr>
-      <w:r>
         <w:rPr>
           <w:rFonts w:hint="eastAsia"/>
         </w:rPr>
+      </w:pPr>
+      <w:r>
+        <w:rPr>
+          <w:rFonts w:hint="eastAsia"/>
+        </w:rPr>
         <w:t>快速区分</w:t>
       </w:r>
     </w:p>
     <w:p>
       <w:pPr>
         <w:rPr>
+          <w:rFonts w:hint="eastAsia"/>
           <w:color w:val="0070C0"/>
         </w:rPr>
       </w:pPr>
@@ -1280,6 +1327,7 @@
         </w:rPr>
         <w:t>：</w:t>
       </w:r>
+      <w:proofErr w:type="gramStart"/>
       <w:r>
         <w:rPr>
           <w:rFonts w:ascii="Tahoma" w:eastAsia="微软雅黑" w:hAnsi="Tahoma"/>
@@ -1288,6 +1336,7 @@
         </w:rPr>
         <w:t>”</w:t>
       </w:r>
+      <w:proofErr w:type="gramEnd"/>
       <w:r>
         <w:rPr>
           <w:rFonts w:ascii="Tahoma" w:eastAsia="微软雅黑" w:hAnsi="Tahoma"/>
@@ -1342,6 +1391,7 @@
         </w:rPr>
         <w:t>.docx</w:t>
       </w:r>
+      <w:proofErr w:type="gramStart"/>
       <w:r>
         <w:rPr>
           <w:rFonts w:ascii="Tahoma" w:eastAsia="微软雅黑" w:hAnsi="Tahoma"/>
@@ -1350,6 +1400,7 @@
         </w:rPr>
         <w:t>”</w:t>
       </w:r>
+      <w:proofErr w:type="gramEnd"/>
       <w:r>
         <w:rPr>
           <w:rFonts w:ascii="Tahoma" w:eastAsia="微软雅黑" w:hAnsi="Tahoma" w:hint="eastAsia"/>
@@ -1374,16 +1425,13 @@
       </w:pPr>
       <w:r>
         <w:rPr>
-          <w:rFonts w:ascii="Tahoma" w:eastAsia="微软雅黑" w:hAnsi="Tahoma"/>
           <w:noProof/>
-          <w:kern w:val="0"/>
-          <w:sz w:val="22"/>
         </w:rPr>
         <w:drawing>
-          <wp:inline distT="0" distB="0" distL="0" distR="0" wp14:anchorId="61A1675B" wp14:editId="5944FD6E">
-            <wp:extent cx="2621280" cy="1935022"/>
-            <wp:effectExtent l="0" t="0" r="7620" b="8255"/>
-            <wp:docPr id="35" name="图片 35" descr="F:\rpg mv箱\Image 3.jpg"/>
+          <wp:inline distT="0" distB="0" distL="0" distR="0" wp14:anchorId="07FD94C2" wp14:editId="6AFC52AF">
+            <wp:extent cx="2552700" cy="1888998"/>
+            <wp:effectExtent l="0" t="0" r="0" b="0"/>
+            <wp:docPr id="1411352741" name="图片 3"/>
             <wp:cNvGraphicFramePr>
               <a:graphicFrameLocks xmlns:a="http://schemas.openxmlformats.org/drawingml/2006/main" noChangeAspect="1"/>
             </wp:cNvGraphicFramePr>
@@ -1391,7 +1439,7 @@
               <a:graphicData uri="http://schemas.openxmlformats.org/drawingml/2006/picture">
                 <pic:pic xmlns:pic="http://schemas.openxmlformats.org/drawingml/2006/picture">
                   <pic:nvPicPr>
-                    <pic:cNvPr id="0" name="Picture 9" descr="F:\rpg mv箱\Image 3.jpg"/>
+                    <pic:cNvPr id="0" name="Picture 18"/>
                     <pic:cNvPicPr>
                       <a:picLocks noChangeAspect="1" noChangeArrowheads="1"/>
                     </pic:cNvPicPr>
@@ -1412,7 +1460,7 @@
                   <pic:spPr bwMode="auto">
                     <a:xfrm>
                       <a:off x="0" y="0"/>
-                      <a:ext cx="2642639" cy="1950789"/>
+                      <a:ext cx="2555007" cy="1890705"/>
                     </a:xfrm>
                     <a:prstGeom prst="rect">
                       <a:avLst/>
@@ -1441,10 +1489,10 @@
           <w:noProof/>
         </w:rPr>
         <w:drawing>
-          <wp:inline distT="0" distB="0" distL="0" distR="0" wp14:anchorId="1034039A" wp14:editId="238ED8E9">
-            <wp:extent cx="1723784" cy="1161415"/>
-            <wp:effectExtent l="0" t="0" r="0" b="635"/>
-            <wp:docPr id="7" name="图片 7"/>
+          <wp:inline distT="0" distB="0" distL="0" distR="0" wp14:anchorId="34B58C3D" wp14:editId="58E5A069">
+            <wp:extent cx="1844040" cy="1243291"/>
+            <wp:effectExtent l="0" t="0" r="3810" b="0"/>
+            <wp:docPr id="303039439" name="图片 4"/>
             <wp:cNvGraphicFramePr>
               <a:graphicFrameLocks xmlns:a="http://schemas.openxmlformats.org/drawingml/2006/main" noChangeAspect="1"/>
             </wp:cNvGraphicFramePr>
@@ -1452,23 +1500,36 @@
               <a:graphicData uri="http://schemas.openxmlformats.org/drawingml/2006/picture">
                 <pic:pic xmlns:pic="http://schemas.openxmlformats.org/drawingml/2006/picture">
                   <pic:nvPicPr>
-                    <pic:cNvPr id="1" name=""/>
-                    <pic:cNvPicPr/>
+                    <pic:cNvPr id="0" name="Picture 20"/>
+                    <pic:cNvPicPr>
+                      <a:picLocks noChangeAspect="1" noChangeArrowheads="1"/>
+                    </pic:cNvPicPr>
                   </pic:nvPicPr>
                   <pic:blipFill>
-                    <a:blip r:embed="rId13"/>
+                    <a:blip r:embed="rId13">
+                      <a:extLst>
+                        <a:ext uri="{28A0092B-C50C-407E-A947-70E740481C1C}">
+                          <a14:useLocalDpi xmlns:a14="http://schemas.microsoft.com/office/drawing/2010/main" val="0"/>
+                        </a:ext>
+                      </a:extLst>
+                    </a:blip>
+                    <a:srcRect/>
                     <a:stretch>
                       <a:fillRect/>
                     </a:stretch>
                   </pic:blipFill>
-                  <pic:spPr>
+                  <pic:spPr bwMode="auto">
                     <a:xfrm>
                       <a:off x="0" y="0"/>
-                      <a:ext cx="1737808" cy="1170864"/>
+                      <a:ext cx="1851531" cy="1248341"/>
                     </a:xfrm>
                     <a:prstGeom prst="rect">
                       <a:avLst/>
                     </a:prstGeom>
+                    <a:noFill/>
+                    <a:ln>
+                      <a:noFill/>
+                    </a:ln>
                   </pic:spPr>
                 </pic:pic>
               </a:graphicData>
@@ -1593,16 +1654,13 @@
       </w:pPr>
       <w:r>
         <w:rPr>
-          <w:rFonts w:ascii="Tahoma" w:eastAsia="微软雅黑" w:hAnsi="Tahoma"/>
           <w:noProof/>
-          <w:kern w:val="0"/>
-          <w:sz w:val="22"/>
         </w:rPr>
         <w:drawing>
-          <wp:inline distT="0" distB="0" distL="0" distR="0" wp14:anchorId="26233F56" wp14:editId="51632C0E">
-            <wp:extent cx="2575560" cy="997399"/>
-            <wp:effectExtent l="0" t="0" r="0" b="0"/>
-            <wp:docPr id="36" name="图片 36" descr="F:\rpg mv箱\Image 4.jpg"/>
+          <wp:inline distT="0" distB="0" distL="0" distR="0" wp14:anchorId="0FFBB93D" wp14:editId="766863B4">
+            <wp:extent cx="2468880" cy="958188"/>
+            <wp:effectExtent l="0" t="0" r="7620" b="0"/>
+            <wp:docPr id="1841175035" name="图片 5"/>
             <wp:cNvGraphicFramePr>
               <a:graphicFrameLocks xmlns:a="http://schemas.openxmlformats.org/drawingml/2006/main" noChangeAspect="1"/>
             </wp:cNvGraphicFramePr>
@@ -1610,7 +1668,7 @@
               <a:graphicData uri="http://schemas.openxmlformats.org/drawingml/2006/picture">
                 <pic:pic xmlns:pic="http://schemas.openxmlformats.org/drawingml/2006/picture">
                   <pic:nvPicPr>
-                    <pic:cNvPr id="0" name="Picture 10" descr="F:\rpg mv箱\Image 4.jpg"/>
+                    <pic:cNvPr id="0" name="Picture 22"/>
                     <pic:cNvPicPr>
                       <a:picLocks noChangeAspect="1" noChangeArrowheads="1"/>
                     </pic:cNvPicPr>
@@ -1631,7 +1689,7 @@
                   <pic:spPr bwMode="auto">
                     <a:xfrm>
                       <a:off x="0" y="0"/>
-                      <a:ext cx="2612441" cy="1011681"/>
+                      <a:ext cx="2479835" cy="962440"/>
                     </a:xfrm>
                     <a:prstGeom prst="rect">
                       <a:avLst/>
@@ -1783,10 +1841,10 @@
           <w:noProof/>
         </w:rPr>
         <w:drawing>
-          <wp:inline distT="0" distB="0" distL="0" distR="0" wp14:anchorId="2C17285D" wp14:editId="5E4FFED3">
-            <wp:extent cx="1097280" cy="411480"/>
-            <wp:effectExtent l="0" t="0" r="7620" b="7620"/>
-            <wp:docPr id="38" name="图片 38"/>
+          <wp:inline distT="0" distB="0" distL="0" distR="0" wp14:anchorId="29564697" wp14:editId="4B9785C6">
+            <wp:extent cx="1137920" cy="426720"/>
+            <wp:effectExtent l="0" t="0" r="5080" b="0"/>
+            <wp:docPr id="1043986526" name="图片 6"/>
             <wp:cNvGraphicFramePr>
               <a:graphicFrameLocks xmlns:a="http://schemas.openxmlformats.org/drawingml/2006/main" noChangeAspect="1"/>
             </wp:cNvGraphicFramePr>
@@ -1794,23 +1852,36 @@
               <a:graphicData uri="http://schemas.openxmlformats.org/drawingml/2006/picture">
                 <pic:pic xmlns:pic="http://schemas.openxmlformats.org/drawingml/2006/picture">
                   <pic:nvPicPr>
-                    <pic:cNvPr id="1" name=""/>
-                    <pic:cNvPicPr/>
+                    <pic:cNvPr id="0" name="Picture 24"/>
+                    <pic:cNvPicPr>
+                      <a:picLocks noChangeAspect="1" noChangeArrowheads="1"/>
+                    </pic:cNvPicPr>
                   </pic:nvPicPr>
                   <pic:blipFill>
-                    <a:blip r:embed="rId15"/>
+                    <a:blip r:embed="rId15">
+                      <a:extLst>
+                        <a:ext uri="{28A0092B-C50C-407E-A947-70E740481C1C}">
+                          <a14:useLocalDpi xmlns:a14="http://schemas.microsoft.com/office/drawing/2010/main" val="0"/>
+                        </a:ext>
+                      </a:extLst>
+                    </a:blip>
+                    <a:srcRect/>
                     <a:stretch>
                       <a:fillRect/>
                     </a:stretch>
                   </pic:blipFill>
-                  <pic:spPr>
+                  <pic:spPr bwMode="auto">
                     <a:xfrm>
                       <a:off x="0" y="0"/>
-                      <a:ext cx="1109272" cy="415977"/>
+                      <a:ext cx="1137920" cy="426720"/>
                     </a:xfrm>
                     <a:prstGeom prst="rect">
                       <a:avLst/>
                     </a:prstGeom>
+                    <a:noFill/>
+                    <a:ln>
+                      <a:noFill/>
+                    </a:ln>
                   </pic:spPr>
                 </pic:pic>
               </a:graphicData>
@@ -2037,17 +2108,28 @@
           <w:kern w:val="0"/>
           <w:sz w:val="22"/>
         </w:rPr>
-        <w:t>在旧版文档中，文本域被叫做</w:t>
-      </w:r>
-      <w:r>
-        <w:rPr>
-          <w:rFonts w:ascii="Tahoma" w:eastAsia="微软雅黑" w:hAnsi="Tahoma"/>
+        <w:t>在旧版文档中，</w:t>
+      </w:r>
+      <w:proofErr w:type="gramStart"/>
+      <w:r>
+        <w:rPr>
+          <w:rFonts w:ascii="Tahoma" w:eastAsia="微软雅黑" w:hAnsi="Tahoma" w:hint="eastAsia"/>
           <w:color w:val="A6A6A6" w:themeColor="background1" w:themeShade="A6"/>
           <w:kern w:val="0"/>
           <w:sz w:val="22"/>
         </w:rPr>
+        <w:t>文本域被叫做</w:t>
+      </w:r>
+      <w:r>
+        <w:rPr>
+          <w:rFonts w:ascii="Tahoma" w:eastAsia="微软雅黑" w:hAnsi="Tahoma"/>
+          <w:color w:val="A6A6A6" w:themeColor="background1" w:themeShade="A6"/>
+          <w:kern w:val="0"/>
+          <w:sz w:val="22"/>
+        </w:rPr>
         <w:t>”</w:t>
       </w:r>
+      <w:proofErr w:type="gramEnd"/>
       <w:r>
         <w:rPr>
           <w:rFonts w:ascii="Tahoma" w:eastAsia="微软雅黑" w:hAnsi="Tahoma" w:hint="eastAsia"/>
@@ -2057,6 +2139,7 @@
         </w:rPr>
         <w:t>有规划的矩形</w:t>
       </w:r>
+      <w:proofErr w:type="gramStart"/>
       <w:r>
         <w:rPr>
           <w:rFonts w:ascii="Tahoma" w:eastAsia="微软雅黑" w:hAnsi="Tahoma"/>
@@ -2066,6 +2149,7 @@
         </w:rPr>
         <w:t>”</w:t>
       </w:r>
+      <w:proofErr w:type="gramEnd"/>
       <w:r>
         <w:rPr>
           <w:rFonts w:ascii="Tahoma" w:eastAsia="微软雅黑" w:hAnsi="Tahoma" w:hint="eastAsia"/>
@@ -2091,16 +2175,13 @@
       </w:pPr>
       <w:r>
         <w:rPr>
-          <w:rFonts w:ascii="Tahoma" w:eastAsia="微软雅黑" w:hAnsi="Tahoma"/>
           <w:noProof/>
-          <w:kern w:val="0"/>
-          <w:sz w:val="22"/>
         </w:rPr>
         <w:drawing>
-          <wp:inline distT="0" distB="0" distL="0" distR="0" wp14:anchorId="763D7385" wp14:editId="6B84AD52">
-            <wp:extent cx="1493520" cy="1455868"/>
+          <wp:inline distT="0" distB="0" distL="0" distR="0" wp14:anchorId="51573835" wp14:editId="7295AB4B">
+            <wp:extent cx="1661265" cy="1607820"/>
             <wp:effectExtent l="0" t="0" r="0" b="0"/>
-            <wp:docPr id="37" name="图片 37" descr="F:\rpg mv箱\Image 5.jpg"/>
+            <wp:docPr id="628516233" name="图片 7"/>
             <wp:cNvGraphicFramePr>
               <a:graphicFrameLocks xmlns:a="http://schemas.openxmlformats.org/drawingml/2006/main" noChangeAspect="1"/>
             </wp:cNvGraphicFramePr>
@@ -2108,7 +2189,7 @@
               <a:graphicData uri="http://schemas.openxmlformats.org/drawingml/2006/picture">
                 <pic:pic xmlns:pic="http://schemas.openxmlformats.org/drawingml/2006/picture">
                   <pic:nvPicPr>
-                    <pic:cNvPr id="0" name="Picture 11" descr="F:\rpg mv箱\Image 5.jpg"/>
+                    <pic:cNvPr id="0" name="Picture 26"/>
                     <pic:cNvPicPr>
                       <a:picLocks noChangeAspect="1" noChangeArrowheads="1"/>
                     </pic:cNvPicPr>
@@ -2129,7 +2210,7 @@
                   <pic:spPr bwMode="auto">
                     <a:xfrm>
                       <a:off x="0" y="0"/>
-                      <a:ext cx="1516283" cy="1478057"/>
+                      <a:ext cx="1664004" cy="1610471"/>
                     </a:xfrm>
                     <a:prstGeom prst="rect">
                       <a:avLst/>
@@ -2149,6 +2230,9 @@
     <w:p>
       <w:pPr>
         <w:pStyle w:val="3"/>
+        <w:rPr>
+          <w:rFonts w:hint="eastAsia"/>
+        </w:rPr>
       </w:pPr>
       <w:r>
         <w:rPr>
@@ -2247,7 +2331,7 @@
           <v:shape id="_x0000_i1026" type="#_x0000_t75" style="width:415.2pt;height:150pt" o:ole="">
             <v:imagedata r:id="rId17" o:title=""/>
           </v:shape>
-          <o:OLEObject Type="Embed" ProgID="Visio.Drawing.15" ShapeID="_x0000_i1026" DrawAspect="Content" ObjectID="_1717683346" r:id="rId18"/>
+          <o:OLEObject Type="Embed" ProgID="Visio.Drawing.15" ShapeID="_x0000_i1026" DrawAspect="Content" ObjectID="_1830182275" r:id="rId18"/>
         </w:object>
       </w:r>
     </w:p>
@@ -2374,7 +2458,25 @@
           <w:kern w:val="0"/>
           <w:sz w:val="22"/>
         </w:rPr>
-        <w:t>：可以被主菜单相关装饰插件进行装饰，通过</w:t>
+        <w:t>：可以被主菜</w:t>
+      </w:r>
+      <w:proofErr w:type="gramStart"/>
+      <w:r>
+        <w:rPr>
+          <w:rFonts w:ascii="Tahoma" w:eastAsia="微软雅黑" w:hAnsi="Tahoma" w:hint="eastAsia"/>
+          <w:kern w:val="0"/>
+          <w:sz w:val="22"/>
+        </w:rPr>
+        <w:t>单相关</w:t>
+      </w:r>
+      <w:proofErr w:type="gramEnd"/>
+      <w:r>
+        <w:rPr>
+          <w:rFonts w:ascii="Tahoma" w:eastAsia="微软雅黑" w:hAnsi="Tahoma" w:hint="eastAsia"/>
+          <w:kern w:val="0"/>
+          <w:sz w:val="22"/>
+        </w:rPr>
+        <w:t>装饰插件进行装饰，通过</w:t>
       </w:r>
       <w:r>
         <w:rPr>
@@ -2457,7 +2559,13 @@
         <w:t>固定设置好的窗口、贴图等内容。</w:t>
       </w:r>
     </w:p>
-    <w:p/>
+    <w:p>
+      <w:pPr>
+        <w:rPr>
+          <w:rFonts w:hint="eastAsia"/>
+        </w:rPr>
+      </w:pPr>
+    </w:p>
     <w:bookmarkEnd w:id="4"/>
     <w:p>
       <w:pPr>
@@ -2530,7 +2638,7 @@
           <v:shape id="_x0000_i1027" type="#_x0000_t75" style="width:241.8pt;height:186pt" o:ole="">
             <v:imagedata r:id="rId19" o:title=""/>
           </v:shape>
-          <o:OLEObject Type="Embed" ProgID="Visio.Drawing.15" ShapeID="_x0000_i1027" DrawAspect="Content" ObjectID="_1717683347" r:id="rId20"/>
+          <o:OLEObject Type="Embed" ProgID="Visio.Drawing.15" ShapeID="_x0000_i1027" DrawAspect="Content" ObjectID="_1830182276" r:id="rId20"/>
         </w:object>
       </w:r>
     </w:p>
@@ -2577,6 +2685,9 @@
     <w:p>
       <w:pPr>
         <w:pStyle w:val="3"/>
+        <w:rPr>
+          <w:rFonts w:hint="eastAsia"/>
+        </w:rPr>
       </w:pPr>
       <w:r>
         <w:rPr>
@@ -2864,10 +2975,10 @@
           <w:noProof/>
         </w:rPr>
         <w:drawing>
-          <wp:inline distT="0" distB="0" distL="0" distR="0" wp14:anchorId="2206F090" wp14:editId="7F477B28">
-            <wp:extent cx="3230880" cy="1768342"/>
-            <wp:effectExtent l="0" t="0" r="7620" b="3810"/>
-            <wp:docPr id="25" name="图片 25"/>
+          <wp:inline distT="0" distB="0" distL="0" distR="0" wp14:anchorId="72986A27" wp14:editId="46E5FBE2">
+            <wp:extent cx="3172116" cy="1737360"/>
+            <wp:effectExtent l="0" t="0" r="9525" b="0"/>
+            <wp:docPr id="2127781484" name="图片 8"/>
             <wp:cNvGraphicFramePr>
               <a:graphicFrameLocks xmlns:a="http://schemas.openxmlformats.org/drawingml/2006/main" noChangeAspect="1"/>
             </wp:cNvGraphicFramePr>
@@ -2875,8 +2986,10 @@
               <a:graphicData uri="http://schemas.openxmlformats.org/drawingml/2006/picture">
                 <pic:pic xmlns:pic="http://schemas.openxmlformats.org/drawingml/2006/picture">
                   <pic:nvPicPr>
-                    <pic:cNvPr id="0" name=""/>
-                    <pic:cNvPicPr/>
+                    <pic:cNvPr id="0" name="Picture 28"/>
+                    <pic:cNvPicPr>
+                      <a:picLocks noChangeAspect="1" noChangeArrowheads="1"/>
+                    </pic:cNvPicPr>
                   </pic:nvPicPr>
                   <pic:blipFill>
                     <a:blip r:embed="rId21">
@@ -2886,18 +2999,23 @@
                         </a:ext>
                       </a:extLst>
                     </a:blip>
+                    <a:srcRect/>
                     <a:stretch>
                       <a:fillRect/>
                     </a:stretch>
                   </pic:blipFill>
-                  <pic:spPr>
+                  <pic:spPr bwMode="auto">
                     <a:xfrm>
                       <a:off x="0" y="0"/>
-                      <a:ext cx="3251490" cy="1779622"/>
+                      <a:ext cx="3180589" cy="1742001"/>
                     </a:xfrm>
                     <a:prstGeom prst="rect">
                       <a:avLst/>
                     </a:prstGeom>
+                    <a:noFill/>
+                    <a:ln>
+                      <a:noFill/>
+                    </a:ln>
                   </pic:spPr>
                 </pic:pic>
               </a:graphicData>
@@ -2946,7 +3064,7 @@
         <w:widowControl/>
         <w:jc w:val="center"/>
         <w:rPr>
-          <w:rFonts w:ascii="宋体" w:eastAsia="宋体" w:hAnsi="宋体" w:cs="宋体"/>
+          <w:rFonts w:ascii="宋体" w:eastAsia="宋体" w:hAnsi="宋体" w:cs="宋体" w:hint="eastAsia"/>
           <w:kern w:val="0"/>
           <w:sz w:val="24"/>
           <w:szCs w:val="24"/>
@@ -2954,17 +3072,13 @@
       </w:pPr>
       <w:r>
         <w:rPr>
-          <w:rFonts w:ascii="宋体" w:eastAsia="宋体" w:hAnsi="宋体" w:cs="宋体"/>
           <w:noProof/>
-          <w:kern w:val="0"/>
-          <w:sz w:val="24"/>
-          <w:szCs w:val="24"/>
         </w:rPr>
         <w:drawing>
-          <wp:inline distT="0" distB="0" distL="0" distR="0" wp14:anchorId="744CAC3B" wp14:editId="3C7859A1">
-            <wp:extent cx="4465320" cy="3171718"/>
+          <wp:inline distT="0" distB="0" distL="0" distR="0" wp14:anchorId="00C2EAF6" wp14:editId="75194039">
+            <wp:extent cx="4290060" cy="3048000"/>
             <wp:effectExtent l="0" t="0" r="0" b="0"/>
-            <wp:docPr id="23" name="图片 23" descr="C:\Users\Administrator\AppData\Roaming\Tencent\Users\1355126171\QQ\WinTemp\RichOle\5$AG9`Q`_S1F`IWT2(SMB%H.png"/>
+            <wp:docPr id="964400378" name="图片 9"/>
             <wp:cNvGraphicFramePr>
               <a:graphicFrameLocks xmlns:a="http://schemas.openxmlformats.org/drawingml/2006/main" noChangeAspect="1"/>
             </wp:cNvGraphicFramePr>
@@ -2972,7 +3086,7 @@
               <a:graphicData uri="http://schemas.openxmlformats.org/drawingml/2006/picture">
                 <pic:pic xmlns:pic="http://schemas.openxmlformats.org/drawingml/2006/picture">
                   <pic:nvPicPr>
-                    <pic:cNvPr id="0" name="Picture 5" descr="C:\Users\Administrator\AppData\Roaming\Tencent\Users\1355126171\QQ\WinTemp\RichOle\5$AG9`Q`_S1F`IWT2(SMB%H.png"/>
+                    <pic:cNvPr id="0" name="Picture 30"/>
                     <pic:cNvPicPr>
                       <a:picLocks noChangeAspect="1" noChangeArrowheads="1"/>
                     </pic:cNvPicPr>
@@ -2993,7 +3107,7 @@
                   <pic:spPr bwMode="auto">
                     <a:xfrm>
                       <a:off x="0" y="0"/>
-                      <a:ext cx="4477967" cy="3180701"/>
+                      <a:ext cx="4290060" cy="3048000"/>
                     </a:xfrm>
                     <a:prstGeom prst="rect">
                       <a:avLst/>
@@ -3164,6 +3278,9 @@
     <w:p>
       <w:pPr>
         <w:pStyle w:val="2"/>
+        <w:rPr>
+          <w:rFonts w:hint="eastAsia"/>
+        </w:rPr>
       </w:pPr>
       <w:r>
         <w:rPr>
@@ -3176,6 +3293,9 @@
     <w:p>
       <w:pPr>
         <w:pStyle w:val="3"/>
+        <w:rPr>
+          <w:rFonts w:hint="eastAsia"/>
+        </w:rPr>
       </w:pPr>
       <w:bookmarkStart w:id="8" w:name="窗口常见参数"/>
       <w:r>
@@ -3305,7 +3425,6 @@
         <w:tc>
           <w:tcPr>
             <w:tcW w:w="1262" w:type="dxa"/>
-            <w:shd w:val="clear" w:color="auto" w:fill="auto"/>
             <w:vAlign w:val="center"/>
           </w:tcPr>
           <w:p>
@@ -3327,7 +3446,6 @@
         <w:tc>
           <w:tcPr>
             <w:tcW w:w="2977" w:type="dxa"/>
-            <w:shd w:val="clear" w:color="auto" w:fill="auto"/>
             <w:vAlign w:val="center"/>
           </w:tcPr>
           <w:p>
@@ -3360,7 +3478,6 @@
         <w:tc>
           <w:tcPr>
             <w:tcW w:w="3229" w:type="dxa"/>
-            <w:shd w:val="clear" w:color="auto" w:fill="auto"/>
             <w:vAlign w:val="center"/>
           </w:tcPr>
           <w:p>
@@ -3405,7 +3522,6 @@
         <w:tc>
           <w:tcPr>
             <w:tcW w:w="1262" w:type="dxa"/>
-            <w:shd w:val="clear" w:color="auto" w:fill="auto"/>
             <w:vAlign w:val="center"/>
           </w:tcPr>
           <w:p>
@@ -3433,7 +3549,6 @@
         <w:tc>
           <w:tcPr>
             <w:tcW w:w="2977" w:type="dxa"/>
-            <w:shd w:val="clear" w:color="auto" w:fill="auto"/>
           </w:tcPr>
           <w:p>
             <w:pPr>
@@ -3549,7 +3664,6 @@
         <w:tc>
           <w:tcPr>
             <w:tcW w:w="3229" w:type="dxa"/>
-            <w:shd w:val="clear" w:color="auto" w:fill="auto"/>
           </w:tcPr>
           <w:p>
             <w:pPr>
@@ -3624,7 +3738,6 @@
         <w:tc>
           <w:tcPr>
             <w:tcW w:w="1262" w:type="dxa"/>
-            <w:shd w:val="clear" w:color="auto" w:fill="auto"/>
             <w:vAlign w:val="center"/>
           </w:tcPr>
           <w:p>
@@ -3652,7 +3765,6 @@
         <w:tc>
           <w:tcPr>
             <w:tcW w:w="2977" w:type="dxa"/>
-            <w:shd w:val="clear" w:color="auto" w:fill="auto"/>
           </w:tcPr>
           <w:p>
             <w:pPr>
@@ -3733,7 +3845,6 @@
         <w:tc>
           <w:tcPr>
             <w:tcW w:w="3229" w:type="dxa"/>
-            <w:shd w:val="clear" w:color="auto" w:fill="auto"/>
           </w:tcPr>
           <w:p>
             <w:pPr>
@@ -3813,7 +3924,6 @@
         <w:tc>
           <w:tcPr>
             <w:tcW w:w="1262" w:type="dxa"/>
-            <w:shd w:val="clear" w:color="auto" w:fill="auto"/>
             <w:vAlign w:val="center"/>
           </w:tcPr>
           <w:p>
@@ -3841,7 +3951,6 @@
         <w:tc>
           <w:tcPr>
             <w:tcW w:w="2977" w:type="dxa"/>
-            <w:shd w:val="clear" w:color="auto" w:fill="auto"/>
           </w:tcPr>
           <w:p>
             <w:pPr>
@@ -3942,7 +4051,6 @@
         <w:tc>
           <w:tcPr>
             <w:tcW w:w="3229" w:type="dxa"/>
-            <w:shd w:val="clear" w:color="auto" w:fill="auto"/>
           </w:tcPr>
           <w:p>
             <w:pPr>
@@ -4327,7 +4435,6 @@
         <w:tc>
           <w:tcPr>
             <w:tcW w:w="1262" w:type="dxa"/>
-            <w:shd w:val="clear" w:color="auto" w:fill="auto"/>
             <w:vAlign w:val="center"/>
           </w:tcPr>
           <w:p>
@@ -4355,7 +4462,6 @@
         <w:tc>
           <w:tcPr>
             <w:tcW w:w="2977" w:type="dxa"/>
-            <w:shd w:val="clear" w:color="auto" w:fill="auto"/>
           </w:tcPr>
           <w:p>
             <w:pPr>
@@ -4541,7 +4647,6 @@
         <w:tc>
           <w:tcPr>
             <w:tcW w:w="3229" w:type="dxa"/>
-            <w:shd w:val="clear" w:color="auto" w:fill="auto"/>
           </w:tcPr>
           <w:p>
             <w:pPr>
@@ -4716,7 +4821,6 @@
         <w:tc>
           <w:tcPr>
             <w:tcW w:w="1262" w:type="dxa"/>
-            <w:shd w:val="clear" w:color="auto" w:fill="auto"/>
             <w:vAlign w:val="center"/>
           </w:tcPr>
           <w:p>
@@ -4744,7 +4848,6 @@
         <w:tc>
           <w:tcPr>
             <w:tcW w:w="2977" w:type="dxa"/>
-            <w:shd w:val="clear" w:color="auto" w:fill="auto"/>
           </w:tcPr>
           <w:p>
             <w:pPr>
@@ -4775,7 +4878,6 @@
         <w:tc>
           <w:tcPr>
             <w:tcW w:w="3229" w:type="dxa"/>
-            <w:shd w:val="clear" w:color="auto" w:fill="auto"/>
           </w:tcPr>
           <w:p>
             <w:pPr>
@@ -5177,7 +5279,6 @@
         <w:tc>
           <w:tcPr>
             <w:tcW w:w="1262" w:type="dxa"/>
-            <w:shd w:val="clear" w:color="auto" w:fill="auto"/>
             <w:vAlign w:val="center"/>
           </w:tcPr>
           <w:p>
@@ -5206,7 +5307,6 @@
         <w:tc>
           <w:tcPr>
             <w:tcW w:w="2977" w:type="dxa"/>
-            <w:shd w:val="clear" w:color="auto" w:fill="auto"/>
           </w:tcPr>
           <w:p>
             <w:pPr>
@@ -5237,7 +5337,6 @@
         <w:tc>
           <w:tcPr>
             <w:tcW w:w="3229" w:type="dxa"/>
-            <w:shd w:val="clear" w:color="auto" w:fill="auto"/>
           </w:tcPr>
           <w:p>
             <w:pPr>
@@ -5289,7 +5388,23 @@
           <w:rFonts w:ascii="Tahoma" w:eastAsia="微软雅黑" w:hAnsi="Tahoma" w:hint="eastAsia"/>
           <w:kern w:val="0"/>
         </w:rPr>
-        <w:t>可能会够更多的配置参数。</w:t>
+        <w:t>可能会</w:t>
+      </w:r>
+      <w:proofErr w:type="gramStart"/>
+      <w:r>
+        <w:rPr>
+          <w:rFonts w:ascii="Tahoma" w:eastAsia="微软雅黑" w:hAnsi="Tahoma" w:hint="eastAsia"/>
+          <w:kern w:val="0"/>
+        </w:rPr>
+        <w:t>够更多</w:t>
+      </w:r>
+      <w:proofErr w:type="gramEnd"/>
+      <w:r>
+        <w:rPr>
+          <w:rFonts w:ascii="Tahoma" w:eastAsia="微软雅黑" w:hAnsi="Tahoma" w:hint="eastAsia"/>
+          <w:kern w:val="0"/>
+        </w:rPr>
+        <w:t>的配置参数。</w:t>
       </w:r>
     </w:p>
     <w:p>
@@ -5468,6 +5583,9 @@
     <w:p>
       <w:pPr>
         <w:pStyle w:val="3"/>
+        <w:rPr>
+          <w:rFonts w:hint="eastAsia"/>
+        </w:rPr>
       </w:pPr>
       <w:r>
         <w:rPr>
@@ -5475,6 +5593,37 @@
         </w:rPr>
         <w:lastRenderedPageBreak/>
         <w:t>布局</w:t>
+      </w:r>
+    </w:p>
+    <w:p>
+      <w:pPr>
+        <w:pStyle w:val="4"/>
+        <w:spacing w:before="120" w:after="120" w:line="377" w:lineRule="auto"/>
+        <w:rPr>
+          <w:rFonts w:ascii="微软雅黑" w:eastAsia="微软雅黑" w:hAnsi="微软雅黑" w:hint="eastAsia"/>
+          <w:sz w:val="22"/>
+        </w:rPr>
+      </w:pPr>
+      <w:r>
+        <w:rPr>
+          <w:rFonts w:ascii="微软雅黑" w:eastAsia="微软雅黑" w:hAnsi="微软雅黑" w:hint="eastAsia"/>
+          <w:sz w:val="22"/>
+        </w:rPr>
+        <w:t>1）</w:t>
+      </w:r>
+      <w:r>
+        <w:rPr>
+          <w:rFonts w:ascii="微软雅黑" w:eastAsia="微软雅黑" w:hAnsi="微软雅黑" w:hint="eastAsia"/>
+          <w:sz w:val="22"/>
+        </w:rPr>
+        <w:t>布局</w:t>
+      </w:r>
+      <w:r>
+        <w:rPr>
+          <w:rFonts w:ascii="微软雅黑" w:eastAsia="微软雅黑" w:hAnsi="微软雅黑" w:hint="eastAsia"/>
+          <w:sz w:val="22"/>
+        </w:rPr>
+        <w:t>定义</w:t>
       </w:r>
     </w:p>
     <w:p>
@@ -5535,6 +5684,7 @@
         </w:rPr>
         <w:t>在插件中最初定义时，</w:t>
       </w:r>
+      <w:proofErr w:type="gramStart"/>
       <w:r>
         <w:rPr>
           <w:rFonts w:ascii="Tahoma" w:eastAsia="微软雅黑" w:hAnsi="Tahoma"/>
@@ -5542,6 +5692,7 @@
         </w:rPr>
         <w:t>”</w:t>
       </w:r>
+      <w:proofErr w:type="gramEnd"/>
       <w:r>
         <w:rPr>
           <w:rFonts w:ascii="Tahoma" w:eastAsia="微软雅黑" w:hAnsi="Tahoma" w:hint="eastAsia"/>
@@ -5549,6 +5700,7 @@
         </w:rPr>
         <w:t>布局</w:t>
       </w:r>
+      <w:proofErr w:type="gramStart"/>
       <w:r>
         <w:rPr>
           <w:rFonts w:ascii="Tahoma" w:eastAsia="微软雅黑" w:hAnsi="Tahoma"/>
@@ -5556,12 +5708,20 @@
         </w:rPr>
         <w:t>”</w:t>
       </w:r>
+      <w:proofErr w:type="gramEnd"/>
       <w:r>
         <w:rPr>
           <w:rFonts w:ascii="Tahoma" w:eastAsia="微软雅黑" w:hAnsi="Tahoma" w:hint="eastAsia"/>
           <w:kern w:val="0"/>
         </w:rPr>
         <w:t>这个词的概念没有定义好，现在也不方便全部推翻重新定义，所以现在仍然保留原定义。</w:t>
+      </w:r>
+      <w:r>
+        <w:rPr>
+          <w:rFonts w:ascii="Tahoma" w:eastAsia="微软雅黑" w:hAnsi="Tahoma" w:hint="eastAsia"/>
+          <w:kern w:val="0"/>
+        </w:rPr>
+        <w:t>简单</w:t>
       </w:r>
       <w:r>
         <w:rPr>
@@ -5611,16 +5771,13 @@
       </w:pPr>
       <w:r>
         <w:rPr>
-          <w:rFonts w:ascii="Tahoma" w:eastAsia="微软雅黑" w:hAnsi="Tahoma"/>
           <w:noProof/>
-          <w:kern w:val="0"/>
-          <w:sz w:val="22"/>
         </w:rPr>
         <w:drawing>
-          <wp:inline distT="0" distB="0" distL="0" distR="0" wp14:anchorId="6981721C" wp14:editId="1A2A806E">
-            <wp:extent cx="2130425" cy="1634490"/>
-            <wp:effectExtent l="0" t="0" r="3175" b="3810"/>
-            <wp:docPr id="29" name="图片 29" descr="F:\rpg mv箱\mog插件中文全翻译(Drill_up)v2.32\插件集合示例\img\Menu__main\主菜单-布局.png"/>
+          <wp:inline distT="0" distB="0" distL="0" distR="0" wp14:anchorId="205D3B3C" wp14:editId="6A913B85">
+            <wp:extent cx="2125980" cy="1628481"/>
+            <wp:effectExtent l="0" t="0" r="7620" b="0"/>
+            <wp:docPr id="893333905" name="图片 10"/>
             <wp:cNvGraphicFramePr>
               <a:graphicFrameLocks xmlns:a="http://schemas.openxmlformats.org/drawingml/2006/main" noChangeAspect="1"/>
             </wp:cNvGraphicFramePr>
@@ -5628,13 +5785,13 @@
               <a:graphicData uri="http://schemas.openxmlformats.org/drawingml/2006/picture">
                 <pic:pic xmlns:pic="http://schemas.openxmlformats.org/drawingml/2006/picture">
                   <pic:nvPicPr>
-                    <pic:cNvPr id="0" name="Picture 7" descr="F:\rpg mv箱\mog插件中文全翻译(Drill_up)v2.32\插件集合示例\img\Menu__main\主菜单-布局.png"/>
+                    <pic:cNvPr id="0" name="Picture 32"/>
                     <pic:cNvPicPr>
                       <a:picLocks noChangeAspect="1" noChangeArrowheads="1"/>
                     </pic:cNvPicPr>
                   </pic:nvPicPr>
                   <pic:blipFill>
-                    <a:blip r:embed="rId23" cstate="print">
+                    <a:blip r:embed="rId23">
                       <a:extLst>
                         <a:ext uri="{28A0092B-C50C-407E-A947-70E740481C1C}">
                           <a14:useLocalDpi xmlns:a14="http://schemas.microsoft.com/office/drawing/2010/main" val="0"/>
@@ -5649,7 +5806,7 @@
                   <pic:spPr bwMode="auto">
                     <a:xfrm>
                       <a:off x="0" y="0"/>
-                      <a:ext cx="2130425" cy="1634490"/>
+                      <a:ext cx="2135903" cy="1636082"/>
                     </a:xfrm>
                     <a:prstGeom prst="rect">
                       <a:avLst/>
@@ -5678,10 +5835,10 @@
           <w:noProof/>
         </w:rPr>
         <w:drawing>
-          <wp:inline distT="0" distB="0" distL="0" distR="0" wp14:anchorId="04E34BBF" wp14:editId="6F8B2A34">
-            <wp:extent cx="2182410" cy="1641812"/>
-            <wp:effectExtent l="0" t="0" r="8890" b="0"/>
-            <wp:docPr id="54" name="图片 54"/>
+          <wp:inline distT="0" distB="0" distL="0" distR="0" wp14:anchorId="02C17AD2" wp14:editId="1C1BFAC9">
+            <wp:extent cx="2103120" cy="1581546"/>
+            <wp:effectExtent l="0" t="0" r="0" b="0"/>
+            <wp:docPr id="970119884" name="图片 11"/>
             <wp:cNvGraphicFramePr>
               <a:graphicFrameLocks xmlns:a="http://schemas.openxmlformats.org/drawingml/2006/main" noChangeAspect="1"/>
             </wp:cNvGraphicFramePr>
@@ -5689,23 +5846,36 @@
               <a:graphicData uri="http://schemas.openxmlformats.org/drawingml/2006/picture">
                 <pic:pic xmlns:pic="http://schemas.openxmlformats.org/drawingml/2006/picture">
                   <pic:nvPicPr>
-                    <pic:cNvPr id="1" name=""/>
-                    <pic:cNvPicPr/>
+                    <pic:cNvPr id="0" name="Picture 34"/>
+                    <pic:cNvPicPr>
+                      <a:picLocks noChangeAspect="1" noChangeArrowheads="1"/>
+                    </pic:cNvPicPr>
                   </pic:nvPicPr>
                   <pic:blipFill>
-                    <a:blip r:embed="rId24"/>
+                    <a:blip r:embed="rId24">
+                      <a:extLst>
+                        <a:ext uri="{28A0092B-C50C-407E-A947-70E740481C1C}">
+                          <a14:useLocalDpi xmlns:a14="http://schemas.microsoft.com/office/drawing/2010/main" val="0"/>
+                        </a:ext>
+                      </a:extLst>
+                    </a:blip>
+                    <a:srcRect/>
                     <a:stretch>
                       <a:fillRect/>
                     </a:stretch>
                   </pic:blipFill>
-                  <pic:spPr>
+                  <pic:spPr bwMode="auto">
                     <a:xfrm>
                       <a:off x="0" y="0"/>
-                      <a:ext cx="2221236" cy="1671020"/>
+                      <a:ext cx="2105073" cy="1583015"/>
                     </a:xfrm>
                     <a:prstGeom prst="rect">
                       <a:avLst/>
                     </a:prstGeom>
+                    <a:noFill/>
+                    <a:ln>
+                      <a:noFill/>
+                    </a:ln>
                   </pic:spPr>
                 </pic:pic>
               </a:graphicData>
@@ -5772,7 +5942,7 @@
         <w:widowControl/>
         <w:jc w:val="center"/>
         <w:rPr>
-          <w:rFonts w:ascii="宋体" w:eastAsia="宋体" w:hAnsi="宋体" w:cs="宋体"/>
+          <w:rFonts w:ascii="宋体" w:eastAsia="宋体" w:hAnsi="宋体" w:cs="宋体" w:hint="eastAsia"/>
           <w:kern w:val="0"/>
           <w:sz w:val="24"/>
           <w:szCs w:val="24"/>
@@ -5780,16 +5950,13 @@
       </w:pPr>
       <w:r>
         <w:rPr>
-          <w:rFonts w:ascii="Tahoma" w:eastAsia="微软雅黑" w:hAnsi="Tahoma"/>
           <w:noProof/>
-          <w:kern w:val="0"/>
-          <w:sz w:val="22"/>
         </w:rPr>
         <w:drawing>
-          <wp:inline distT="0" distB="0" distL="0" distR="0" wp14:anchorId="0C55D223" wp14:editId="708D20AC">
-            <wp:extent cx="2106295" cy="1935515"/>
-            <wp:effectExtent l="0" t="0" r="8255" b="7620"/>
-            <wp:docPr id="41" name="图片 41" descr="F:\rpg mv箱\mog插件中文全翻译(Drill_up)v2.32\插件集合示例\img\Menu__shop\商店界面-购买窗口.png"/>
+          <wp:inline distT="0" distB="0" distL="0" distR="0" wp14:anchorId="0504422A" wp14:editId="1C1C78A5">
+            <wp:extent cx="2132965" cy="1957906"/>
+            <wp:effectExtent l="0" t="0" r="635" b="4445"/>
+            <wp:docPr id="1195786545" name="图片 12"/>
             <wp:cNvGraphicFramePr>
               <a:graphicFrameLocks xmlns:a="http://schemas.openxmlformats.org/drawingml/2006/main" noChangeAspect="1"/>
             </wp:cNvGraphicFramePr>
@@ -5797,7 +5964,7 @@
               <a:graphicData uri="http://schemas.openxmlformats.org/drawingml/2006/picture">
                 <pic:pic xmlns:pic="http://schemas.openxmlformats.org/drawingml/2006/picture">
                   <pic:nvPicPr>
-                    <pic:cNvPr id="0" name="Picture 11" descr="F:\rpg mv箱\mog插件中文全翻译(Drill_up)v2.32\插件集合示例\img\Menu__shop\商店界面-购买窗口.png"/>
+                    <pic:cNvPr id="0" name="Picture 36"/>
                     <pic:cNvPicPr>
                       <a:picLocks noChangeAspect="1" noChangeArrowheads="1"/>
                     </pic:cNvPicPr>
@@ -5818,7 +5985,7 @@
                   <pic:spPr bwMode="auto">
                     <a:xfrm>
                       <a:off x="0" y="0"/>
-                      <a:ext cx="2133541" cy="1960551"/>
+                      <a:ext cx="2135752" cy="1960464"/>
                     </a:xfrm>
                     <a:prstGeom prst="rect">
                       <a:avLst/>
@@ -5845,17 +6012,13 @@
       </w:r>
       <w:r>
         <w:rPr>
-          <w:rFonts w:ascii="宋体" w:eastAsia="宋体" w:hAnsi="宋体" w:cs="宋体"/>
           <w:noProof/>
-          <w:kern w:val="0"/>
-          <w:sz w:val="24"/>
-          <w:szCs w:val="24"/>
         </w:rPr>
         <w:drawing>
-          <wp:inline distT="0" distB="0" distL="0" distR="0" wp14:anchorId="187D70F3" wp14:editId="29A01446">
-            <wp:extent cx="2259064" cy="1945370"/>
-            <wp:effectExtent l="0" t="0" r="8255" b="0"/>
-            <wp:docPr id="40" name="图片 40" descr="C:\Users\lenovo\AppData\Roaming\Tencent\Users\1355126171\QQ\WinTemp\RichOle\VU~@G9`50H5WCIV7$KPP`}Y.png"/>
+          <wp:inline distT="0" distB="0" distL="0" distR="0" wp14:anchorId="652B2A81" wp14:editId="6DA40C83">
+            <wp:extent cx="2278380" cy="1973176"/>
+            <wp:effectExtent l="0" t="0" r="7620" b="8255"/>
+            <wp:docPr id="62319437" name="图片 13"/>
             <wp:cNvGraphicFramePr>
               <a:graphicFrameLocks xmlns:a="http://schemas.openxmlformats.org/drawingml/2006/main" noChangeAspect="1"/>
             </wp:cNvGraphicFramePr>
@@ -5863,7 +6026,7 @@
               <a:graphicData uri="http://schemas.openxmlformats.org/drawingml/2006/picture">
                 <pic:pic xmlns:pic="http://schemas.openxmlformats.org/drawingml/2006/picture">
                   <pic:nvPicPr>
-                    <pic:cNvPr id="0" name="Picture 9" descr="C:\Users\lenovo\AppData\Roaming\Tencent\Users\1355126171\QQ\WinTemp\RichOle\VU~@G9`50H5WCIV7$KPP`}Y.png"/>
+                    <pic:cNvPr id="0" name="Picture 38"/>
                     <pic:cNvPicPr>
                       <a:picLocks noChangeAspect="1" noChangeArrowheads="1"/>
                     </pic:cNvPicPr>
@@ -5884,7 +6047,7 @@
                   <pic:spPr bwMode="auto">
                     <a:xfrm>
                       <a:off x="0" y="0"/>
-                      <a:ext cx="2274476" cy="1958641"/>
+                      <a:ext cx="2280728" cy="1975209"/>
                     </a:xfrm>
                     <a:prstGeom prst="rect">
                       <a:avLst/>
@@ -5925,16 +6088,23 @@
         <w:pStyle w:val="4"/>
         <w:spacing w:before="120" w:after="120" w:line="377" w:lineRule="auto"/>
         <w:rPr>
-          <w:rFonts w:ascii="微软雅黑" w:eastAsia="微软雅黑" w:hAnsi="微软雅黑"/>
-          <w:sz w:val="22"/>
-        </w:rPr>
-      </w:pPr>
-      <w:r>
-        <w:rPr>
           <w:rFonts w:ascii="微软雅黑" w:eastAsia="微软雅黑" w:hAnsi="微软雅黑" w:hint="eastAsia"/>
           <w:sz w:val="22"/>
         </w:rPr>
+      </w:pPr>
+      <w:r>
+        <w:rPr>
+          <w:rFonts w:ascii="微软雅黑" w:eastAsia="微软雅黑" w:hAnsi="微软雅黑" w:hint="eastAsia"/>
+          <w:sz w:val="22"/>
+        </w:rPr>
         <w:lastRenderedPageBreak/>
+        <w:t>2）</w:t>
+      </w:r>
+      <w:r>
+        <w:rPr>
+          <w:rFonts w:ascii="微软雅黑" w:eastAsia="微软雅黑" w:hAnsi="微软雅黑" w:hint="eastAsia"/>
+          <w:sz w:val="22"/>
+        </w:rPr>
         <w:t>固定大小的窗口布局</w:t>
       </w:r>
     </w:p>
@@ -5991,16 +6161,13 @@
       </w:pPr>
       <w:r>
         <w:rPr>
-          <w:rFonts w:ascii="Tahoma" w:eastAsia="微软雅黑" w:hAnsi="Tahoma"/>
           <w:noProof/>
-          <w:kern w:val="0"/>
-          <w:sz w:val="22"/>
         </w:rPr>
         <w:drawing>
-          <wp:inline distT="0" distB="0" distL="0" distR="0" wp14:anchorId="58E4CED8" wp14:editId="5CE0083D">
-            <wp:extent cx="2827020" cy="1239588"/>
-            <wp:effectExtent l="0" t="0" r="0" b="0"/>
-            <wp:docPr id="14" name="图片 14"/>
+          <wp:inline distT="0" distB="0" distL="0" distR="0" wp14:anchorId="11C02A81" wp14:editId="3CA0D611">
+            <wp:extent cx="3078480" cy="1349244"/>
+            <wp:effectExtent l="0" t="0" r="7620" b="3810"/>
+            <wp:docPr id="958737105" name="图片 14"/>
             <wp:cNvGraphicFramePr>
               <a:graphicFrameLocks xmlns:a="http://schemas.openxmlformats.org/drawingml/2006/main" noChangeAspect="1"/>
             </wp:cNvGraphicFramePr>
@@ -6008,23 +6175,36 @@
               <a:graphicData uri="http://schemas.openxmlformats.org/drawingml/2006/picture">
                 <pic:pic xmlns:pic="http://schemas.openxmlformats.org/drawingml/2006/picture">
                   <pic:nvPicPr>
-                    <pic:cNvPr id="1" name=""/>
-                    <pic:cNvPicPr/>
+                    <pic:cNvPr id="0" name="Picture 40"/>
+                    <pic:cNvPicPr>
+                      <a:picLocks noChangeAspect="1" noChangeArrowheads="1"/>
+                    </pic:cNvPicPr>
                   </pic:nvPicPr>
                   <pic:blipFill>
-                    <a:blip r:embed="rId27"/>
+                    <a:blip r:embed="rId27">
+                      <a:extLst>
+                        <a:ext uri="{28A0092B-C50C-407E-A947-70E740481C1C}">
+                          <a14:useLocalDpi xmlns:a14="http://schemas.microsoft.com/office/drawing/2010/main" val="0"/>
+                        </a:ext>
+                      </a:extLst>
+                    </a:blip>
+                    <a:srcRect/>
                     <a:stretch>
                       <a:fillRect/>
                     </a:stretch>
                   </pic:blipFill>
-                  <pic:spPr>
+                  <pic:spPr bwMode="auto">
                     <a:xfrm>
                       <a:off x="0" y="0"/>
-                      <a:ext cx="2861151" cy="1254554"/>
+                      <a:ext cx="3082760" cy="1351120"/>
                     </a:xfrm>
                     <a:prstGeom prst="rect">
                       <a:avLst/>
                     </a:prstGeom>
+                    <a:noFill/>
+                    <a:ln>
+                      <a:noFill/>
+                    </a:ln>
                   </pic:spPr>
                 </pic:pic>
               </a:graphicData>
@@ -6175,7 +6355,6 @@
         <w:jc w:val="center"/>
         <w:rPr>
           <w:rFonts w:ascii="Tahoma" w:eastAsia="微软雅黑" w:hAnsi="Tahoma"/>
-          <w:color w:val="A6A6A6" w:themeColor="background1" w:themeShade="A6"/>
           <w:kern w:val="0"/>
           <w:sz w:val="22"/>
         </w:rPr>
@@ -6183,13 +6362,12 @@
       <w:r>
         <w:rPr>
           <w:noProof/>
-          <w:color w:val="A6A6A6" w:themeColor="background1" w:themeShade="A6"/>
         </w:rPr>
         <w:drawing>
-          <wp:inline distT="0" distB="0" distL="0" distR="0" wp14:anchorId="19A8E8D9" wp14:editId="23C7ED67">
-            <wp:extent cx="3268978" cy="914400"/>
-            <wp:effectExtent l="0" t="0" r="8255" b="0"/>
-            <wp:docPr id="30" name="图片 30"/>
+          <wp:inline distT="0" distB="0" distL="0" distR="0" wp14:anchorId="291726E6" wp14:editId="39C17FAC">
+            <wp:extent cx="3467100" cy="970271"/>
+            <wp:effectExtent l="0" t="0" r="0" b="1905"/>
+            <wp:docPr id="623703386" name="图片 15"/>
             <wp:cNvGraphicFramePr>
               <a:graphicFrameLocks xmlns:a="http://schemas.openxmlformats.org/drawingml/2006/main" noChangeAspect="1"/>
             </wp:cNvGraphicFramePr>
@@ -6197,23 +6375,36 @@
               <a:graphicData uri="http://schemas.openxmlformats.org/drawingml/2006/picture">
                 <pic:pic xmlns:pic="http://schemas.openxmlformats.org/drawingml/2006/picture">
                   <pic:nvPicPr>
-                    <pic:cNvPr id="0" name=""/>
-                    <pic:cNvPicPr/>
+                    <pic:cNvPr id="0" name="Picture 42"/>
+                    <pic:cNvPicPr>
+                      <a:picLocks noChangeAspect="1" noChangeArrowheads="1"/>
+                    </pic:cNvPicPr>
                   </pic:nvPicPr>
                   <pic:blipFill>
-                    <a:blip r:embed="rId28"/>
+                    <a:blip r:embed="rId28">
+                      <a:extLst>
+                        <a:ext uri="{28A0092B-C50C-407E-A947-70E740481C1C}">
+                          <a14:useLocalDpi xmlns:a14="http://schemas.microsoft.com/office/drawing/2010/main" val="0"/>
+                        </a:ext>
+                      </a:extLst>
+                    </a:blip>
+                    <a:srcRect/>
                     <a:stretch>
                       <a:fillRect/>
                     </a:stretch>
                   </pic:blipFill>
-                  <pic:spPr>
+                  <pic:spPr bwMode="auto">
                     <a:xfrm>
                       <a:off x="0" y="0"/>
-                      <a:ext cx="3336515" cy="933292"/>
+                      <a:ext cx="3475989" cy="972759"/>
                     </a:xfrm>
                     <a:prstGeom prst="rect">
                       <a:avLst/>
                     </a:prstGeom>
+                    <a:noFill/>
+                    <a:ln>
+                      <a:noFill/>
+                    </a:ln>
                   </pic:spPr>
                 </pic:pic>
               </a:graphicData>
@@ -6224,7 +6415,6 @@
       <w:r>
         <w:rPr>
           <w:noProof/>
-          <w:color w:val="A6A6A6" w:themeColor="background1" w:themeShade="A6"/>
         </w:rPr>
         <w:t xml:space="preserve"> </w:t>
       </w:r>
@@ -6238,7 +6428,6 @@
         <w:rPr>
           <w:rFonts w:ascii="Tahoma" w:eastAsia="微软雅黑" w:hAnsi="Tahoma"/>
           <w:bCs/>
-          <w:color w:val="A6A6A6" w:themeColor="background1" w:themeShade="A6"/>
           <w:kern w:val="0"/>
           <w:sz w:val="22"/>
         </w:rPr>
@@ -6247,7 +6436,6 @@
         <w:rPr>
           <w:rFonts w:ascii="Tahoma" w:eastAsia="微软雅黑" w:hAnsi="Tahoma" w:hint="eastAsia"/>
           <w:bCs/>
-          <w:color w:val="A6A6A6" w:themeColor="background1" w:themeShade="A6"/>
           <w:kern w:val="0"/>
           <w:sz w:val="22"/>
         </w:rPr>
@@ -6263,7 +6451,6 @@
         <w:rPr>
           <w:rFonts w:ascii="Tahoma" w:eastAsia="微软雅黑" w:hAnsi="Tahoma"/>
           <w:b/>
-          <w:color w:val="A6A6A6" w:themeColor="background1" w:themeShade="A6"/>
           <w:kern w:val="0"/>
           <w:sz w:val="22"/>
         </w:rPr>
@@ -6272,7 +6459,6 @@
         <w:rPr>
           <w:rFonts w:ascii="Tahoma" w:eastAsia="微软雅黑" w:hAnsi="Tahoma" w:hint="eastAsia"/>
           <w:bCs/>
-          <w:color w:val="A6A6A6" w:themeColor="background1" w:themeShade="A6"/>
           <w:kern w:val="0"/>
           <w:sz w:val="22"/>
         </w:rPr>
@@ -6287,24 +6473,19 @@
         <w:jc w:val="center"/>
         <w:rPr>
           <w:rFonts w:ascii="Tahoma" w:eastAsia="微软雅黑" w:hAnsi="Tahoma"/>
-          <w:color w:val="A6A6A6" w:themeColor="background1" w:themeShade="A6"/>
-          <w:kern w:val="0"/>
-          <w:sz w:val="22"/>
-        </w:rPr>
-      </w:pPr>
-      <w:r>
-        <w:rPr>
-          <w:rFonts w:ascii="Tahoma" w:eastAsia="微软雅黑" w:hAnsi="Tahoma"/>
+          <w:kern w:val="0"/>
+          <w:sz w:val="22"/>
+        </w:rPr>
+      </w:pPr>
+      <w:r>
+        <w:rPr>
           <w:noProof/>
-          <w:color w:val="A6A6A6" w:themeColor="background1" w:themeShade="A6"/>
-          <w:kern w:val="0"/>
-          <w:sz w:val="22"/>
         </w:rPr>
         <w:drawing>
-          <wp:inline distT="0" distB="0" distL="0" distR="0" wp14:anchorId="25B2DAB9" wp14:editId="3E8AA923">
-            <wp:extent cx="621887" cy="751918"/>
-            <wp:effectExtent l="0" t="0" r="6985" b="0"/>
-            <wp:docPr id="32" name="图片 32"/>
+          <wp:inline distT="0" distB="0" distL="0" distR="0" wp14:anchorId="5F4FA56F" wp14:editId="310D1BBC">
+            <wp:extent cx="731244" cy="879613"/>
+            <wp:effectExtent l="0" t="0" r="0" b="0"/>
+            <wp:docPr id="1827550504" name="图片 16"/>
             <wp:cNvGraphicFramePr>
               <a:graphicFrameLocks xmlns:a="http://schemas.openxmlformats.org/drawingml/2006/main" noChangeAspect="1"/>
             </wp:cNvGraphicFramePr>
@@ -6312,23 +6493,36 @@
               <a:graphicData uri="http://schemas.openxmlformats.org/drawingml/2006/picture">
                 <pic:pic xmlns:pic="http://schemas.openxmlformats.org/drawingml/2006/picture">
                   <pic:nvPicPr>
-                    <pic:cNvPr id="0" name=""/>
-                    <pic:cNvPicPr/>
+                    <pic:cNvPr id="0" name="Picture 44"/>
+                    <pic:cNvPicPr>
+                      <a:picLocks noChangeAspect="1" noChangeArrowheads="1"/>
+                    </pic:cNvPicPr>
                   </pic:nvPicPr>
                   <pic:blipFill>
-                    <a:blip r:embed="rId29"/>
+                    <a:blip r:embed="rId29">
+                      <a:extLst>
+                        <a:ext uri="{28A0092B-C50C-407E-A947-70E740481C1C}">
+                          <a14:useLocalDpi xmlns:a14="http://schemas.microsoft.com/office/drawing/2010/main" val="0"/>
+                        </a:ext>
+                      </a:extLst>
+                    </a:blip>
+                    <a:srcRect/>
                     <a:stretch>
                       <a:fillRect/>
                     </a:stretch>
                   </pic:blipFill>
-                  <pic:spPr>
+                  <pic:spPr bwMode="auto">
                     <a:xfrm>
                       <a:off x="0" y="0"/>
-                      <a:ext cx="663001" cy="801628"/>
+                      <a:ext cx="743704" cy="894601"/>
                     </a:xfrm>
                     <a:prstGeom prst="rect">
                       <a:avLst/>
                     </a:prstGeom>
+                    <a:noFill/>
+                    <a:ln>
+                      <a:noFill/>
+                    </a:ln>
                   </pic:spPr>
                 </pic:pic>
               </a:graphicData>
@@ -6339,13 +6533,12 @@
       <w:r>
         <w:rPr>
           <w:noProof/>
-          <w:color w:val="A6A6A6" w:themeColor="background1" w:themeShade="A6"/>
         </w:rPr>
         <w:drawing>
-          <wp:inline distT="0" distB="0" distL="0" distR="0" wp14:anchorId="43A4EC97" wp14:editId="6AACDC24">
-            <wp:extent cx="3725694" cy="746002"/>
-            <wp:effectExtent l="0" t="0" r="0" b="0"/>
-            <wp:docPr id="3" name="图片 3"/>
+          <wp:inline distT="0" distB="0" distL="0" distR="0" wp14:anchorId="373D5773" wp14:editId="51911E3E">
+            <wp:extent cx="4366260" cy="873147"/>
+            <wp:effectExtent l="0" t="0" r="0" b="3175"/>
+            <wp:docPr id="270938940" name="图片 17"/>
             <wp:cNvGraphicFramePr>
               <a:graphicFrameLocks xmlns:a="http://schemas.openxmlformats.org/drawingml/2006/main" noChangeAspect="1"/>
             </wp:cNvGraphicFramePr>
@@ -6353,8 +6546,10 @@
               <a:graphicData uri="http://schemas.openxmlformats.org/drawingml/2006/picture">
                 <pic:pic xmlns:pic="http://schemas.openxmlformats.org/drawingml/2006/picture">
                   <pic:nvPicPr>
-                    <pic:cNvPr id="0" name=""/>
-                    <pic:cNvPicPr/>
+                    <pic:cNvPr id="0" name="Picture 46"/>
+                    <pic:cNvPicPr>
+                      <a:picLocks noChangeAspect="1" noChangeArrowheads="1"/>
+                    </pic:cNvPicPr>
                   </pic:nvPicPr>
                   <pic:blipFill>
                     <a:blip r:embed="rId30">
@@ -6364,18 +6559,23 @@
                         </a:ext>
                       </a:extLst>
                     </a:blip>
+                    <a:srcRect/>
                     <a:stretch>
                       <a:fillRect/>
                     </a:stretch>
                   </pic:blipFill>
-                  <pic:spPr>
+                  <pic:spPr bwMode="auto">
                     <a:xfrm>
                       <a:off x="0" y="0"/>
-                      <a:ext cx="3822373" cy="765360"/>
+                      <a:ext cx="4379627" cy="875820"/>
                     </a:xfrm>
                     <a:prstGeom prst="rect">
                       <a:avLst/>
                     </a:prstGeom>
+                    <a:noFill/>
+                    <a:ln>
+                      <a:noFill/>
+                    </a:ln>
                   </pic:spPr>
                 </pic:pic>
               </a:graphicData>
@@ -6392,15 +6592,13 @@
         <w:jc w:val="left"/>
         <w:rPr>
           <w:rFonts w:ascii="Tahoma" w:eastAsia="微软雅黑" w:hAnsi="Tahoma"/>
-          <w:color w:val="A6A6A6" w:themeColor="background1" w:themeShade="A6"/>
-          <w:kern w:val="0"/>
-          <w:sz w:val="22"/>
-        </w:rPr>
-      </w:pPr>
-      <w:r>
-        <w:rPr>
-          <w:rFonts w:ascii="Tahoma" w:eastAsia="微软雅黑" w:hAnsi="Tahoma" w:hint="eastAsia"/>
-          <w:color w:val="A6A6A6" w:themeColor="background1" w:themeShade="A6"/>
+          <w:kern w:val="0"/>
+          <w:sz w:val="22"/>
+        </w:rPr>
+      </w:pPr>
+      <w:r>
+        <w:rPr>
+          <w:rFonts w:ascii="Tahoma" w:eastAsia="微软雅黑" w:hAnsi="Tahoma" w:hint="eastAsia"/>
           <w:kern w:val="0"/>
           <w:sz w:val="22"/>
         </w:rPr>
@@ -6409,7 +6607,6 @@
       <w:r>
         <w:rPr>
           <w:rFonts w:ascii="Tahoma" w:eastAsia="微软雅黑" w:hAnsi="Tahoma" w:hint="eastAsia"/>
-          <w:color w:val="A6A6A6" w:themeColor="background1" w:themeShade="A6"/>
           <w:kern w:val="0"/>
           <w:sz w:val="22"/>
         </w:rPr>
@@ -6418,7 +6615,6 @@
       <w:r>
         <w:rPr>
           <w:rFonts w:ascii="Tahoma" w:eastAsia="微软雅黑" w:hAnsi="Tahoma" w:hint="eastAsia"/>
-          <w:color w:val="A6A6A6" w:themeColor="background1" w:themeShade="A6"/>
           <w:kern w:val="0"/>
           <w:sz w:val="22"/>
         </w:rPr>
@@ -6427,7 +6623,6 @@
       <w:r>
         <w:rPr>
           <w:rFonts w:ascii="Tahoma" w:eastAsia="微软雅黑" w:hAnsi="Tahoma" w:hint="eastAsia"/>
-          <w:color w:val="A6A6A6" w:themeColor="background1" w:themeShade="A6"/>
           <w:kern w:val="0"/>
           <w:sz w:val="22"/>
         </w:rPr>
@@ -6436,7 +6631,6 @@
       <w:r>
         <w:rPr>
           <w:rFonts w:ascii="Tahoma" w:eastAsia="微软雅黑" w:hAnsi="Tahoma" w:hint="eastAsia"/>
-          <w:color w:val="A6A6A6" w:themeColor="background1" w:themeShade="A6"/>
           <w:kern w:val="0"/>
           <w:sz w:val="22"/>
         </w:rPr>
@@ -6445,7 +6639,6 @@
       <w:r>
         <w:rPr>
           <w:rFonts w:ascii="Tahoma" w:eastAsia="微软雅黑" w:hAnsi="Tahoma" w:hint="eastAsia"/>
-          <w:color w:val="A6A6A6" w:themeColor="background1" w:themeShade="A6"/>
           <w:kern w:val="0"/>
           <w:sz w:val="22"/>
         </w:rPr>
@@ -6460,24 +6653,19 @@
         <w:jc w:val="center"/>
         <w:rPr>
           <w:rFonts w:ascii="Tahoma" w:eastAsia="微软雅黑" w:hAnsi="Tahoma"/>
-          <w:color w:val="A6A6A6" w:themeColor="background1" w:themeShade="A6"/>
-          <w:kern w:val="0"/>
-          <w:sz w:val="22"/>
-        </w:rPr>
-      </w:pPr>
-      <w:r>
-        <w:rPr>
-          <w:rFonts w:ascii="Tahoma" w:eastAsia="微软雅黑" w:hAnsi="Tahoma"/>
+          <w:kern w:val="0"/>
+          <w:sz w:val="22"/>
+        </w:rPr>
+      </w:pPr>
+      <w:r>
+        <w:rPr>
           <w:noProof/>
-          <w:color w:val="A6A6A6" w:themeColor="background1" w:themeShade="A6"/>
-          <w:kern w:val="0"/>
-          <w:sz w:val="22"/>
         </w:rPr>
         <w:drawing>
-          <wp:inline distT="0" distB="0" distL="0" distR="0" wp14:anchorId="2E925452" wp14:editId="1E97B586">
-            <wp:extent cx="729047" cy="846636"/>
-            <wp:effectExtent l="0" t="0" r="0" b="0"/>
-            <wp:docPr id="31" name="图片 31"/>
+          <wp:inline distT="0" distB="0" distL="0" distR="0" wp14:anchorId="1756CA62" wp14:editId="2F89750F">
+            <wp:extent cx="763270" cy="886379"/>
+            <wp:effectExtent l="0" t="0" r="0" b="9525"/>
+            <wp:docPr id="1480724459" name="图片 18"/>
             <wp:cNvGraphicFramePr>
               <a:graphicFrameLocks xmlns:a="http://schemas.openxmlformats.org/drawingml/2006/main" noChangeAspect="1"/>
             </wp:cNvGraphicFramePr>
@@ -6485,23 +6673,36 @@
               <a:graphicData uri="http://schemas.openxmlformats.org/drawingml/2006/picture">
                 <pic:pic xmlns:pic="http://schemas.openxmlformats.org/drawingml/2006/picture">
                   <pic:nvPicPr>
-                    <pic:cNvPr id="0" name=""/>
-                    <pic:cNvPicPr/>
+                    <pic:cNvPr id="0" name="Picture 48"/>
+                    <pic:cNvPicPr>
+                      <a:picLocks noChangeAspect="1" noChangeArrowheads="1"/>
+                    </pic:cNvPicPr>
                   </pic:nvPicPr>
                   <pic:blipFill>
-                    <a:blip r:embed="rId31"/>
+                    <a:blip r:embed="rId31">
+                      <a:extLst>
+                        <a:ext uri="{28A0092B-C50C-407E-A947-70E740481C1C}">
+                          <a14:useLocalDpi xmlns:a14="http://schemas.microsoft.com/office/drawing/2010/main" val="0"/>
+                        </a:ext>
+                      </a:extLst>
+                    </a:blip>
+                    <a:srcRect/>
                     <a:stretch>
                       <a:fillRect/>
                     </a:stretch>
                   </pic:blipFill>
-                  <pic:spPr>
+                  <pic:spPr bwMode="auto">
                     <a:xfrm>
                       <a:off x="0" y="0"/>
-                      <a:ext cx="761476" cy="884296"/>
+                      <a:ext cx="767757" cy="891590"/>
                     </a:xfrm>
                     <a:prstGeom prst="rect">
                       <a:avLst/>
                     </a:prstGeom>
+                    <a:noFill/>
+                    <a:ln>
+                      <a:noFill/>
+                    </a:ln>
                   </pic:spPr>
                 </pic:pic>
               </a:graphicData>
@@ -6512,13 +6713,12 @@
       <w:r>
         <w:rPr>
           <w:noProof/>
-          <w:color w:val="A6A6A6" w:themeColor="background1" w:themeShade="A6"/>
         </w:rPr>
         <w:drawing>
-          <wp:inline distT="0" distB="0" distL="0" distR="0" wp14:anchorId="6F83C9A5" wp14:editId="1669937B">
-            <wp:extent cx="3706090" cy="759234"/>
-            <wp:effectExtent l="0" t="0" r="0" b="3175"/>
-            <wp:docPr id="1" name="图片 1"/>
+          <wp:inline distT="0" distB="0" distL="0" distR="0" wp14:anchorId="2F8DFCB8" wp14:editId="44923946">
+            <wp:extent cx="4298950" cy="880907"/>
+            <wp:effectExtent l="0" t="0" r="6350" b="0"/>
+            <wp:docPr id="575785612" name="图片 19"/>
             <wp:cNvGraphicFramePr>
               <a:graphicFrameLocks xmlns:a="http://schemas.openxmlformats.org/drawingml/2006/main" noChangeAspect="1"/>
             </wp:cNvGraphicFramePr>
@@ -6526,8 +6726,10 @@
               <a:graphicData uri="http://schemas.openxmlformats.org/drawingml/2006/picture">
                 <pic:pic xmlns:pic="http://schemas.openxmlformats.org/drawingml/2006/picture">
                   <pic:nvPicPr>
-                    <pic:cNvPr id="0" name=""/>
-                    <pic:cNvPicPr/>
+                    <pic:cNvPr id="0" name="Picture 50"/>
+                    <pic:cNvPicPr>
+                      <a:picLocks noChangeAspect="1" noChangeArrowheads="1"/>
+                    </pic:cNvPicPr>
                   </pic:nvPicPr>
                   <pic:blipFill>
                     <a:blip r:embed="rId32">
@@ -6537,18 +6739,23 @@
                         </a:ext>
                       </a:extLst>
                     </a:blip>
+                    <a:srcRect/>
                     <a:stretch>
                       <a:fillRect/>
                     </a:stretch>
                   </pic:blipFill>
-                  <pic:spPr>
+                  <pic:spPr bwMode="auto">
                     <a:xfrm>
                       <a:off x="0" y="0"/>
-                      <a:ext cx="3848991" cy="788509"/>
+                      <a:ext cx="4316575" cy="884519"/>
                     </a:xfrm>
                     <a:prstGeom prst="rect">
                       <a:avLst/>
                     </a:prstGeom>
+                    <a:noFill/>
+                    <a:ln>
+                      <a:noFill/>
+                    </a:ln>
                   </pic:spPr>
                 </pic:pic>
               </a:graphicData>
@@ -6565,15 +6772,13 @@
         <w:jc w:val="left"/>
         <w:rPr>
           <w:rFonts w:ascii="Tahoma" w:eastAsia="微软雅黑" w:hAnsi="Tahoma"/>
-          <w:color w:val="A6A6A6" w:themeColor="background1" w:themeShade="A6"/>
-          <w:kern w:val="0"/>
-          <w:sz w:val="22"/>
-        </w:rPr>
-      </w:pPr>
-      <w:r>
-        <w:rPr>
-          <w:rFonts w:ascii="Tahoma" w:eastAsia="微软雅黑" w:hAnsi="Tahoma" w:hint="eastAsia"/>
-          <w:color w:val="A6A6A6" w:themeColor="background1" w:themeShade="A6"/>
+          <w:kern w:val="0"/>
+          <w:sz w:val="22"/>
+        </w:rPr>
+      </w:pPr>
+      <w:r>
+        <w:rPr>
+          <w:rFonts w:ascii="Tahoma" w:eastAsia="微软雅黑" w:hAnsi="Tahoma" w:hint="eastAsia"/>
           <w:kern w:val="0"/>
           <w:sz w:val="22"/>
         </w:rPr>
@@ -6583,7 +6788,6 @@
         <w:rPr>
           <w:rFonts w:ascii="Tahoma" w:eastAsia="微软雅黑" w:hAnsi="Tahoma" w:hint="eastAsia"/>
           <w:b/>
-          <w:color w:val="A6A6A6" w:themeColor="background1" w:themeShade="A6"/>
           <w:kern w:val="0"/>
           <w:sz w:val="22"/>
         </w:rPr>
@@ -6592,7 +6796,6 @@
       <w:r>
         <w:rPr>
           <w:rFonts w:ascii="Tahoma" w:eastAsia="微软雅黑" w:hAnsi="Tahoma" w:hint="eastAsia"/>
-          <w:color w:val="A6A6A6" w:themeColor="background1" w:themeShade="A6"/>
           <w:kern w:val="0"/>
           <w:sz w:val="22"/>
         </w:rPr>
@@ -6607,7 +6810,6 @@
         <w:jc w:val="center"/>
         <w:rPr>
           <w:rFonts w:ascii="Tahoma" w:eastAsia="微软雅黑" w:hAnsi="Tahoma"/>
-          <w:color w:val="A6A6A6" w:themeColor="background1" w:themeShade="A6"/>
           <w:kern w:val="0"/>
           <w:sz w:val="22"/>
         </w:rPr>
@@ -6615,13 +6817,12 @@
       <w:r>
         <w:rPr>
           <w:noProof/>
-          <w:color w:val="A6A6A6" w:themeColor="background1" w:themeShade="A6"/>
         </w:rPr>
         <w:drawing>
-          <wp:inline distT="0" distB="0" distL="0" distR="0" wp14:anchorId="61EA8411" wp14:editId="112034FA">
-            <wp:extent cx="3953423" cy="776957"/>
-            <wp:effectExtent l="0" t="0" r="0" b="4445"/>
-            <wp:docPr id="15" name="图片 15"/>
+          <wp:inline distT="0" distB="0" distL="0" distR="0" wp14:anchorId="3AA5A096" wp14:editId="186AA552">
+            <wp:extent cx="4984750" cy="980026"/>
+            <wp:effectExtent l="0" t="0" r="6350" b="0"/>
+            <wp:docPr id="767909061" name="图片 20"/>
             <wp:cNvGraphicFramePr>
               <a:graphicFrameLocks xmlns:a="http://schemas.openxmlformats.org/drawingml/2006/main" noChangeAspect="1"/>
             </wp:cNvGraphicFramePr>
@@ -6629,8 +6830,10 @@
               <a:graphicData uri="http://schemas.openxmlformats.org/drawingml/2006/picture">
                 <pic:pic xmlns:pic="http://schemas.openxmlformats.org/drawingml/2006/picture">
                   <pic:nvPicPr>
-                    <pic:cNvPr id="0" name=""/>
-                    <pic:cNvPicPr/>
+                    <pic:cNvPr id="0" name="Picture 52"/>
+                    <pic:cNvPicPr>
+                      <a:picLocks noChangeAspect="1" noChangeArrowheads="1"/>
+                    </pic:cNvPicPr>
                   </pic:nvPicPr>
                   <pic:blipFill>
                     <a:blip r:embed="rId33">
@@ -6640,18 +6843,23 @@
                         </a:ext>
                       </a:extLst>
                     </a:blip>
+                    <a:srcRect/>
                     <a:stretch>
                       <a:fillRect/>
                     </a:stretch>
                   </pic:blipFill>
-                  <pic:spPr>
+                  <pic:spPr bwMode="auto">
                     <a:xfrm>
                       <a:off x="0" y="0"/>
-                      <a:ext cx="4076123" cy="801071"/>
+                      <a:ext cx="5004159" cy="983842"/>
                     </a:xfrm>
                     <a:prstGeom prst="rect">
                       <a:avLst/>
                     </a:prstGeom>
+                    <a:noFill/>
+                    <a:ln>
+                      <a:noFill/>
+                    </a:ln>
                   </pic:spPr>
                 </pic:pic>
               </a:graphicData>
@@ -6684,16 +6892,23 @@
         <w:pStyle w:val="4"/>
         <w:spacing w:before="120" w:after="120" w:line="377" w:lineRule="auto"/>
         <w:rPr>
-          <w:rFonts w:ascii="微软雅黑" w:eastAsia="微软雅黑" w:hAnsi="微软雅黑"/>
-          <w:sz w:val="22"/>
-        </w:rPr>
-      </w:pPr>
-      <w:r>
-        <w:rPr>
           <w:rFonts w:ascii="微软雅黑" w:eastAsia="微软雅黑" w:hAnsi="微软雅黑" w:hint="eastAsia"/>
           <w:sz w:val="22"/>
         </w:rPr>
+      </w:pPr>
+      <w:r>
+        <w:rPr>
+          <w:rFonts w:ascii="微软雅黑" w:eastAsia="微软雅黑" w:hAnsi="微软雅黑" w:hint="eastAsia"/>
+          <w:sz w:val="22"/>
+        </w:rPr>
         <w:lastRenderedPageBreak/>
+        <w:t>3）</w:t>
+      </w:r>
+      <w:r>
+        <w:rPr>
+          <w:rFonts w:ascii="微软雅黑" w:eastAsia="微软雅黑" w:hAnsi="微软雅黑" w:hint="eastAsia"/>
+          <w:sz w:val="22"/>
+        </w:rPr>
         <w:t>可变</w:t>
       </w:r>
       <w:r>
@@ -6894,17 +7109,13 @@
       </w:pPr>
       <w:r>
         <w:rPr>
-          <w:rFonts w:ascii="宋体" w:eastAsia="宋体" w:hAnsi="宋体" w:cs="宋体"/>
           <w:noProof/>
-          <w:kern w:val="0"/>
-          <w:sz w:val="24"/>
-          <w:szCs w:val="24"/>
         </w:rPr>
         <w:drawing>
-          <wp:inline distT="0" distB="0" distL="0" distR="0" wp14:anchorId="5B5A9F3C" wp14:editId="3E9B9A7D">
-            <wp:extent cx="3909060" cy="1106888"/>
-            <wp:effectExtent l="0" t="0" r="0" b="0"/>
-            <wp:docPr id="16" name="图片 16"/>
+          <wp:inline distT="0" distB="0" distL="0" distR="0" wp14:anchorId="6A365DA5" wp14:editId="500584FA">
+            <wp:extent cx="4907280" cy="1389543"/>
+            <wp:effectExtent l="0" t="0" r="7620" b="1270"/>
+            <wp:docPr id="1752025427" name="图片 21"/>
             <wp:cNvGraphicFramePr>
               <a:graphicFrameLocks xmlns:a="http://schemas.openxmlformats.org/drawingml/2006/main" noChangeAspect="1"/>
             </wp:cNvGraphicFramePr>
@@ -6912,7 +7123,7 @@
               <a:graphicData uri="http://schemas.openxmlformats.org/drawingml/2006/picture">
                 <pic:pic xmlns:pic="http://schemas.openxmlformats.org/drawingml/2006/picture">
                   <pic:nvPicPr>
-                    <pic:cNvPr id="0" name="Picture 4"/>
+                    <pic:cNvPr id="0" name="Picture 54"/>
                     <pic:cNvPicPr>
                       <a:picLocks noChangeAspect="1" noChangeArrowheads="1"/>
                     </pic:cNvPicPr>
@@ -6933,7 +7144,7 @@
                   <pic:spPr bwMode="auto">
                     <a:xfrm>
                       <a:off x="0" y="0"/>
-                      <a:ext cx="3946932" cy="1117612"/>
+                      <a:ext cx="4911741" cy="1390806"/>
                     </a:xfrm>
                     <a:prstGeom prst="rect">
                       <a:avLst/>
@@ -6972,6 +7183,9 @@
     <w:p>
       <w:pPr>
         <w:pStyle w:val="3"/>
+        <w:rPr>
+          <w:rFonts w:hint="eastAsia"/>
+        </w:rPr>
       </w:pPr>
       <w:r>
         <w:rPr>
@@ -7045,13 +7259,23 @@
           <w:sz w:val="22"/>
         </w:rPr>
       </w:pPr>
-      <w:r>
-        <w:rPr>
-          <w:rFonts w:ascii="Tahoma" w:eastAsia="微软雅黑" w:hAnsi="Tahoma" w:hint="eastAsia"/>
-          <w:kern w:val="0"/>
-          <w:sz w:val="22"/>
-        </w:rPr>
-        <w:t>文本域与窗口的高宽有一环白色的内边距，通常为</w:t>
+      <w:proofErr w:type="gramStart"/>
+      <w:r>
+        <w:rPr>
+          <w:rFonts w:ascii="Tahoma" w:eastAsia="微软雅黑" w:hAnsi="Tahoma" w:hint="eastAsia"/>
+          <w:kern w:val="0"/>
+          <w:sz w:val="22"/>
+        </w:rPr>
+        <w:t>文本域与窗口</w:t>
+      </w:r>
+      <w:proofErr w:type="gramEnd"/>
+      <w:r>
+        <w:rPr>
+          <w:rFonts w:ascii="Tahoma" w:eastAsia="微软雅黑" w:hAnsi="Tahoma" w:hint="eastAsia"/>
+          <w:kern w:val="0"/>
+          <w:sz w:val="22"/>
+        </w:rPr>
+        <w:t>的高宽有一环白色的内边距，通常为</w:t>
       </w:r>
       <w:r>
         <w:rPr>
@@ -7119,17 +7343,28 @@
           <w:kern w:val="0"/>
           <w:sz w:val="22"/>
         </w:rPr>
-        <w:t>在旧版文档中，文本域被叫做</w:t>
-      </w:r>
-      <w:r>
-        <w:rPr>
-          <w:rFonts w:ascii="Tahoma" w:eastAsia="微软雅黑" w:hAnsi="Tahoma"/>
+        <w:t>在旧版文档中，</w:t>
+      </w:r>
+      <w:proofErr w:type="gramStart"/>
+      <w:r>
+        <w:rPr>
+          <w:rFonts w:ascii="Tahoma" w:eastAsia="微软雅黑" w:hAnsi="Tahoma" w:hint="eastAsia"/>
           <w:color w:val="A6A6A6" w:themeColor="background1" w:themeShade="A6"/>
           <w:kern w:val="0"/>
           <w:sz w:val="22"/>
         </w:rPr>
+        <w:t>文本域被叫做</w:t>
+      </w:r>
+      <w:r>
+        <w:rPr>
+          <w:rFonts w:ascii="Tahoma" w:eastAsia="微软雅黑" w:hAnsi="Tahoma"/>
+          <w:color w:val="A6A6A6" w:themeColor="background1" w:themeShade="A6"/>
+          <w:kern w:val="0"/>
+          <w:sz w:val="22"/>
+        </w:rPr>
         <w:t>”</w:t>
       </w:r>
+      <w:proofErr w:type="gramEnd"/>
       <w:r>
         <w:rPr>
           <w:rFonts w:ascii="Tahoma" w:eastAsia="微软雅黑" w:hAnsi="Tahoma" w:hint="eastAsia"/>
@@ -7139,6 +7374,7 @@
         </w:rPr>
         <w:t>有规划的矩形</w:t>
       </w:r>
+      <w:proofErr w:type="gramStart"/>
       <w:r>
         <w:rPr>
           <w:rFonts w:ascii="Tahoma" w:eastAsia="微软雅黑" w:hAnsi="Tahoma"/>
@@ -7148,6 +7384,7 @@
         </w:rPr>
         <w:t>”</w:t>
       </w:r>
+      <w:proofErr w:type="gramEnd"/>
       <w:r>
         <w:rPr>
           <w:rFonts w:ascii="Tahoma" w:eastAsia="微软雅黑" w:hAnsi="Tahoma" w:hint="eastAsia"/>
@@ -7165,13 +7402,16 @@
         <w:snapToGrid w:val="0"/>
         <w:spacing w:after="200"/>
         <w:jc w:val="center"/>
+        <w:rPr>
+          <w:rFonts w:hint="eastAsia"/>
+        </w:rPr>
       </w:pPr>
       <w:r>
         <w:object w:dxaOrig="2836" w:dyaOrig="1800" w14:anchorId="5A36BB6C">
           <v:shape id="_x0000_i1028" type="#_x0000_t75" style="width:141.6pt;height:90.6pt" o:ole="">
             <v:imagedata r:id="rId35" o:title=""/>
           </v:shape>
-          <o:OLEObject Type="Embed" ProgID="Visio.Drawing.15" ShapeID="_x0000_i1028" DrawAspect="Content" ObjectID="_1717683348" r:id="rId36"/>
+          <o:OLEObject Type="Embed" ProgID="Visio.Drawing.15" ShapeID="_x0000_i1028" DrawAspect="Content" ObjectID="_1830182277" r:id="rId36"/>
         </w:object>
       </w:r>
     </w:p>
@@ -7220,13 +7460,16 @@
         <w:snapToGrid w:val="0"/>
         <w:spacing w:after="200"/>
         <w:jc w:val="center"/>
+        <w:rPr>
+          <w:rFonts w:hint="eastAsia"/>
+        </w:rPr>
       </w:pPr>
       <w:r>
         <w:object w:dxaOrig="2836" w:dyaOrig="1935" w14:anchorId="7E04C76B">
           <v:shape id="_x0000_i1029" type="#_x0000_t75" style="width:141.6pt;height:96.6pt" o:ole="">
             <v:imagedata r:id="rId37" o:title=""/>
           </v:shape>
-          <o:OLEObject Type="Embed" ProgID="Visio.Drawing.15" ShapeID="_x0000_i1029" DrawAspect="Content" ObjectID="_1717683349" r:id="rId38"/>
+          <o:OLEObject Type="Embed" ProgID="Visio.Drawing.15" ShapeID="_x0000_i1029" DrawAspect="Content" ObjectID="_1830182278" r:id="rId38"/>
         </w:object>
       </w:r>
     </w:p>
@@ -7291,6 +7534,7 @@
         </w:rPr>
         <w:t>如果窗口中有</w:t>
       </w:r>
+      <w:proofErr w:type="gramStart"/>
       <w:r>
         <w:rPr>
           <w:rFonts w:ascii="Tahoma" w:eastAsia="微软雅黑" w:hAnsi="Tahoma"/>
@@ -7299,6 +7543,7 @@
         </w:rPr>
         <w:t>”</w:t>
       </w:r>
+      <w:proofErr w:type="gramEnd"/>
       <w:r>
         <w:rPr>
           <w:rFonts w:ascii="Tahoma" w:eastAsia="微软雅黑" w:hAnsi="Tahoma" w:hint="eastAsia"/>
@@ -7307,6 +7552,7 @@
         </w:rPr>
         <w:t>每条选项高度</w:t>
       </w:r>
+      <w:proofErr w:type="gramStart"/>
       <w:r>
         <w:rPr>
           <w:rFonts w:ascii="Tahoma" w:eastAsia="微软雅黑" w:hAnsi="Tahoma"/>
@@ -7315,13 +7561,32 @@
         </w:rPr>
         <w:t>”</w:t>
       </w:r>
-      <w:r>
-        <w:rPr>
-          <w:rFonts w:ascii="Tahoma" w:eastAsia="微软雅黑" w:hAnsi="Tahoma" w:hint="eastAsia"/>
-          <w:kern w:val="0"/>
-          <w:sz w:val="22"/>
-        </w:rPr>
-        <w:t>属性，那么文本域分配选项剩余的高度时，会留出空白。</w:t>
+      <w:proofErr w:type="gramEnd"/>
+      <w:r>
+        <w:rPr>
+          <w:rFonts w:ascii="Tahoma" w:eastAsia="微软雅黑" w:hAnsi="Tahoma" w:hint="eastAsia"/>
+          <w:kern w:val="0"/>
+          <w:sz w:val="22"/>
+        </w:rPr>
+        <w:t>属性，那么文本</w:t>
+      </w:r>
+      <w:proofErr w:type="gramStart"/>
+      <w:r>
+        <w:rPr>
+          <w:rFonts w:ascii="Tahoma" w:eastAsia="微软雅黑" w:hAnsi="Tahoma" w:hint="eastAsia"/>
+          <w:kern w:val="0"/>
+          <w:sz w:val="22"/>
+        </w:rPr>
+        <w:t>域分配</w:t>
+      </w:r>
+      <w:proofErr w:type="gramEnd"/>
+      <w:r>
+        <w:rPr>
+          <w:rFonts w:ascii="Tahoma" w:eastAsia="微软雅黑" w:hAnsi="Tahoma" w:hint="eastAsia"/>
+          <w:kern w:val="0"/>
+          <w:sz w:val="22"/>
+        </w:rPr>
+        <w:t>选项剩余的高度时，会留出空白。</w:t>
       </w:r>
     </w:p>
     <w:p>
@@ -7344,6 +7609,7 @@
         </w:rPr>
         <w:t>如果窗口中为</w:t>
       </w:r>
+      <w:proofErr w:type="gramStart"/>
       <w:r>
         <w:rPr>
           <w:rFonts w:ascii="Tahoma" w:eastAsia="微软雅黑" w:hAnsi="Tahoma"/>
@@ -7352,6 +7618,7 @@
         </w:rPr>
         <w:t>”</w:t>
       </w:r>
+      <w:proofErr w:type="gramEnd"/>
       <w:r>
         <w:rPr>
           <w:rFonts w:ascii="Tahoma" w:eastAsia="微软雅黑" w:hAnsi="Tahoma" w:hint="eastAsia"/>
@@ -7360,6 +7627,7 @@
         </w:rPr>
         <w:t>最大选项显示行</w:t>
       </w:r>
+      <w:proofErr w:type="gramStart"/>
       <w:r>
         <w:rPr>
           <w:rFonts w:ascii="Tahoma" w:eastAsia="微软雅黑" w:hAnsi="Tahoma"/>
@@ -7368,6 +7636,7 @@
         </w:rPr>
         <w:t>”</w:t>
       </w:r>
+      <w:proofErr w:type="gramEnd"/>
       <w:r>
         <w:rPr>
           <w:rFonts w:ascii="Tahoma" w:eastAsia="微软雅黑" w:hAnsi="Tahoma" w:hint="eastAsia"/>
@@ -7395,7 +7664,7 @@
           <v:shape id="_x0000_i1030" type="#_x0000_t75" style="width:141.6pt;height:90.6pt" o:ole="">
             <v:imagedata r:id="rId39" o:title=""/>
           </v:shape>
-          <o:OLEObject Type="Embed" ProgID="Visio.Drawing.15" ShapeID="_x0000_i1030" DrawAspect="Content" ObjectID="_1717683350" r:id="rId40"/>
+          <o:OLEObject Type="Embed" ProgID="Visio.Drawing.15" ShapeID="_x0000_i1030" DrawAspect="Content" ObjectID="_1830182279" r:id="rId40"/>
         </w:object>
       </w:r>
     </w:p>
@@ -7493,16 +7762,13 @@
       </w:pPr>
       <w:r>
         <w:rPr>
-          <w:rFonts w:ascii="Tahoma" w:eastAsia="微软雅黑" w:hAnsi="Tahoma"/>
           <w:noProof/>
-          <w:kern w:val="0"/>
-          <w:sz w:val="22"/>
         </w:rPr>
         <w:drawing>
-          <wp:inline distT="0" distB="0" distL="0" distR="0" wp14:anchorId="0840D430" wp14:editId="234ADA8A">
-            <wp:extent cx="4659549" cy="968904"/>
-            <wp:effectExtent l="0" t="0" r="0" b="3175"/>
-            <wp:docPr id="8" name="图片 8"/>
+          <wp:inline distT="0" distB="0" distL="0" distR="0" wp14:anchorId="6E021F96" wp14:editId="4D7FAA0C">
+            <wp:extent cx="5036820" cy="1051560"/>
+            <wp:effectExtent l="0" t="0" r="0" b="0"/>
+            <wp:docPr id="1213595872" name="图片 22"/>
             <wp:cNvGraphicFramePr>
               <a:graphicFrameLocks xmlns:a="http://schemas.openxmlformats.org/drawingml/2006/main" noChangeAspect="1"/>
             </wp:cNvGraphicFramePr>
@@ -7510,8 +7776,10 @@
               <a:graphicData uri="http://schemas.openxmlformats.org/drawingml/2006/picture">
                 <pic:pic xmlns:pic="http://schemas.openxmlformats.org/drawingml/2006/picture">
                   <pic:nvPicPr>
-                    <pic:cNvPr id="0" name=""/>
-                    <pic:cNvPicPr/>
+                    <pic:cNvPr id="0" name="Picture 56"/>
+                    <pic:cNvPicPr>
+                      <a:picLocks noChangeAspect="1" noChangeArrowheads="1"/>
+                    </pic:cNvPicPr>
                   </pic:nvPicPr>
                   <pic:blipFill>
                     <a:blip r:embed="rId41">
@@ -7521,18 +7789,23 @@
                         </a:ext>
                       </a:extLst>
                     </a:blip>
+                    <a:srcRect/>
                     <a:stretch>
                       <a:fillRect/>
                     </a:stretch>
                   </pic:blipFill>
-                  <pic:spPr>
+                  <pic:spPr bwMode="auto">
                     <a:xfrm>
                       <a:off x="0" y="0"/>
-                      <a:ext cx="4684584" cy="974110"/>
+                      <a:ext cx="5036820" cy="1051560"/>
                     </a:xfrm>
                     <a:prstGeom prst="rect">
                       <a:avLst/>
                     </a:prstGeom>
+                    <a:noFill/>
+                    <a:ln>
+                      <a:noFill/>
+                    </a:ln>
                   </pic:spPr>
                 </pic:pic>
               </a:graphicData>
@@ -7563,6 +7836,9 @@
     <w:p>
       <w:pPr>
         <w:pStyle w:val="3"/>
+        <w:rPr>
+          <w:rFonts w:hint="eastAsia"/>
+        </w:rPr>
       </w:pPr>
       <w:r>
         <w:rPr>
@@ -7752,8 +8028,18 @@
           <w:kern w:val="0"/>
           <w:sz w:val="22"/>
         </w:rPr>
-        <w:t>单张贴图背景</w:t>
-      </w:r>
+        <w:t>单张贴</w:t>
+      </w:r>
+      <w:proofErr w:type="gramStart"/>
+      <w:r>
+        <w:rPr>
+          <w:rFonts w:ascii="Tahoma" w:eastAsia="微软雅黑" w:hAnsi="Tahoma" w:hint="eastAsia"/>
+          <w:kern w:val="0"/>
+          <w:sz w:val="22"/>
+        </w:rPr>
+        <w:t>图背景</w:t>
+      </w:r>
+      <w:proofErr w:type="gramEnd"/>
       <w:r>
         <w:rPr>
           <w:rFonts w:ascii="Tahoma" w:eastAsia="微软雅黑" w:hAnsi="Tahoma" w:hint="eastAsia"/>
@@ -7806,16 +8092,19 @@
     <w:p>
       <w:pPr>
         <w:jc w:val="center"/>
+        <w:rPr>
+          <w:rFonts w:hint="eastAsia"/>
+        </w:rPr>
       </w:pPr>
       <w:r>
         <w:rPr>
           <w:noProof/>
         </w:rPr>
         <w:drawing>
-          <wp:inline distT="0" distB="0" distL="0" distR="0" wp14:anchorId="6980E11B" wp14:editId="1048CA83">
-            <wp:extent cx="4076191" cy="3361905"/>
-            <wp:effectExtent l="0" t="0" r="635" b="0"/>
-            <wp:docPr id="26" name="图片 26"/>
+          <wp:inline distT="0" distB="0" distL="0" distR="0" wp14:anchorId="5AC3FA16" wp14:editId="2835A7FD">
+            <wp:extent cx="4076700" cy="3360420"/>
+            <wp:effectExtent l="0" t="0" r="0" b="0"/>
+            <wp:docPr id="1820444350" name="图片 23"/>
             <wp:cNvGraphicFramePr>
               <a:graphicFrameLocks xmlns:a="http://schemas.openxmlformats.org/drawingml/2006/main" noChangeAspect="1"/>
             </wp:cNvGraphicFramePr>
@@ -7823,8 +8112,10 @@
               <a:graphicData uri="http://schemas.openxmlformats.org/drawingml/2006/picture">
                 <pic:pic xmlns:pic="http://schemas.openxmlformats.org/drawingml/2006/picture">
                   <pic:nvPicPr>
-                    <pic:cNvPr id="0" name=""/>
-                    <pic:cNvPicPr/>
+                    <pic:cNvPr id="0" name="Picture 58"/>
+                    <pic:cNvPicPr>
+                      <a:picLocks noChangeAspect="1" noChangeArrowheads="1"/>
+                    </pic:cNvPicPr>
                   </pic:nvPicPr>
                   <pic:blipFill>
                     <a:blip r:embed="rId42">
@@ -7834,18 +8125,23 @@
                         </a:ext>
                       </a:extLst>
                     </a:blip>
+                    <a:srcRect/>
                     <a:stretch>
                       <a:fillRect/>
                     </a:stretch>
                   </pic:blipFill>
-                  <pic:spPr>
+                  <pic:spPr bwMode="auto">
                     <a:xfrm>
                       <a:off x="0" y="0"/>
-                      <a:ext cx="4076191" cy="3361905"/>
+                      <a:ext cx="4076700" cy="3360420"/>
                     </a:xfrm>
                     <a:prstGeom prst="rect">
                       <a:avLst/>
                     </a:prstGeom>
+                    <a:noFill/>
+                    <a:ln>
+                      <a:noFill/>
+                    </a:ln>
                   </pic:spPr>
                 </pic:pic>
               </a:graphicData>
@@ -7857,23 +8153,23 @@
     <w:p>
       <w:pPr>
         <w:rPr>
+          <w:rFonts w:hint="eastAsia"/>
           <w:sz w:val="32"/>
           <w:szCs w:val="32"/>
         </w:rPr>
       </w:pPr>
-      <w:r>
-        <w:br w:type="page"/>
-      </w:r>
     </w:p>
     <w:p>
       <w:pPr>
         <w:pStyle w:val="3"/>
-      </w:pPr>
-      <w:r>
         <w:rPr>
           <w:rFonts w:hint="eastAsia"/>
         </w:rPr>
-        <w:lastRenderedPageBreak/>
+      </w:pPr>
+      <w:r>
+        <w:rPr>
+          <w:rFonts w:hint="eastAsia"/>
+        </w:rPr>
         <w:t>窗口</w:t>
       </w:r>
       <w:r>
@@ -8170,6 +8466,9 @@
     <w:p>
       <w:pPr>
         <w:pStyle w:val="2"/>
+        <w:rPr>
+          <w:rFonts w:hint="eastAsia"/>
+        </w:rPr>
       </w:pPr>
       <w:r>
         <w:rPr>
@@ -8188,6 +8487,9 @@
     <w:p>
       <w:pPr>
         <w:pStyle w:val="3"/>
+        <w:rPr>
+          <w:rFonts w:hint="eastAsia"/>
+        </w:rPr>
       </w:pPr>
       <w:r>
         <w:rPr>
@@ -8261,10 +8563,10 @@
           <w:noProof/>
         </w:rPr>
         <w:drawing>
-          <wp:inline distT="0" distB="0" distL="0" distR="0" wp14:anchorId="5B114C62" wp14:editId="41AC20CC">
-            <wp:extent cx="1052608" cy="929640"/>
-            <wp:effectExtent l="0" t="0" r="0" b="3810"/>
-            <wp:docPr id="42" name="图片 42"/>
+          <wp:inline distT="0" distB="0" distL="0" distR="0" wp14:anchorId="657BFBD8" wp14:editId="24D63AF2">
+            <wp:extent cx="1250506" cy="1104419"/>
+            <wp:effectExtent l="0" t="0" r="6985" b="635"/>
+            <wp:docPr id="1700268221" name="图片 2"/>
             <wp:cNvGraphicFramePr>
               <a:graphicFrameLocks xmlns:a="http://schemas.openxmlformats.org/drawingml/2006/main" noChangeAspect="1"/>
             </wp:cNvGraphicFramePr>
@@ -8272,7 +8574,7 @@
               <a:graphicData uri="http://schemas.openxmlformats.org/drawingml/2006/picture">
                 <pic:pic xmlns:pic="http://schemas.openxmlformats.org/drawingml/2006/picture">
                   <pic:nvPicPr>
-                    <pic:cNvPr id="0" name="Picture 19"/>
+                    <pic:cNvPr id="0" name="Picture 16"/>
                     <pic:cNvPicPr>
                       <a:picLocks noChangeAspect="1" noChangeArrowheads="1"/>
                     </pic:cNvPicPr>
@@ -8293,7 +8595,7 @@
                   <pic:spPr bwMode="auto">
                     <a:xfrm>
                       <a:off x="0" y="0"/>
-                      <a:ext cx="1069624" cy="944668"/>
+                      <a:ext cx="1253688" cy="1107230"/>
                     </a:xfrm>
                     <a:prstGeom prst="rect">
                       <a:avLst/>
@@ -8320,7 +8622,7 @@
           <v:shape id="_x0000_i1031" type="#_x0000_t75" style="width:104.4pt;height:88.8pt" o:ole="">
             <v:imagedata r:id="rId43" o:title=""/>
           </v:shape>
-          <o:OLEObject Type="Embed" ProgID="Visio.Drawing.15" ShapeID="_x0000_i1031" DrawAspect="Content" ObjectID="_1717683351" r:id="rId44"/>
+          <o:OLEObject Type="Embed" ProgID="Visio.Drawing.15" ShapeID="_x0000_i1031" DrawAspect="Content" ObjectID="_1830182280" r:id="rId44"/>
         </w:object>
       </w:r>
     </w:p>
@@ -8374,6 +8676,7 @@
         </w:rPr>
         <w:t>如果窗口中有</w:t>
       </w:r>
+      <w:proofErr w:type="gramStart"/>
       <w:r>
         <w:rPr>
           <w:rFonts w:ascii="Tahoma" w:eastAsia="微软雅黑" w:hAnsi="Tahoma"/>
@@ -8383,6 +8686,7 @@
         <w:t>”</w:t>
       </w:r>
       <w:bookmarkStart w:id="14" w:name="每条选项高度"/>
+      <w:proofErr w:type="gramEnd"/>
       <w:r>
         <w:rPr>
           <w:rFonts w:ascii="Tahoma" w:eastAsia="微软雅黑" w:hAnsi="Tahoma" w:hint="eastAsia"/>
@@ -8392,6 +8696,7 @@
         <w:t>每条选项高度</w:t>
       </w:r>
       <w:bookmarkEnd w:id="14"/>
+      <w:proofErr w:type="gramStart"/>
       <w:r>
         <w:rPr>
           <w:rFonts w:ascii="Tahoma" w:eastAsia="微软雅黑" w:hAnsi="Tahoma"/>
@@ -8400,13 +8705,32 @@
         </w:rPr>
         <w:t>”</w:t>
       </w:r>
-      <w:r>
-        <w:rPr>
-          <w:rFonts w:ascii="Tahoma" w:eastAsia="微软雅黑" w:hAnsi="Tahoma" w:hint="eastAsia"/>
-          <w:kern w:val="0"/>
-          <w:sz w:val="22"/>
-        </w:rPr>
-        <w:t>属性，那么文本域分配选项剩余的高度时，会留出空白。</w:t>
+      <w:proofErr w:type="gramEnd"/>
+      <w:r>
+        <w:rPr>
+          <w:rFonts w:ascii="Tahoma" w:eastAsia="微软雅黑" w:hAnsi="Tahoma" w:hint="eastAsia"/>
+          <w:kern w:val="0"/>
+          <w:sz w:val="22"/>
+        </w:rPr>
+        <w:t>属性，那么文本</w:t>
+      </w:r>
+      <w:proofErr w:type="gramStart"/>
+      <w:r>
+        <w:rPr>
+          <w:rFonts w:ascii="Tahoma" w:eastAsia="微软雅黑" w:hAnsi="Tahoma" w:hint="eastAsia"/>
+          <w:kern w:val="0"/>
+          <w:sz w:val="22"/>
+        </w:rPr>
+        <w:t>域分配</w:t>
+      </w:r>
+      <w:proofErr w:type="gramEnd"/>
+      <w:r>
+        <w:rPr>
+          <w:rFonts w:ascii="Tahoma" w:eastAsia="微软雅黑" w:hAnsi="Tahoma" w:hint="eastAsia"/>
+          <w:kern w:val="0"/>
+          <w:sz w:val="22"/>
+        </w:rPr>
+        <w:t>选项剩余的高度时，会留出空白。</w:t>
       </w:r>
     </w:p>
     <w:p>
@@ -8429,6 +8753,7 @@
         </w:rPr>
         <w:t>如果窗口中为</w:t>
       </w:r>
+      <w:proofErr w:type="gramStart"/>
       <w:r>
         <w:rPr>
           <w:rFonts w:ascii="Tahoma" w:eastAsia="微软雅黑" w:hAnsi="Tahoma"/>
@@ -8437,6 +8762,7 @@
         </w:rPr>
         <w:t>”</w:t>
       </w:r>
+      <w:proofErr w:type="gramEnd"/>
       <w:r>
         <w:rPr>
           <w:rFonts w:ascii="Tahoma" w:eastAsia="微软雅黑" w:hAnsi="Tahoma" w:hint="eastAsia"/>
@@ -8445,6 +8771,7 @@
         </w:rPr>
         <w:t>最大选项显示行</w:t>
       </w:r>
+      <w:proofErr w:type="gramStart"/>
       <w:r>
         <w:rPr>
           <w:rFonts w:ascii="Tahoma" w:eastAsia="微软雅黑" w:hAnsi="Tahoma"/>
@@ -8453,6 +8780,7 @@
         </w:rPr>
         <w:t>”</w:t>
       </w:r>
+      <w:proofErr w:type="gramEnd"/>
       <w:r>
         <w:rPr>
           <w:rFonts w:ascii="Tahoma" w:eastAsia="微软雅黑" w:hAnsi="Tahoma" w:hint="eastAsia"/>
@@ -8466,13 +8794,16 @@
       <w:pPr>
         <w:widowControl/>
         <w:jc w:val="center"/>
+        <w:rPr>
+          <w:rFonts w:hint="eastAsia"/>
+        </w:rPr>
       </w:pPr>
       <w:r>
         <w:object w:dxaOrig="2836" w:dyaOrig="1800" w14:anchorId="753047BC">
           <v:shape id="_x0000_i1032" type="#_x0000_t75" style="width:141.6pt;height:90.6pt" o:ole="">
             <v:imagedata r:id="rId39" o:title=""/>
           </v:shape>
-          <o:OLEObject Type="Embed" ProgID="Visio.Drawing.15" ShapeID="_x0000_i1032" DrawAspect="Content" ObjectID="_1717683352" r:id="rId45"/>
+          <o:OLEObject Type="Embed" ProgID="Visio.Drawing.15" ShapeID="_x0000_i1032" DrawAspect="Content" ObjectID="_1830182281" r:id="rId45"/>
         </w:object>
       </w:r>
     </w:p>
@@ -8572,7 +8903,7 @@
           <v:shape id="_x0000_i1033" type="#_x0000_t75" style="width:153pt;height:88.8pt" o:ole="">
             <v:imagedata r:id="rId46" o:title=""/>
           </v:shape>
-          <o:OLEObject Type="Embed" ProgID="Visio.Drawing.15" ShapeID="_x0000_i1033" DrawAspect="Content" ObjectID="_1717683353" r:id="rId47"/>
+          <o:OLEObject Type="Embed" ProgID="Visio.Drawing.15" ShapeID="_x0000_i1033" DrawAspect="Content" ObjectID="_1830182282" r:id="rId47"/>
         </w:object>
       </w:r>
     </w:p>
@@ -8642,7 +8973,25 @@
           <w:kern w:val="0"/>
           <w:sz w:val="22"/>
         </w:rPr>
-        <w:t>比如文本域高度为</w:t>
+        <w:t>比如文本</w:t>
+      </w:r>
+      <w:proofErr w:type="gramStart"/>
+      <w:r>
+        <w:rPr>
+          <w:rFonts w:ascii="Tahoma" w:eastAsia="微软雅黑" w:hAnsi="Tahoma" w:hint="eastAsia"/>
+          <w:kern w:val="0"/>
+          <w:sz w:val="22"/>
+        </w:rPr>
+        <w:t>域高度</w:t>
+      </w:r>
+      <w:proofErr w:type="gramEnd"/>
+      <w:r>
+        <w:rPr>
+          <w:rFonts w:ascii="Tahoma" w:eastAsia="微软雅黑" w:hAnsi="Tahoma" w:hint="eastAsia"/>
+          <w:kern w:val="0"/>
+          <w:sz w:val="22"/>
+        </w:rPr>
+        <w:t>为</w:t>
       </w:r>
       <w:r>
         <w:rPr>
@@ -8794,7 +9143,7 @@
           <v:shape id="_x0000_i1034" type="#_x0000_t75" style="width:265.2pt;height:102pt" o:ole="">
             <v:imagedata r:id="rId48" o:title=""/>
           </v:shape>
-          <o:OLEObject Type="Embed" ProgID="Visio.Drawing.15" ShapeID="_x0000_i1034" DrawAspect="Content" ObjectID="_1717683354" r:id="rId49"/>
+          <o:OLEObject Type="Embed" ProgID="Visio.Drawing.15" ShapeID="_x0000_i1034" DrawAspect="Content" ObjectID="_1830182283" r:id="rId49"/>
         </w:object>
       </w:r>
     </w:p>
@@ -8811,6 +9160,9 @@
     <w:p>
       <w:pPr>
         <w:pStyle w:val="3"/>
+        <w:rPr>
+          <w:rFonts w:hint="eastAsia"/>
+        </w:rPr>
       </w:pPr>
       <w:r>
         <w:rPr>
@@ -8837,7 +9189,25 @@
           <w:kern w:val="0"/>
           <w:sz w:val="22"/>
         </w:rPr>
-        <w:t>选项窗口可以通过按钮组核心插件，把窗口变为按钮组。</w:t>
+        <w:t>选项窗口可以通过按钮</w:t>
+      </w:r>
+      <w:proofErr w:type="gramStart"/>
+      <w:r>
+        <w:rPr>
+          <w:rFonts w:ascii="Tahoma" w:eastAsia="微软雅黑" w:hAnsi="Tahoma" w:hint="eastAsia"/>
+          <w:kern w:val="0"/>
+          <w:sz w:val="22"/>
+        </w:rPr>
+        <w:t>组核心</w:t>
+      </w:r>
+      <w:proofErr w:type="gramEnd"/>
+      <w:r>
+        <w:rPr>
+          <w:rFonts w:ascii="Tahoma" w:eastAsia="微软雅黑" w:hAnsi="Tahoma" w:hint="eastAsia"/>
+          <w:kern w:val="0"/>
+          <w:sz w:val="22"/>
+        </w:rPr>
+        <w:t>插件，把窗口变为按钮组。</w:t>
       </w:r>
     </w:p>
     <w:p>
@@ -8905,6 +9275,7 @@
         </w:rPr>
         <w:t xml:space="preserve"> </w:t>
       </w:r>
+      <w:proofErr w:type="gramStart"/>
       <w:r>
         <w:rPr>
           <w:rFonts w:ascii="Tahoma" w:eastAsia="微软雅黑" w:hAnsi="Tahoma"/>
@@ -8913,6 +9284,7 @@
         </w:rPr>
         <w:t>”</w:t>
       </w:r>
+      <w:proofErr w:type="gramEnd"/>
       <w:r>
         <w:rPr>
           <w:rFonts w:ascii="Tahoma" w:eastAsia="微软雅黑" w:hAnsi="Tahoma"/>
@@ -8963,17 +9335,29 @@
           <w:kern w:val="0"/>
           <w:sz w:val="22"/>
         </w:rPr>
-        <w:t>关于按钮组核心</w:t>
-      </w:r>
-      <w:r>
-        <w:rPr>
-          <w:rFonts w:ascii="Tahoma" w:eastAsia="微软雅黑" w:hAnsi="Tahoma"/>
+        <w:t>关于按钮</w:t>
+      </w:r>
+      <w:proofErr w:type="gramStart"/>
+      <w:r>
+        <w:rPr>
+          <w:rFonts w:ascii="Tahoma" w:eastAsia="微软雅黑" w:hAnsi="Tahoma" w:hint="eastAsia"/>
           <w:color w:val="0070C0"/>
           <w:kern w:val="0"/>
           <w:sz w:val="22"/>
         </w:rPr>
+        <w:t>组核心</w:t>
+      </w:r>
+      <w:proofErr w:type="gramEnd"/>
+      <w:r>
+        <w:rPr>
+          <w:rFonts w:ascii="Tahoma" w:eastAsia="微软雅黑" w:hAnsi="Tahoma"/>
+          <w:color w:val="0070C0"/>
+          <w:kern w:val="0"/>
+          <w:sz w:val="22"/>
+        </w:rPr>
         <w:t>.docx</w:t>
       </w:r>
+      <w:proofErr w:type="gramStart"/>
       <w:r>
         <w:rPr>
           <w:rFonts w:ascii="Tahoma" w:eastAsia="微软雅黑" w:hAnsi="Tahoma"/>
@@ -8982,6 +9366,7 @@
         </w:rPr>
         <w:t>”</w:t>
       </w:r>
+      <w:proofErr w:type="gramEnd"/>
       <w:r>
         <w:rPr>
           <w:rFonts w:ascii="Tahoma" w:eastAsia="微软雅黑" w:hAnsi="Tahoma" w:hint="eastAsia"/>
@@ -9008,7 +9393,7 @@
           <v:shape id="_x0000_i1035" type="#_x0000_t75" style="width:291pt;height:106.2pt" o:ole="">
             <v:imagedata r:id="rId50" o:title=""/>
           </v:shape>
-          <o:OLEObject Type="Embed" ProgID="Visio.Drawing.15" ShapeID="_x0000_i1035" DrawAspect="Content" ObjectID="_1717683355" r:id="rId51"/>
+          <o:OLEObject Type="Embed" ProgID="Visio.Drawing.15" ShapeID="_x0000_i1035" DrawAspect="Content" ObjectID="_1830182284" r:id="rId51"/>
         </w:object>
       </w:r>
     </w:p>
@@ -9055,6 +9440,9 @@
         <w:adjustRightInd w:val="0"/>
         <w:snapToGrid w:val="0"/>
         <w:jc w:val="center"/>
+        <w:rPr>
+          <w:rFonts w:hint="eastAsia"/>
+        </w:rPr>
       </w:pPr>
       <w:r>
         <w:rPr>
@@ -9066,7 +9454,7 @@
           <v:shape id="_x0000_i1036" type="#_x0000_t75" style="width:335.4pt;height:33pt" o:ole="">
             <v:imagedata r:id="rId52" o:title=""/>
           </v:shape>
-          <o:OLEObject Type="Embed" ProgID="Visio.Drawing.15" ShapeID="_x0000_i1036" DrawAspect="Content" ObjectID="_1717683356" r:id="rId53"/>
+          <o:OLEObject Type="Embed" ProgID="Visio.Drawing.15" ShapeID="_x0000_i1036" DrawAspect="Content" ObjectID="_1830182285" r:id="rId53"/>
         </w:object>
       </w:r>
     </w:p>
@@ -9124,7 +9512,7 @@
           <v:shape id="_x0000_i1037" type="#_x0000_t75" style="width:196.8pt;height:191.4pt" o:ole="">
             <v:imagedata r:id="rId54" o:title=""/>
           </v:shape>
-          <o:OLEObject Type="Embed" ProgID="Visio.Drawing.15" ShapeID="_x0000_i1037" DrawAspect="Content" ObjectID="_1717683357" r:id="rId55"/>
+          <o:OLEObject Type="Embed" ProgID="Visio.Drawing.15" ShapeID="_x0000_i1037" DrawAspect="Content" ObjectID="_1830182286" r:id="rId55"/>
         </w:object>
       </w:r>
     </w:p>
@@ -9150,6 +9538,9 @@
     <w:p>
       <w:pPr>
         <w:pStyle w:val="2"/>
+        <w:rPr>
+          <w:rFonts w:hint="eastAsia"/>
+        </w:rPr>
       </w:pPr>
       <w:r>
         <w:rPr>
@@ -9158,15 +9549,24 @@
         <w:lastRenderedPageBreak/>
         <w:t>规划窗口</w:t>
       </w:r>
+      <w:r>
+        <w:rPr>
+          <w:rFonts w:hint="eastAsia"/>
+        </w:rPr>
+        <w:t>（mog旧窗口）</w:t>
+      </w:r>
     </w:p>
     <w:p>
       <w:pPr>
         <w:pStyle w:val="3"/>
-      </w:pPr>
-      <w:r>
         <w:rPr>
           <w:rFonts w:hint="eastAsia"/>
         </w:rPr>
+      </w:pPr>
+      <w:r>
+        <w:rPr>
+          <w:rFonts w:hint="eastAsia"/>
+        </w:rPr>
         <w:t>开始规划自己的窗口</w:t>
       </w:r>
     </w:p>
@@ -9221,10 +9621,10 @@
           <w:noProof/>
         </w:rPr>
         <w:drawing>
-          <wp:inline distT="0" distB="0" distL="0" distR="0" wp14:anchorId="087F79E7" wp14:editId="5CF5DFA2">
-            <wp:extent cx="3005847" cy="2286392"/>
-            <wp:effectExtent l="0" t="0" r="4445" b="0"/>
-            <wp:docPr id="2" name="图片 2"/>
+          <wp:inline distT="0" distB="0" distL="0" distR="0" wp14:anchorId="05071BC2" wp14:editId="5284F94A">
+            <wp:extent cx="2837448" cy="2156460"/>
+            <wp:effectExtent l="0" t="0" r="1270" b="0"/>
+            <wp:docPr id="866713980" name="图片 24"/>
             <wp:cNvGraphicFramePr>
               <a:graphicFrameLocks xmlns:a="http://schemas.openxmlformats.org/drawingml/2006/main" noChangeAspect="1"/>
             </wp:cNvGraphicFramePr>
@@ -9232,29 +9632,36 @@
               <a:graphicData uri="http://schemas.openxmlformats.org/drawingml/2006/picture">
                 <pic:pic xmlns:pic="http://schemas.openxmlformats.org/drawingml/2006/picture">
                   <pic:nvPicPr>
-                    <pic:cNvPr id="0" name=""/>
-                    <pic:cNvPicPr/>
+                    <pic:cNvPr id="0" name="Picture 60"/>
+                    <pic:cNvPicPr>
+                      <a:picLocks noChangeAspect="1" noChangeArrowheads="1"/>
+                    </pic:cNvPicPr>
                   </pic:nvPicPr>
                   <pic:blipFill>
-                    <a:blip r:embed="rId56" cstate="print">
+                    <a:blip r:embed="rId56">
                       <a:extLst>
                         <a:ext uri="{28A0092B-C50C-407E-A947-70E740481C1C}">
                           <a14:useLocalDpi xmlns:a14="http://schemas.microsoft.com/office/drawing/2010/main" val="0"/>
                         </a:ext>
                       </a:extLst>
                     </a:blip>
+                    <a:srcRect/>
                     <a:stretch>
                       <a:fillRect/>
                     </a:stretch>
                   </pic:blipFill>
-                  <pic:spPr>
+                  <pic:spPr bwMode="auto">
                     <a:xfrm>
                       <a:off x="0" y="0"/>
-                      <a:ext cx="3010986" cy="2290301"/>
+                      <a:ext cx="2846864" cy="2163616"/>
                     </a:xfrm>
                     <a:prstGeom prst="rect">
                       <a:avLst/>
                     </a:prstGeom>
+                    <a:noFill/>
+                    <a:ln>
+                      <a:noFill/>
+                    </a:ln>
                   </pic:spPr>
                 </pic:pic>
               </a:graphicData>
@@ -9380,10 +9787,10 @@
           <w:noProof/>
         </w:rPr>
         <w:drawing>
-          <wp:inline distT="0" distB="0" distL="0" distR="0" wp14:anchorId="100E0A41" wp14:editId="05AC27D9">
-            <wp:extent cx="609600" cy="826815"/>
+          <wp:inline distT="0" distB="0" distL="0" distR="0" wp14:anchorId="75E53DBD" wp14:editId="283C96DB">
+            <wp:extent cx="690279" cy="937260"/>
             <wp:effectExtent l="0" t="0" r="0" b="0"/>
-            <wp:docPr id="5" name="图片 5"/>
+            <wp:docPr id="61499947" name="图片 25"/>
             <wp:cNvGraphicFramePr>
               <a:graphicFrameLocks xmlns:a="http://schemas.openxmlformats.org/drawingml/2006/main" noChangeAspect="1"/>
             </wp:cNvGraphicFramePr>
@@ -9391,8 +9798,10 @@
               <a:graphicData uri="http://schemas.openxmlformats.org/drawingml/2006/picture">
                 <pic:pic xmlns:pic="http://schemas.openxmlformats.org/drawingml/2006/picture">
                   <pic:nvPicPr>
-                    <pic:cNvPr id="0" name=""/>
-                    <pic:cNvPicPr/>
+                    <pic:cNvPr id="0" name="Picture 62"/>
+                    <pic:cNvPicPr>
+                      <a:picLocks noChangeAspect="1" noChangeArrowheads="1"/>
+                    </pic:cNvPicPr>
                   </pic:nvPicPr>
                   <pic:blipFill>
                     <a:blip r:embed="rId57">
@@ -9402,18 +9811,23 @@
                         </a:ext>
                       </a:extLst>
                     </a:blip>
+                    <a:srcRect/>
                     <a:stretch>
                       <a:fillRect/>
                     </a:stretch>
                   </pic:blipFill>
-                  <pic:spPr>
+                  <pic:spPr bwMode="auto">
                     <a:xfrm>
                       <a:off x="0" y="0"/>
-                      <a:ext cx="609524" cy="826712"/>
+                      <a:ext cx="694347" cy="942784"/>
                     </a:xfrm>
                     <a:prstGeom prst="rect">
                       <a:avLst/>
                     </a:prstGeom>
+                    <a:noFill/>
+                    <a:ln>
+                      <a:noFill/>
+                    </a:ln>
                   </pic:spPr>
                 </pic:pic>
               </a:graphicData>
@@ -9489,17 +9903,13 @@
       </w:pPr>
       <w:r>
         <w:rPr>
-          <w:rFonts w:ascii="Tahoma" w:eastAsia="微软雅黑" w:hAnsi="Tahoma"/>
-          <w:b/>
           <w:noProof/>
-          <w:kern w:val="0"/>
-          <w:sz w:val="22"/>
         </w:rPr>
         <w:drawing>
-          <wp:inline distT="0" distB="0" distL="0" distR="0" wp14:anchorId="38816734" wp14:editId="4D88F70F">
-            <wp:extent cx="3142034" cy="2387517"/>
-            <wp:effectExtent l="0" t="0" r="1270" b="0"/>
-            <wp:docPr id="6" name="图片 6" descr="H:\rpg mv 箱\B7RVRSRNG[]Y}LBZ$O@2O05.jpg"/>
+          <wp:inline distT="0" distB="0" distL="0" distR="0" wp14:anchorId="398F4C63" wp14:editId="1D469B70">
+            <wp:extent cx="2917377" cy="2217420"/>
+            <wp:effectExtent l="0" t="0" r="0" b="0"/>
+            <wp:docPr id="237462442" name="图片 26"/>
             <wp:cNvGraphicFramePr>
               <a:graphicFrameLocks xmlns:a="http://schemas.openxmlformats.org/drawingml/2006/main" noChangeAspect="1"/>
             </wp:cNvGraphicFramePr>
@@ -9507,7 +9917,7 @@
               <a:graphicData uri="http://schemas.openxmlformats.org/drawingml/2006/picture">
                 <pic:pic xmlns:pic="http://schemas.openxmlformats.org/drawingml/2006/picture">
                   <pic:nvPicPr>
-                    <pic:cNvPr id="0" name="Picture 3" descr="H:\rpg mv 箱\B7RVRSRNG[]Y}LBZ$O@2O05.jpg"/>
+                    <pic:cNvPr id="0" name="Picture 64"/>
                     <pic:cNvPicPr>
                       <a:picLocks noChangeAspect="1" noChangeArrowheads="1"/>
                     </pic:cNvPicPr>
@@ -9528,7 +9938,7 @@
                   <pic:spPr bwMode="auto">
                     <a:xfrm>
                       <a:off x="0" y="0"/>
-                      <a:ext cx="3155063" cy="2397417"/>
+                      <a:ext cx="2921951" cy="2220897"/>
                     </a:xfrm>
                     <a:prstGeom prst="rect">
                       <a:avLst/>
@@ -9563,45 +9973,63 @@
           <w:kern w:val="0"/>
           <w:sz w:val="22"/>
         </w:rPr>
+        <w:t>从图中可以看出来</w:t>
+      </w:r>
+      <w:r>
+        <w:rPr>
+          <w:rFonts w:ascii="Tahoma" w:eastAsia="微软雅黑" w:hAnsi="Tahoma" w:hint="eastAsia"/>
+          <w:kern w:val="0"/>
+          <w:sz w:val="22"/>
+        </w:rPr>
+        <w:t>，这些窗口都是被紧密排在一起的，几乎没有多余的空间可以分配。不过，你可以把最下方的注释窗口隐藏（设置</w:t>
+      </w:r>
+      <w:r>
+        <w:rPr>
+          <w:rFonts w:ascii="Tahoma" w:eastAsia="微软雅黑" w:hAnsi="Tahoma" w:hint="eastAsia"/>
+          <w:kern w:val="0"/>
+          <w:sz w:val="22"/>
+        </w:rPr>
+        <w:t>y1000</w:t>
+      </w:r>
+      <w:r>
+        <w:rPr>
+          <w:rFonts w:ascii="Tahoma" w:eastAsia="微软雅黑" w:hAnsi="Tahoma" w:hint="eastAsia"/>
+          <w:kern w:val="0"/>
+          <w:sz w:val="22"/>
+        </w:rPr>
+        <w:t>），以及装备插件的选项窗口设置隐藏，空间就有了。</w:t>
+      </w:r>
+    </w:p>
+    <w:p>
+      <w:pPr>
+        <w:widowControl/>
+        <w:jc w:val="left"/>
+        <w:rPr>
+          <w:rFonts w:ascii="Tahoma" w:eastAsia="微软雅黑" w:hAnsi="Tahoma"/>
+          <w:b/>
+          <w:kern w:val="0"/>
+          <w:sz w:val="22"/>
+        </w:rPr>
+      </w:pPr>
+      <w:r>
+        <w:rPr>
+          <w:rFonts w:ascii="Tahoma" w:eastAsia="微软雅黑" w:hAnsi="Tahoma" w:hint="eastAsia"/>
+          <w:b/>
+          <w:kern w:val="0"/>
+          <w:sz w:val="22"/>
+        </w:rPr>
         <w:lastRenderedPageBreak/>
-        <w:t>从图中可以看出来</w:t>
-      </w:r>
-      <w:r>
-        <w:rPr>
-          <w:rFonts w:ascii="Tahoma" w:eastAsia="微软雅黑" w:hAnsi="Tahoma" w:hint="eastAsia"/>
-          <w:kern w:val="0"/>
-          <w:sz w:val="22"/>
-        </w:rPr>
-        <w:t>，这些窗口都是被紧密排在一起的，几乎没有多余的空间可以分配。不过，你可以把最下方的注释窗口隐藏（设置</w:t>
-      </w:r>
-      <w:r>
-        <w:rPr>
-          <w:rFonts w:ascii="Tahoma" w:eastAsia="微软雅黑" w:hAnsi="Tahoma" w:hint="eastAsia"/>
-          <w:kern w:val="0"/>
-          <w:sz w:val="22"/>
-        </w:rPr>
-        <w:t>y1000</w:t>
-      </w:r>
-      <w:r>
-        <w:rPr>
-          <w:rFonts w:ascii="Tahoma" w:eastAsia="微软雅黑" w:hAnsi="Tahoma" w:hint="eastAsia"/>
-          <w:kern w:val="0"/>
-          <w:sz w:val="22"/>
-        </w:rPr>
-        <w:t>），以及装备插件的选项窗口设置隐藏，空间就有了。</w:t>
-      </w:r>
-    </w:p>
-    <w:p>
-      <w:pPr>
-        <w:widowControl/>
-        <w:jc w:val="left"/>
-        <w:rPr>
-          <w:rFonts w:ascii="Tahoma" w:eastAsia="微软雅黑" w:hAnsi="Tahoma"/>
+        <w:t>规划时，建议用</w:t>
+      </w:r>
+      <w:r>
+        <w:rPr>
+          <w:rFonts w:ascii="Tahoma" w:eastAsia="微软雅黑" w:hAnsi="Tahoma" w:hint="eastAsia"/>
           <w:b/>
           <w:kern w:val="0"/>
           <w:sz w:val="22"/>
         </w:rPr>
-      </w:pPr>
+        <w:t>ps</w:t>
+      </w:r>
       <w:r>
         <w:rPr>
           <w:rFonts w:ascii="Tahoma" w:eastAsia="微软雅黑" w:hAnsi="Tahoma" w:hint="eastAsia"/>
@@ -9609,24 +10037,6 @@
           <w:kern w:val="0"/>
           <w:sz w:val="22"/>
         </w:rPr>
-        <w:t>规划时，建议用</w:t>
-      </w:r>
-      <w:r>
-        <w:rPr>
-          <w:rFonts w:ascii="Tahoma" w:eastAsia="微软雅黑" w:hAnsi="Tahoma" w:hint="eastAsia"/>
-          <w:b/>
-          <w:kern w:val="0"/>
-          <w:sz w:val="22"/>
-        </w:rPr>
-        <w:t>ps</w:t>
-      </w:r>
-      <w:r>
-        <w:rPr>
-          <w:rFonts w:ascii="Tahoma" w:eastAsia="微软雅黑" w:hAnsi="Tahoma" w:hint="eastAsia"/>
-          <w:b/>
-          <w:kern w:val="0"/>
-          <w:sz w:val="22"/>
-        </w:rPr>
         <w:t>确定红色的点位置以及黄色矩形的宽高。</w:t>
       </w:r>
     </w:p>
@@ -9645,10 +10055,10 @@
           <w:noProof/>
         </w:rPr>
         <w:drawing>
-          <wp:inline distT="0" distB="0" distL="0" distR="0" wp14:anchorId="42FB5B37" wp14:editId="3FE72EB0">
-            <wp:extent cx="3295650" cy="2001468"/>
-            <wp:effectExtent l="0" t="0" r="0" b="0"/>
-            <wp:docPr id="12" name="图片 12"/>
+          <wp:inline distT="0" distB="0" distL="0" distR="0" wp14:anchorId="5DD8E91C" wp14:editId="21E69865">
+            <wp:extent cx="3448050" cy="2095257"/>
+            <wp:effectExtent l="0" t="0" r="0" b="635"/>
+            <wp:docPr id="478188278" name="图片 27"/>
             <wp:cNvGraphicFramePr>
               <a:graphicFrameLocks xmlns:a="http://schemas.openxmlformats.org/drawingml/2006/main" noChangeAspect="1"/>
             </wp:cNvGraphicFramePr>
@@ -9656,8 +10066,10 @@
               <a:graphicData uri="http://schemas.openxmlformats.org/drawingml/2006/picture">
                 <pic:pic xmlns:pic="http://schemas.openxmlformats.org/drawingml/2006/picture">
                   <pic:nvPicPr>
-                    <pic:cNvPr id="0" name=""/>
-                    <pic:cNvPicPr/>
+                    <pic:cNvPr id="0" name="Picture 66"/>
+                    <pic:cNvPicPr>
+                      <a:picLocks noChangeAspect="1" noChangeArrowheads="1"/>
+                    </pic:cNvPicPr>
                   </pic:nvPicPr>
                   <pic:blipFill>
                     <a:blip r:embed="rId59">
@@ -9667,18 +10079,23 @@
                         </a:ext>
                       </a:extLst>
                     </a:blip>
+                    <a:srcRect/>
                     <a:stretch>
                       <a:fillRect/>
                     </a:stretch>
                   </pic:blipFill>
-                  <pic:spPr>
+                  <pic:spPr bwMode="auto">
                     <a:xfrm>
                       <a:off x="0" y="0"/>
-                      <a:ext cx="3295239" cy="2001218"/>
+                      <a:ext cx="3449890" cy="2096375"/>
                     </a:xfrm>
                     <a:prstGeom prst="rect">
                       <a:avLst/>
                     </a:prstGeom>
+                    <a:noFill/>
+                    <a:ln>
+                      <a:noFill/>
+                    </a:ln>
                   </pic:spPr>
                 </pic:pic>
               </a:graphicData>
@@ -9758,10 +10175,10 @@
           <w:noProof/>
         </w:rPr>
         <w:drawing>
-          <wp:inline distT="0" distB="0" distL="0" distR="0" wp14:anchorId="22F6EA62" wp14:editId="758A8046">
-            <wp:extent cx="3495675" cy="1711021"/>
-            <wp:effectExtent l="0" t="0" r="0" b="3810"/>
-            <wp:docPr id="9" name="图片 9"/>
+          <wp:inline distT="0" distB="0" distL="0" distR="0" wp14:anchorId="104D3A02" wp14:editId="58DF5A52">
+            <wp:extent cx="3529330" cy="1728972"/>
+            <wp:effectExtent l="0" t="0" r="0" b="5080"/>
+            <wp:docPr id="2115700477" name="图片 28"/>
             <wp:cNvGraphicFramePr>
               <a:graphicFrameLocks xmlns:a="http://schemas.openxmlformats.org/drawingml/2006/main" noChangeAspect="1"/>
             </wp:cNvGraphicFramePr>
@@ -9769,8 +10186,10 @@
               <a:graphicData uri="http://schemas.openxmlformats.org/drawingml/2006/picture">
                 <pic:pic xmlns:pic="http://schemas.openxmlformats.org/drawingml/2006/picture">
                   <pic:nvPicPr>
-                    <pic:cNvPr id="0" name=""/>
-                    <pic:cNvPicPr/>
+                    <pic:cNvPr id="0" name="Picture 68"/>
+                    <pic:cNvPicPr>
+                      <a:picLocks noChangeAspect="1" noChangeArrowheads="1"/>
+                    </pic:cNvPicPr>
                   </pic:nvPicPr>
                   <pic:blipFill>
                     <a:blip r:embed="rId60">
@@ -9780,18 +10199,23 @@
                         </a:ext>
                       </a:extLst>
                     </a:blip>
+                    <a:srcRect/>
                     <a:stretch>
                       <a:fillRect/>
                     </a:stretch>
                   </pic:blipFill>
-                  <pic:spPr>
+                  <pic:spPr bwMode="auto">
                     <a:xfrm>
                       <a:off x="0" y="0"/>
-                      <a:ext cx="3498196" cy="1712255"/>
+                      <a:ext cx="3533424" cy="1730978"/>
                     </a:xfrm>
                     <a:prstGeom prst="rect">
                       <a:avLst/>
                     </a:prstGeom>
+                    <a:noFill/>
+                    <a:ln>
+                      <a:noFill/>
+                    </a:ln>
                   </pic:spPr>
                 </pic:pic>
               </a:graphicData>
@@ -9855,10 +10279,10 @@
           <w:noProof/>
         </w:rPr>
         <w:drawing>
-          <wp:inline distT="0" distB="0" distL="0" distR="0" wp14:anchorId="5D67F2FE" wp14:editId="77E1D3F6">
-            <wp:extent cx="2724150" cy="1392343"/>
+          <wp:inline distT="0" distB="0" distL="0" distR="0" wp14:anchorId="1E7F21A7" wp14:editId="75F480B4">
+            <wp:extent cx="3017520" cy="1544541"/>
             <wp:effectExtent l="0" t="0" r="0" b="0"/>
-            <wp:docPr id="11" name="图片 11"/>
+            <wp:docPr id="1277907669" name="图片 29"/>
             <wp:cNvGraphicFramePr>
               <a:graphicFrameLocks xmlns:a="http://schemas.openxmlformats.org/drawingml/2006/main" noChangeAspect="1"/>
             </wp:cNvGraphicFramePr>
@@ -9866,8 +10290,10 @@
               <a:graphicData uri="http://schemas.openxmlformats.org/drawingml/2006/picture">
                 <pic:pic xmlns:pic="http://schemas.openxmlformats.org/drawingml/2006/picture">
                   <pic:nvPicPr>
-                    <pic:cNvPr id="0" name=""/>
-                    <pic:cNvPicPr/>
+                    <pic:cNvPr id="0" name="Picture 70"/>
+                    <pic:cNvPicPr>
+                      <a:picLocks noChangeAspect="1" noChangeArrowheads="1"/>
+                    </pic:cNvPicPr>
                   </pic:nvPicPr>
                   <pic:blipFill>
                     <a:blip r:embed="rId61">
@@ -9877,18 +10303,23 @@
                         </a:ext>
                       </a:extLst>
                     </a:blip>
+                    <a:srcRect/>
                     <a:stretch>
                       <a:fillRect/>
                     </a:stretch>
                   </pic:blipFill>
-                  <pic:spPr>
+                  <pic:spPr bwMode="auto">
                     <a:xfrm>
                       <a:off x="0" y="0"/>
-                      <a:ext cx="2723810" cy="1392169"/>
+                      <a:ext cx="3023810" cy="1547760"/>
                     </a:xfrm>
                     <a:prstGeom prst="rect">
                       <a:avLst/>
                     </a:prstGeom>
+                    <a:noFill/>
+                    <a:ln>
+                      <a:noFill/>
+                    </a:ln>
                   </pic:spPr>
                 </pic:pic>
               </a:graphicData>
@@ -9950,64 +10381,64 @@
           <w:kern w:val="0"/>
           <w:sz w:val="22"/>
         </w:rPr>
+        <w:t>选项窗口的三个按钮，就是一个横向的</w:t>
+      </w:r>
+      <w:r>
+        <w:rPr>
+          <w:rFonts w:ascii="Tahoma" w:eastAsia="微软雅黑" w:hAnsi="Tahoma" w:hint="eastAsia"/>
+          <w:kern w:val="0"/>
+          <w:sz w:val="22"/>
+        </w:rPr>
+        <w:t>3</w:t>
+      </w:r>
+      <w:r>
+        <w:rPr>
+          <w:rFonts w:ascii="Tahoma" w:eastAsia="微软雅黑" w:hAnsi="Tahoma" w:hint="eastAsia"/>
+          <w:kern w:val="0"/>
+          <w:sz w:val="22"/>
+        </w:rPr>
+        <w:t>列选项。下面的武器槽窗口是一列。</w:t>
+      </w:r>
+    </w:p>
+    <w:p>
+      <w:pPr>
+        <w:widowControl/>
+        <w:jc w:val="left"/>
+        <w:rPr>
+          <w:rFonts w:ascii="Tahoma" w:eastAsia="微软雅黑" w:hAnsi="Tahoma"/>
+          <w:kern w:val="0"/>
+          <w:sz w:val="22"/>
+        </w:rPr>
+      </w:pPr>
+      <w:r>
+        <w:rPr>
+          <w:rFonts w:ascii="Tahoma" w:eastAsia="微软雅黑" w:hAnsi="Tahoma" w:hint="eastAsia"/>
+          <w:kern w:val="0"/>
+          <w:sz w:val="22"/>
+        </w:rPr>
+        <w:t>列数不要设置太多，否则会发生错位情况。</w:t>
+      </w:r>
+    </w:p>
+    <w:p>
+      <w:pPr>
+        <w:widowControl/>
+        <w:jc w:val="center"/>
+        <w:rPr>
+          <w:rFonts w:ascii="Tahoma" w:eastAsia="微软雅黑" w:hAnsi="Tahoma"/>
+          <w:kern w:val="0"/>
+          <w:sz w:val="22"/>
+        </w:rPr>
+      </w:pPr>
+      <w:r>
+        <w:rPr>
+          <w:noProof/>
+        </w:rPr>
         <w:lastRenderedPageBreak/>
-        <w:t>选项窗口的三个按钮，就是一个横向的</w:t>
-      </w:r>
-      <w:r>
-        <w:rPr>
-          <w:rFonts w:ascii="Tahoma" w:eastAsia="微软雅黑" w:hAnsi="Tahoma" w:hint="eastAsia"/>
-          <w:kern w:val="0"/>
-          <w:sz w:val="22"/>
-        </w:rPr>
-        <w:t>3</w:t>
-      </w:r>
-      <w:r>
-        <w:rPr>
-          <w:rFonts w:ascii="Tahoma" w:eastAsia="微软雅黑" w:hAnsi="Tahoma" w:hint="eastAsia"/>
-          <w:kern w:val="0"/>
-          <w:sz w:val="22"/>
-        </w:rPr>
-        <w:t>列选项。下面的武器槽窗口是一列。</w:t>
-      </w:r>
-    </w:p>
-    <w:p>
-      <w:pPr>
-        <w:widowControl/>
-        <w:jc w:val="left"/>
-        <w:rPr>
-          <w:rFonts w:ascii="Tahoma" w:eastAsia="微软雅黑" w:hAnsi="Tahoma"/>
-          <w:kern w:val="0"/>
-          <w:sz w:val="22"/>
-        </w:rPr>
-      </w:pPr>
-      <w:r>
-        <w:rPr>
-          <w:rFonts w:ascii="Tahoma" w:eastAsia="微软雅黑" w:hAnsi="Tahoma" w:hint="eastAsia"/>
-          <w:kern w:val="0"/>
-          <w:sz w:val="22"/>
-        </w:rPr>
-        <w:t>列数不要设置太多，否则会发生错位情况。</w:t>
-      </w:r>
-    </w:p>
-    <w:p>
-      <w:pPr>
-        <w:widowControl/>
-        <w:jc w:val="left"/>
-        <w:rPr>
-          <w:rFonts w:ascii="Tahoma" w:eastAsia="微软雅黑" w:hAnsi="Tahoma"/>
-          <w:kern w:val="0"/>
-          <w:sz w:val="22"/>
-        </w:rPr>
-      </w:pPr>
-      <w:r>
-        <w:rPr>
-          <w:noProof/>
-        </w:rPr>
         <w:drawing>
-          <wp:inline distT="0" distB="0" distL="0" distR="0" wp14:anchorId="2D8D6E78" wp14:editId="25D3ACDD">
-            <wp:extent cx="4010025" cy="1215846"/>
-            <wp:effectExtent l="0" t="0" r="0" b="3810"/>
-            <wp:docPr id="10" name="图片 10"/>
+          <wp:inline distT="0" distB="0" distL="0" distR="0" wp14:anchorId="184D9958" wp14:editId="6D1463D3">
+            <wp:extent cx="4632960" cy="1402447"/>
+            <wp:effectExtent l="0" t="0" r="0" b="7620"/>
+            <wp:docPr id="378870092" name="图片 30"/>
             <wp:cNvGraphicFramePr>
               <a:graphicFrameLocks xmlns:a="http://schemas.openxmlformats.org/drawingml/2006/main" noChangeAspect="1"/>
             </wp:cNvGraphicFramePr>
@@ -10015,8 +10446,10 @@
               <a:graphicData uri="http://schemas.openxmlformats.org/drawingml/2006/picture">
                 <pic:pic xmlns:pic="http://schemas.openxmlformats.org/drawingml/2006/picture">
                   <pic:nvPicPr>
-                    <pic:cNvPr id="0" name=""/>
-                    <pic:cNvPicPr/>
+                    <pic:cNvPr id="0" name="Picture 72"/>
+                    <pic:cNvPicPr>
+                      <a:picLocks noChangeAspect="1" noChangeArrowheads="1"/>
+                    </pic:cNvPicPr>
                   </pic:nvPicPr>
                   <pic:blipFill>
                     <a:blip r:embed="rId62">
@@ -10026,18 +10459,23 @@
                         </a:ext>
                       </a:extLst>
                     </a:blip>
+                    <a:srcRect/>
                     <a:stretch>
                       <a:fillRect/>
                     </a:stretch>
                   </pic:blipFill>
-                  <pic:spPr>
+                  <pic:spPr bwMode="auto">
                     <a:xfrm>
                       <a:off x="0" y="0"/>
-                      <a:ext cx="4009524" cy="1215694"/>
+                      <a:ext cx="4638164" cy="1404022"/>
                     </a:xfrm>
                     <a:prstGeom prst="rect">
                       <a:avLst/>
                     </a:prstGeom>
+                    <a:noFill/>
+                    <a:ln>
+                      <a:noFill/>
+                    </a:ln>
                   </pic:spPr>
                 </pic:pic>
               </a:graphicData>
@@ -10062,7 +10500,25 @@
           <w:kern w:val="0"/>
           <w:sz w:val="22"/>
         </w:rPr>
-        <w:t>有些选项会根据宽度压缩，但是有些就不会，不会压缩的需要慢慢试才能知道。</w:t>
+        <w:t>有些选项会根据宽度压缩，但是有些就不会，不会压缩的需要慢慢</w:t>
+      </w:r>
+      <w:proofErr w:type="gramStart"/>
+      <w:r>
+        <w:rPr>
+          <w:rFonts w:ascii="Tahoma" w:eastAsia="微软雅黑" w:hAnsi="Tahoma" w:hint="eastAsia"/>
+          <w:kern w:val="0"/>
+          <w:sz w:val="22"/>
+        </w:rPr>
+        <w:t>试才能</w:t>
+      </w:r>
+      <w:proofErr w:type="gramEnd"/>
+      <w:r>
+        <w:rPr>
+          <w:rFonts w:ascii="Tahoma" w:eastAsia="微软雅黑" w:hAnsi="Tahoma" w:hint="eastAsia"/>
+          <w:kern w:val="0"/>
+          <w:sz w:val="22"/>
+        </w:rPr>
+        <w:t>知道。</w:t>
       </w:r>
     </w:p>
     <w:p>
@@ -10350,6 +10806,7 @@
         </w:rPr>
         <w:t xml:space="preserve"> </w:t>
       </w:r>
+      <w:proofErr w:type="gramStart"/>
       <w:r>
         <w:rPr>
           <w:rFonts w:ascii="Tahoma" w:eastAsia="微软雅黑" w:hAnsi="Tahoma"/>
@@ -10359,6 +10816,7 @@
         </w:rPr>
         <w:t>”</w:t>
       </w:r>
+      <w:proofErr w:type="gramEnd"/>
       <w:r>
         <w:rPr>
           <w:rFonts w:ascii="Tahoma" w:eastAsia="微软雅黑" w:hAnsi="Tahoma"/>
@@ -10419,6 +10877,7 @@
         </w:rPr>
         <w:t>.docx</w:t>
       </w:r>
+      <w:proofErr w:type="gramStart"/>
       <w:r>
         <w:rPr>
           <w:rFonts w:ascii="Tahoma" w:eastAsia="微软雅黑" w:hAnsi="Tahoma"/>
@@ -10428,6 +10887,7 @@
         </w:rPr>
         <w:t>”</w:t>
       </w:r>
+      <w:proofErr w:type="gramEnd"/>
       <w:r>
         <w:rPr>
           <w:rFonts w:ascii="Tahoma" w:eastAsia="微软雅黑" w:hAnsi="Tahoma" w:hint="eastAsia"/>
@@ -10481,6 +10941,9 @@
     <w:p>
       <w:pPr>
         <w:pStyle w:val="3"/>
+        <w:rPr>
+          <w:rFonts w:hint="eastAsia"/>
+        </w:rPr>
       </w:pPr>
       <w:r>
         <w:rPr>
@@ -10513,8 +10976,9 @@
           <w:kern w:val="0"/>
           <w:sz w:val="22"/>
         </w:rPr>
-        <w:t>与规划窗口一样，一开始把干扰项先置</w:t>
-      </w:r>
+        <w:t>与规划窗口一样，一开始把</w:t>
+      </w:r>
+      <w:proofErr w:type="gramStart"/>
       <w:r>
         <w:rPr>
           <w:rFonts w:ascii="Tahoma" w:eastAsia="微软雅黑" w:hAnsi="Tahoma" w:hint="eastAsia"/>
@@ -10522,6 +10986,16 @@
           <w:kern w:val="0"/>
           <w:sz w:val="22"/>
         </w:rPr>
+        <w:t>干扰项先置</w:t>
+      </w:r>
+      <w:proofErr w:type="gramEnd"/>
+      <w:r>
+        <w:rPr>
+          <w:rFonts w:ascii="Tahoma" w:eastAsia="微软雅黑" w:hAnsi="Tahoma" w:hint="eastAsia"/>
+          <w:b/>
+          <w:kern w:val="0"/>
+          <w:sz w:val="22"/>
+        </w:rPr>
         <w:t>0</w:t>
       </w:r>
       <w:r>
@@ -10769,7 +11243,7 @@
     <w:p>
       <w:pPr>
         <w:widowControl/>
-        <w:jc w:val="left"/>
+        <w:jc w:val="center"/>
         <w:rPr>
           <w:rFonts w:ascii="Tahoma" w:eastAsia="微软雅黑" w:hAnsi="Tahoma"/>
           <w:kern w:val="0"/>
@@ -10781,10 +11255,10 @@
           <w:noProof/>
         </w:rPr>
         <w:drawing>
-          <wp:inline distT="0" distB="0" distL="0" distR="0" wp14:anchorId="21EC29AD" wp14:editId="7C079E6C">
-            <wp:extent cx="2379784" cy="1657350"/>
-            <wp:effectExtent l="0" t="0" r="1905" b="0"/>
-            <wp:docPr id="18" name="图片 18"/>
+          <wp:inline distT="0" distB="0" distL="0" distR="0" wp14:anchorId="4DDEEEB9" wp14:editId="06B268A6">
+            <wp:extent cx="2381186" cy="1661160"/>
+            <wp:effectExtent l="0" t="0" r="635" b="0"/>
+            <wp:docPr id="1789681111" name="图片 31"/>
             <wp:cNvGraphicFramePr>
               <a:graphicFrameLocks xmlns:a="http://schemas.openxmlformats.org/drawingml/2006/main" noChangeAspect="1"/>
             </wp:cNvGraphicFramePr>
@@ -10792,8 +11266,10 @@
               <a:graphicData uri="http://schemas.openxmlformats.org/drawingml/2006/picture">
                 <pic:pic xmlns:pic="http://schemas.openxmlformats.org/drawingml/2006/picture">
                   <pic:nvPicPr>
-                    <pic:cNvPr id="0" name=""/>
-                    <pic:cNvPicPr/>
+                    <pic:cNvPr id="0" name="Picture 74"/>
+                    <pic:cNvPicPr>
+                      <a:picLocks noChangeAspect="1" noChangeArrowheads="1"/>
+                    </pic:cNvPicPr>
                   </pic:nvPicPr>
                   <pic:blipFill>
                     <a:blip r:embed="rId63">
@@ -10803,18 +11279,23 @@
                         </a:ext>
                       </a:extLst>
                     </a:blip>
+                    <a:srcRect/>
                     <a:stretch>
                       <a:fillRect/>
                     </a:stretch>
                   </pic:blipFill>
-                  <pic:spPr>
+                  <pic:spPr bwMode="auto">
                     <a:xfrm>
                       <a:off x="0" y="0"/>
-                      <a:ext cx="2379487" cy="1657143"/>
+                      <a:ext cx="2388203" cy="1666055"/>
                     </a:xfrm>
                     <a:prstGeom prst="rect">
                       <a:avLst/>
                     </a:prstGeom>
+                    <a:noFill/>
+                    <a:ln>
+                      <a:noFill/>
+                    </a:ln>
                   </pic:spPr>
                 </pic:pic>
               </a:graphicData>
@@ -10827,10 +11308,10 @@
           <w:noProof/>
         </w:rPr>
         <w:drawing>
-          <wp:inline distT="0" distB="0" distL="0" distR="0" wp14:anchorId="4B558780" wp14:editId="2B3C137E">
-            <wp:extent cx="2171700" cy="1544162"/>
+          <wp:inline distT="0" distB="0" distL="0" distR="0" wp14:anchorId="1C8EAD33" wp14:editId="60E39B7A">
+            <wp:extent cx="2255520" cy="1605227"/>
             <wp:effectExtent l="0" t="0" r="0" b="0"/>
-            <wp:docPr id="19" name="图片 19"/>
+            <wp:docPr id="2029718897" name="图片 32"/>
             <wp:cNvGraphicFramePr>
               <a:graphicFrameLocks xmlns:a="http://schemas.openxmlformats.org/drawingml/2006/main" noChangeAspect="1"/>
             </wp:cNvGraphicFramePr>
@@ -10838,8 +11319,10 @@
               <a:graphicData uri="http://schemas.openxmlformats.org/drawingml/2006/picture">
                 <pic:pic xmlns:pic="http://schemas.openxmlformats.org/drawingml/2006/picture">
                   <pic:nvPicPr>
-                    <pic:cNvPr id="0" name=""/>
-                    <pic:cNvPicPr/>
+                    <pic:cNvPr id="0" name="Picture 76"/>
+                    <pic:cNvPicPr>
+                      <a:picLocks noChangeAspect="1" noChangeArrowheads="1"/>
+                    </pic:cNvPicPr>
                   </pic:nvPicPr>
                   <pic:blipFill>
                     <a:blip r:embed="rId64">
@@ -10849,18 +11332,23 @@
                         </a:ext>
                       </a:extLst>
                     </a:blip>
+                    <a:srcRect/>
                     <a:stretch>
                       <a:fillRect/>
                     </a:stretch>
                   </pic:blipFill>
-                  <pic:spPr>
+                  <pic:spPr bwMode="auto">
                     <a:xfrm>
                       <a:off x="0" y="0"/>
-                      <a:ext cx="2171429" cy="1543969"/>
+                      <a:ext cx="2269288" cy="1615026"/>
                     </a:xfrm>
                     <a:prstGeom prst="rect">
                       <a:avLst/>
                     </a:prstGeom>
+                    <a:noFill/>
+                    <a:ln>
+                      <a:noFill/>
+                    </a:ln>
                   </pic:spPr>
                 </pic:pic>
               </a:graphicData>
@@ -11043,7 +11531,7 @@
     <w:p>
       <w:pPr>
         <w:widowControl/>
-        <w:jc w:val="left"/>
+        <w:jc w:val="center"/>
         <w:rPr>
           <w:rFonts w:ascii="Tahoma" w:eastAsia="微软雅黑" w:hAnsi="Tahoma"/>
           <w:b/>
@@ -11056,10 +11544,10 @@
           <w:noProof/>
         </w:rPr>
         <w:drawing>
-          <wp:inline distT="0" distB="0" distL="0" distR="0" wp14:anchorId="3AC48205" wp14:editId="1FBCCAF7">
-            <wp:extent cx="2019300" cy="1511339"/>
+          <wp:inline distT="0" distB="0" distL="0" distR="0" wp14:anchorId="3AC2AF7C" wp14:editId="71F8366C">
+            <wp:extent cx="2326100" cy="1737360"/>
             <wp:effectExtent l="0" t="0" r="0" b="0"/>
-            <wp:docPr id="20" name="图片 20"/>
+            <wp:docPr id="992918339" name="图片 33"/>
             <wp:cNvGraphicFramePr>
               <a:graphicFrameLocks xmlns:a="http://schemas.openxmlformats.org/drawingml/2006/main" noChangeAspect="1"/>
             </wp:cNvGraphicFramePr>
@@ -11067,8 +11555,10 @@
               <a:graphicData uri="http://schemas.openxmlformats.org/drawingml/2006/picture">
                 <pic:pic xmlns:pic="http://schemas.openxmlformats.org/drawingml/2006/picture">
                   <pic:nvPicPr>
-                    <pic:cNvPr id="0" name=""/>
-                    <pic:cNvPicPr/>
+                    <pic:cNvPr id="0" name="Picture 78"/>
+                    <pic:cNvPicPr>
+                      <a:picLocks noChangeAspect="1" noChangeArrowheads="1"/>
+                    </pic:cNvPicPr>
                   </pic:nvPicPr>
                   <pic:blipFill>
                     <a:blip r:embed="rId65">
@@ -11078,18 +11568,23 @@
                         </a:ext>
                       </a:extLst>
                     </a:blip>
+                    <a:srcRect/>
                     <a:stretch>
                       <a:fillRect/>
                     </a:stretch>
                   </pic:blipFill>
-                  <pic:spPr>
+                  <pic:spPr bwMode="auto">
                     <a:xfrm>
                       <a:off x="0" y="0"/>
-                      <a:ext cx="2019048" cy="1511150"/>
+                      <a:ext cx="2333406" cy="1742817"/>
                     </a:xfrm>
                     <a:prstGeom prst="rect">
                       <a:avLst/>
                     </a:prstGeom>
+                    <a:noFill/>
+                    <a:ln>
+                      <a:noFill/>
+                    </a:ln>
                   </pic:spPr>
                 </pic:pic>
               </a:graphicData>
@@ -11101,17 +11596,11 @@
         <w:rPr>
           <w:noProof/>
         </w:rPr>
-        <w:t xml:space="preserve"> </w:t>
-      </w:r>
-      <w:r>
-        <w:rPr>
-          <w:noProof/>
-        </w:rPr>
         <w:drawing>
-          <wp:inline distT="0" distB="0" distL="0" distR="0" wp14:anchorId="28C334B5" wp14:editId="63C9C876">
-            <wp:extent cx="2085975" cy="1506904"/>
+          <wp:inline distT="0" distB="0" distL="0" distR="0" wp14:anchorId="6D4EA6AB" wp14:editId="380D944B">
+            <wp:extent cx="2402058" cy="1734820"/>
             <wp:effectExtent l="0" t="0" r="0" b="0"/>
-            <wp:docPr id="21" name="图片 21"/>
+            <wp:docPr id="2121867688" name="图片 34"/>
             <wp:cNvGraphicFramePr>
               <a:graphicFrameLocks xmlns:a="http://schemas.openxmlformats.org/drawingml/2006/main" noChangeAspect="1"/>
             </wp:cNvGraphicFramePr>
@@ -11119,8 +11608,10 @@
               <a:graphicData uri="http://schemas.openxmlformats.org/drawingml/2006/picture">
                 <pic:pic xmlns:pic="http://schemas.openxmlformats.org/drawingml/2006/picture">
                   <pic:nvPicPr>
-                    <pic:cNvPr id="0" name=""/>
-                    <pic:cNvPicPr/>
+                    <pic:cNvPr id="0" name="Picture 80"/>
+                    <pic:cNvPicPr>
+                      <a:picLocks noChangeAspect="1" noChangeArrowheads="1"/>
+                    </pic:cNvPicPr>
                   </pic:nvPicPr>
                   <pic:blipFill>
                     <a:blip r:embed="rId66">
@@ -11130,18 +11621,23 @@
                         </a:ext>
                       </a:extLst>
                     </a:blip>
+                    <a:srcRect/>
                     <a:stretch>
                       <a:fillRect/>
                     </a:stretch>
                   </pic:blipFill>
-                  <pic:spPr>
+                  <pic:spPr bwMode="auto">
                     <a:xfrm>
                       <a:off x="0" y="0"/>
-                      <a:ext cx="2093149" cy="1512086"/>
+                      <a:ext cx="2410099" cy="1740627"/>
                     </a:xfrm>
                     <a:prstGeom prst="rect">
                       <a:avLst/>
                     </a:prstGeom>
+                    <a:noFill/>
+                    <a:ln>
+                      <a:noFill/>
+                    </a:ln>
                   </pic:spPr>
                 </pic:pic>
               </a:graphicData>
@@ -11306,6 +11802,7 @@
         </w:rPr>
         <w:t>间距关系，参照前一章</w:t>
       </w:r>
+      <w:proofErr w:type="gramStart"/>
       <w:r>
         <w:rPr>
           <w:rFonts w:ascii="Tahoma" w:eastAsia="微软雅黑" w:hAnsi="Tahoma"/>
@@ -11315,6 +11812,7 @@
         </w:rPr>
         <w:t>”</w:t>
       </w:r>
+      <w:proofErr w:type="gramEnd"/>
       <w:r>
         <w:rPr>
           <w:rFonts w:ascii="Tahoma" w:eastAsia="微软雅黑" w:hAnsi="Tahoma" w:hint="eastAsia"/>
@@ -11324,6 +11822,7 @@
         </w:rPr>
         <w:t>排布方式</w:t>
       </w:r>
+      <w:proofErr w:type="gramStart"/>
       <w:r>
         <w:rPr>
           <w:rFonts w:ascii="Tahoma" w:eastAsia="微软雅黑" w:hAnsi="Tahoma"/>
@@ -11333,6 +11832,7 @@
         </w:rPr>
         <w:t>”</w:t>
       </w:r>
+      <w:proofErr w:type="gramEnd"/>
       <w:r>
         <w:rPr>
           <w:rFonts w:ascii="Tahoma" w:eastAsia="微软雅黑" w:hAnsi="Tahoma" w:hint="eastAsia"/>
@@ -11585,13 +12085,23 @@
         </w:rPr>
         <w:t>x</w:t>
       </w:r>
-      <w:r>
-        <w:rPr>
-          <w:rFonts w:ascii="Tahoma" w:eastAsia="微软雅黑" w:hAnsi="Tahoma" w:hint="eastAsia"/>
-          <w:kern w:val="0"/>
-          <w:sz w:val="22"/>
-        </w:rPr>
-        <w:t>轴设置了自适应，</w:t>
+      <w:proofErr w:type="gramStart"/>
+      <w:r>
+        <w:rPr>
+          <w:rFonts w:ascii="Tahoma" w:eastAsia="微软雅黑" w:hAnsi="Tahoma" w:hint="eastAsia"/>
+          <w:kern w:val="0"/>
+          <w:sz w:val="22"/>
+        </w:rPr>
+        <w:t>轴设置</w:t>
+      </w:r>
+      <w:proofErr w:type="gramEnd"/>
+      <w:r>
+        <w:rPr>
+          <w:rFonts w:ascii="Tahoma" w:eastAsia="微软雅黑" w:hAnsi="Tahoma" w:hint="eastAsia"/>
+          <w:kern w:val="0"/>
+          <w:sz w:val="22"/>
+        </w:rPr>
+        <w:t>了自适应，</w:t>
       </w:r>
       <w:r>
         <w:rPr>
@@ -11709,6 +12219,7 @@
     </w:p>
     <w:p>
       <w:pPr>
+        <w:jc w:val="center"/>
         <w:rPr>
           <w:rFonts w:ascii="Tahoma" w:eastAsia="微软雅黑" w:hAnsi="Tahoma"/>
           <w:kern w:val="0"/>
@@ -11720,10 +12231,10 @@
           <w:noProof/>
         </w:rPr>
         <w:drawing>
-          <wp:inline distT="0" distB="0" distL="0" distR="0" wp14:anchorId="4F1C465C" wp14:editId="0AC41C0E">
-            <wp:extent cx="3238095" cy="2190476"/>
-            <wp:effectExtent l="0" t="0" r="635" b="635"/>
-            <wp:docPr id="22" name="图片 22"/>
+          <wp:inline distT="0" distB="0" distL="0" distR="0" wp14:anchorId="5602B111" wp14:editId="1637248B">
+            <wp:extent cx="3238500" cy="2194560"/>
+            <wp:effectExtent l="0" t="0" r="0" b="0"/>
+            <wp:docPr id="196697934" name="图片 35"/>
             <wp:cNvGraphicFramePr>
               <a:graphicFrameLocks xmlns:a="http://schemas.openxmlformats.org/drawingml/2006/main" noChangeAspect="1"/>
             </wp:cNvGraphicFramePr>
@@ -11731,8 +12242,10 @@
               <a:graphicData uri="http://schemas.openxmlformats.org/drawingml/2006/picture">
                 <pic:pic xmlns:pic="http://schemas.openxmlformats.org/drawingml/2006/picture">
                   <pic:nvPicPr>
-                    <pic:cNvPr id="0" name=""/>
-                    <pic:cNvPicPr/>
+                    <pic:cNvPr id="0" name="Picture 82"/>
+                    <pic:cNvPicPr>
+                      <a:picLocks noChangeAspect="1" noChangeArrowheads="1"/>
+                    </pic:cNvPicPr>
                   </pic:nvPicPr>
                   <pic:blipFill>
                     <a:blip r:embed="rId67">
@@ -11742,18 +12255,23 @@
                         </a:ext>
                       </a:extLst>
                     </a:blip>
+                    <a:srcRect/>
                     <a:stretch>
                       <a:fillRect/>
                     </a:stretch>
                   </pic:blipFill>
-                  <pic:spPr>
+                  <pic:spPr bwMode="auto">
                     <a:xfrm>
                       <a:off x="0" y="0"/>
-                      <a:ext cx="3238095" cy="2190476"/>
+                      <a:ext cx="3238500" cy="2194560"/>
                     </a:xfrm>
                     <a:prstGeom prst="rect">
                       <a:avLst/>
                     </a:prstGeom>
+                    <a:noFill/>
+                    <a:ln>
+                      <a:noFill/>
+                    </a:ln>
                   </pic:spPr>
                 </pic:pic>
               </a:graphicData>
@@ -11784,9 +12302,14 @@
 </file>
 
 <file path=word/endnotes.xml><?xml version="1.0" encoding="utf-8"?>
-<w:endnotes xmlns:wpc="http://schemas.microsoft.com/office/word/2010/wordprocessingCanvas" xmlns:cx="http://schemas.microsoft.com/office/drawing/2014/chartex" xmlns:cx1="http://schemas.microsoft.com/office/drawing/2015/9/8/chartex" xmlns:cx2="http://schemas.microsoft.com/office/drawing/2015/10/21/chartex" xmlns:cx3="http://schemas.microsoft.com/office/drawing/2016/5/9/chartex" xmlns:cx4="http://schemas.microsoft.com/office/drawing/2016/5/10/chartex" xmlns:cx5="http://schemas.microsoft.com/office/drawing/2016/5/11/chartex" xmlns:cx6="http://schemas.microsoft.com/office/drawing/2016/5/12/chartex" xmlns:cx7="http://schemas.microsoft.com/office/drawing/2016/5/13/chartex" xmlns:cx8="http://schemas.microsoft.com/office/drawing/2016/5/14/chartex" xmlns:mc="http://schemas.openxmlformats.org/markup-compatibility/2006" xmlns:aink="http://schemas.microsoft.com/office/drawing/2016/ink" xmlns:am3d="http://schemas.microsoft.com/office/drawing/2017/model3d" xmlns:o="urn:schemas-microsoft-com:office:office" xmlns:oel="http://schemas.microsoft.com/office/2019/extlst" xmlns:r="http://schemas.openxmlformats.org/officeDocument/2006/relationships" xmlns:m="http://schemas.openxmlformats.org/officeDocument/2006/math" xmlns:v="urn:schemas-microsoft-com:vml" xmlns:wp14="http://schemas.microsoft.com/office/word/2010/wordprocessingDrawing" xmlns:wp="http://schemas.openxmlformats.org/drawingml/2006/wordprocessingDrawing" xmlns:w10="urn:schemas-microsoft-com:office:word" xmlns:w="http://schemas.openxmlformats.org/wordprocessingml/2006/main" xmlns:w14="http://schemas.microsoft.com/office/word/2010/wordml" xmlns:w15="http://schemas.microsoft.com/office/word/2012/wordml" xmlns:w16cex="http://schemas.microsoft.com/office/word/2018/wordml/cex" xmlns:w16cid="http://schemas.microsoft.com/office/word/2016/wordml/cid" xmlns:w16="http://schemas.microsoft.com/office/word/2018/wordml" xmlns:w16sdtdh="http://schemas.microsoft.com/office/word/2020/wordml/sdtdatahash" xmlns:w16se="http://schemas.microsoft.com/office/word/2015/wordml/symex" xmlns:wpg="http://schemas.microsoft.com/office/word/2010/wordprocessingGroup" xmlns:wpi="http://schemas.microsoft.com/office/word/2010/wordprocessingInk" xmlns:wne="http://schemas.microsoft.com/office/word/2006/wordml" xmlns:wps="http://schemas.microsoft.com/office/word/2010/wordprocessingShape" mc:Ignorable="w14 w15 w16se w16cid w16 w16cex w16sdtdh wp14">
+<w:endnotes xmlns:wpc="http://schemas.microsoft.com/office/word/2010/wordprocessingCanvas" xmlns:cx="http://schemas.microsoft.com/office/drawing/2014/chartex" xmlns:cx1="http://schemas.microsoft.com/office/drawing/2015/9/8/chartex" xmlns:cx2="http://schemas.microsoft.com/office/drawing/2015/10/21/chartex" xmlns:cx3="http://schemas.microsoft.com/office/drawing/2016/5/9/chartex" xmlns:cx4="http://schemas.microsoft.com/office/drawing/2016/5/10/chartex" xmlns:cx5="http://schemas.microsoft.com/office/drawing/2016/5/11/chartex" xmlns:cx6="http://schemas.microsoft.com/office/drawing/2016/5/12/chartex" xmlns:cx7="http://schemas.microsoft.com/office/drawing/2016/5/13/chartex" xmlns:cx8="http://schemas.microsoft.com/office/drawing/2016/5/14/chartex" xmlns:mc="http://schemas.openxmlformats.org/markup-compatibility/2006" xmlns:aink="http://schemas.microsoft.com/office/drawing/2016/ink" xmlns:am3d="http://schemas.microsoft.com/office/drawing/2017/model3d" xmlns:o="urn:schemas-microsoft-com:office:office" xmlns:oel="http://schemas.microsoft.com/office/2019/extlst" xmlns:r="http://schemas.openxmlformats.org/officeDocument/2006/relationships" xmlns:m="http://schemas.openxmlformats.org/officeDocument/2006/math" xmlns:v="urn:schemas-microsoft-com:vml" xmlns:wp14="http://schemas.microsoft.com/office/word/2010/wordprocessingDrawing" xmlns:wp="http://schemas.openxmlformats.org/drawingml/2006/wordprocessingDrawing" xmlns:w10="urn:schemas-microsoft-com:office:word" xmlns:w="http://schemas.openxmlformats.org/wordprocessingml/2006/main" xmlns:w14="http://schemas.microsoft.com/office/word/2010/wordml" xmlns:w15="http://schemas.microsoft.com/office/word/2012/wordml" xmlns:w16cex="http://schemas.microsoft.com/office/word/2018/wordml/cex" xmlns:w16cid="http://schemas.microsoft.com/office/word/2016/wordml/cid" xmlns:w16="http://schemas.microsoft.com/office/word/2018/wordml" xmlns:w16du="http://schemas.microsoft.com/office/word/2023/wordml/word16du" xmlns:w16sdtdh="http://schemas.microsoft.com/office/word/2020/wordml/sdtdatahash" xmlns:w16sdtfl="http://schemas.microsoft.com/office/word/2024/wordml/sdtformatlock" xmlns:w16se="http://schemas.microsoft.com/office/word/2015/wordml/symex" xmlns:wpg="http://schemas.microsoft.com/office/word/2010/wordprocessingGroup" xmlns:wpi="http://schemas.microsoft.com/office/word/2010/wordprocessingInk" xmlns:wne="http://schemas.microsoft.com/office/word/2006/wordml" xmlns:wps="http://schemas.microsoft.com/office/word/2010/wordprocessingShape" mc:Ignorable="w14 w15 w16se w16cid w16 w16cex w16sdtdh w16sdtfl w16du wp14">
   <w:endnote w:type="separator" w:id="-1">
     <w:p>
+      <w:pPr>
+        <w:rPr>
+          <w:rFonts w:hint="eastAsia"/>
+        </w:rPr>
+      </w:pPr>
       <w:r>
         <w:separator/>
       </w:r>
@@ -11794,6 +12317,11 @@
   </w:endnote>
   <w:endnote w:type="continuationSeparator" w:id="0">
     <w:p>
+      <w:pPr>
+        <w:rPr>
+          <w:rFonts w:hint="eastAsia"/>
+        </w:rPr>
+      </w:pPr>
       <w:r>
         <w:continuationSeparator/>
       </w:r>
@@ -11803,9 +12331,14 @@
 </file>
 
 <file path=word/footnotes.xml><?xml version="1.0" encoding="utf-8"?>
-<w:footnotes xmlns:wpc="http://schemas.microsoft.com/office/word/2010/wordprocessingCanvas" xmlns:cx="http://schemas.microsoft.com/office/drawing/2014/chartex" xmlns:cx1="http://schemas.microsoft.com/office/drawing/2015/9/8/chartex" xmlns:cx2="http://schemas.microsoft.com/office/drawing/2015/10/21/chartex" xmlns:cx3="http://schemas.microsoft.com/office/drawing/2016/5/9/chartex" xmlns:cx4="http://schemas.microsoft.com/office/drawing/2016/5/10/chartex" xmlns:cx5="http://schemas.microsoft.com/office/drawing/2016/5/11/chartex" xmlns:cx6="http://schemas.microsoft.com/office/drawing/2016/5/12/chartex" xmlns:cx7="http://schemas.microsoft.com/office/drawing/2016/5/13/chartex" xmlns:cx8="http://schemas.microsoft.com/office/drawing/2016/5/14/chartex" xmlns:mc="http://schemas.openxmlformats.org/markup-compatibility/2006" xmlns:aink="http://schemas.microsoft.com/office/drawing/2016/ink" xmlns:am3d="http://schemas.microsoft.com/office/drawing/2017/model3d" xmlns:o="urn:schemas-microsoft-com:office:office" xmlns:oel="http://schemas.microsoft.com/office/2019/extlst" xmlns:r="http://schemas.openxmlformats.org/officeDocument/2006/relationships" xmlns:m="http://schemas.openxmlformats.org/officeDocument/2006/math" xmlns:v="urn:schemas-microsoft-com:vml" xmlns:wp14="http://schemas.microsoft.com/office/word/2010/wordprocessingDrawing" xmlns:wp="http://schemas.openxmlformats.org/drawingml/2006/wordprocessingDrawing" xmlns:w10="urn:schemas-microsoft-com:office:word" xmlns:w="http://schemas.openxmlformats.org/wordprocessingml/2006/main" xmlns:w14="http://schemas.microsoft.com/office/word/2010/wordml" xmlns:w15="http://schemas.microsoft.com/office/word/2012/wordml" xmlns:w16cex="http://schemas.microsoft.com/office/word/2018/wordml/cex" xmlns:w16cid="http://schemas.microsoft.com/office/word/2016/wordml/cid" xmlns:w16="http://schemas.microsoft.com/office/word/2018/wordml" xmlns:w16sdtdh="http://schemas.microsoft.com/office/word/2020/wordml/sdtdatahash" xmlns:w16se="http://schemas.microsoft.com/office/word/2015/wordml/symex" xmlns:wpg="http://schemas.microsoft.com/office/word/2010/wordprocessingGroup" xmlns:wpi="http://schemas.microsoft.com/office/word/2010/wordprocessingInk" xmlns:wne="http://schemas.microsoft.com/office/word/2006/wordml" xmlns:wps="http://schemas.microsoft.com/office/word/2010/wordprocessingShape" mc:Ignorable="w14 w15 w16se w16cid w16 w16cex w16sdtdh wp14">
+<w:footnotes xmlns:wpc="http://schemas.microsoft.com/office/word/2010/wordprocessingCanvas" xmlns:cx="http://schemas.microsoft.com/office/drawing/2014/chartex" xmlns:cx1="http://schemas.microsoft.com/office/drawing/2015/9/8/chartex" xmlns:cx2="http://schemas.microsoft.com/office/drawing/2015/10/21/chartex" xmlns:cx3="http://schemas.microsoft.com/office/drawing/2016/5/9/chartex" xmlns:cx4="http://schemas.microsoft.com/office/drawing/2016/5/10/chartex" xmlns:cx5="http://schemas.microsoft.com/office/drawing/2016/5/11/chartex" xmlns:cx6="http://schemas.microsoft.com/office/drawing/2016/5/12/chartex" xmlns:cx7="http://schemas.microsoft.com/office/drawing/2016/5/13/chartex" xmlns:cx8="http://schemas.microsoft.com/office/drawing/2016/5/14/chartex" xmlns:mc="http://schemas.openxmlformats.org/markup-compatibility/2006" xmlns:aink="http://schemas.microsoft.com/office/drawing/2016/ink" xmlns:am3d="http://schemas.microsoft.com/office/drawing/2017/model3d" xmlns:o="urn:schemas-microsoft-com:office:office" xmlns:oel="http://schemas.microsoft.com/office/2019/extlst" xmlns:r="http://schemas.openxmlformats.org/officeDocument/2006/relationships" xmlns:m="http://schemas.openxmlformats.org/officeDocument/2006/math" xmlns:v="urn:schemas-microsoft-com:vml" xmlns:wp14="http://schemas.microsoft.com/office/word/2010/wordprocessingDrawing" xmlns:wp="http://schemas.openxmlformats.org/drawingml/2006/wordprocessingDrawing" xmlns:w10="urn:schemas-microsoft-com:office:word" xmlns:w="http://schemas.openxmlformats.org/wordprocessingml/2006/main" xmlns:w14="http://schemas.microsoft.com/office/word/2010/wordml" xmlns:w15="http://schemas.microsoft.com/office/word/2012/wordml" xmlns:w16cex="http://schemas.microsoft.com/office/word/2018/wordml/cex" xmlns:w16cid="http://schemas.microsoft.com/office/word/2016/wordml/cid" xmlns:w16="http://schemas.microsoft.com/office/word/2018/wordml" xmlns:w16du="http://schemas.microsoft.com/office/word/2023/wordml/word16du" xmlns:w16sdtdh="http://schemas.microsoft.com/office/word/2020/wordml/sdtdatahash" xmlns:w16sdtfl="http://schemas.microsoft.com/office/word/2024/wordml/sdtformatlock" xmlns:w16se="http://schemas.microsoft.com/office/word/2015/wordml/symex" xmlns:wpg="http://schemas.microsoft.com/office/word/2010/wordprocessingGroup" xmlns:wpi="http://schemas.microsoft.com/office/word/2010/wordprocessingInk" xmlns:wne="http://schemas.microsoft.com/office/word/2006/wordml" xmlns:wps="http://schemas.microsoft.com/office/word/2010/wordprocessingShape" mc:Ignorable="w14 w15 w16se w16cid w16 w16cex w16sdtdh w16sdtfl w16du wp14">
   <w:footnote w:type="separator" w:id="-1">
     <w:p>
+      <w:pPr>
+        <w:rPr>
+          <w:rFonts w:hint="eastAsia"/>
+        </w:rPr>
+      </w:pPr>
       <w:r>
         <w:separator/>
       </w:r>
@@ -11813,6 +12346,11 @@
   </w:footnote>
   <w:footnote w:type="continuationSeparator" w:id="0">
     <w:p>
+      <w:pPr>
+        <w:rPr>
+          <w:rFonts w:hint="eastAsia"/>
+        </w:rPr>
+      </w:pPr>
       <w:r>
         <w:continuationSeparator/>
       </w:r>
@@ -11822,12 +12360,12 @@
 </file>
 
 <file path=word/header1.xml><?xml version="1.0" encoding="utf-8"?>
-<w:hdr xmlns:wpc="http://schemas.microsoft.com/office/word/2010/wordprocessingCanvas" xmlns:cx="http://schemas.microsoft.com/office/drawing/2014/chartex" xmlns:cx1="http://schemas.microsoft.com/office/drawing/2015/9/8/chartex" xmlns:cx2="http://schemas.microsoft.com/office/drawing/2015/10/21/chartex" xmlns:cx3="http://schemas.microsoft.com/office/drawing/2016/5/9/chartex" xmlns:cx4="http://schemas.microsoft.com/office/drawing/2016/5/10/chartex" xmlns:cx5="http://schemas.microsoft.com/office/drawing/2016/5/11/chartex" xmlns:cx6="http://schemas.microsoft.com/office/drawing/2016/5/12/chartex" xmlns:cx7="http://schemas.microsoft.com/office/drawing/2016/5/13/chartex" xmlns:cx8="http://schemas.microsoft.com/office/drawing/2016/5/14/chartex" xmlns:mc="http://schemas.openxmlformats.org/markup-compatibility/2006" xmlns:aink="http://schemas.microsoft.com/office/drawing/2016/ink" xmlns:am3d="http://schemas.microsoft.com/office/drawing/2017/model3d" xmlns:o="urn:schemas-microsoft-com:office:office" xmlns:oel="http://schemas.microsoft.com/office/2019/extlst" xmlns:r="http://schemas.openxmlformats.org/officeDocument/2006/relationships" xmlns:m="http://schemas.openxmlformats.org/officeDocument/2006/math" xmlns:v="urn:schemas-microsoft-com:vml" xmlns:wp14="http://schemas.microsoft.com/office/word/2010/wordprocessingDrawing" xmlns:wp="http://schemas.openxmlformats.org/drawingml/2006/wordprocessingDrawing" xmlns:w10="urn:schemas-microsoft-com:office:word" xmlns:w="http://schemas.openxmlformats.org/wordprocessingml/2006/main" xmlns:w14="http://schemas.microsoft.com/office/word/2010/wordml" xmlns:w15="http://schemas.microsoft.com/office/word/2012/wordml" xmlns:w16cex="http://schemas.microsoft.com/office/word/2018/wordml/cex" xmlns:w16cid="http://schemas.microsoft.com/office/word/2016/wordml/cid" xmlns:w16="http://schemas.microsoft.com/office/word/2018/wordml" xmlns:w16sdtdh="http://schemas.microsoft.com/office/word/2020/wordml/sdtdatahash" xmlns:w16se="http://schemas.microsoft.com/office/word/2015/wordml/symex" xmlns:wpg="http://schemas.microsoft.com/office/word/2010/wordprocessingGroup" xmlns:wpi="http://schemas.microsoft.com/office/word/2010/wordprocessingInk" xmlns:wne="http://schemas.microsoft.com/office/word/2006/wordml" xmlns:wps="http://schemas.microsoft.com/office/word/2010/wordprocessingShape" mc:Ignorable="w14 w15 w16se w16cid w16 w16cex w16sdtdh wp14">
+<w:hdr xmlns:wpc="http://schemas.microsoft.com/office/word/2010/wordprocessingCanvas" xmlns:cx="http://schemas.microsoft.com/office/drawing/2014/chartex" xmlns:cx1="http://schemas.microsoft.com/office/drawing/2015/9/8/chartex" xmlns:cx2="http://schemas.microsoft.com/office/drawing/2015/10/21/chartex" xmlns:cx3="http://schemas.microsoft.com/office/drawing/2016/5/9/chartex" xmlns:cx4="http://schemas.microsoft.com/office/drawing/2016/5/10/chartex" xmlns:cx5="http://schemas.microsoft.com/office/drawing/2016/5/11/chartex" xmlns:cx6="http://schemas.microsoft.com/office/drawing/2016/5/12/chartex" xmlns:cx7="http://schemas.microsoft.com/office/drawing/2016/5/13/chartex" xmlns:cx8="http://schemas.microsoft.com/office/drawing/2016/5/14/chartex" xmlns:mc="http://schemas.openxmlformats.org/markup-compatibility/2006" xmlns:aink="http://schemas.microsoft.com/office/drawing/2016/ink" xmlns:am3d="http://schemas.microsoft.com/office/drawing/2017/model3d" xmlns:o="urn:schemas-microsoft-com:office:office" xmlns:oel="http://schemas.microsoft.com/office/2019/extlst" xmlns:r="http://schemas.openxmlformats.org/officeDocument/2006/relationships" xmlns:m="http://schemas.openxmlformats.org/officeDocument/2006/math" xmlns:v="urn:schemas-microsoft-com:vml" xmlns:wp14="http://schemas.microsoft.com/office/word/2010/wordprocessingDrawing" xmlns:wp="http://schemas.openxmlformats.org/drawingml/2006/wordprocessingDrawing" xmlns:w10="urn:schemas-microsoft-com:office:word" xmlns:w="http://schemas.openxmlformats.org/wordprocessingml/2006/main" xmlns:w14="http://schemas.microsoft.com/office/word/2010/wordml" xmlns:w15="http://schemas.microsoft.com/office/word/2012/wordml" xmlns:w16cex="http://schemas.microsoft.com/office/word/2018/wordml/cex" xmlns:w16cid="http://schemas.microsoft.com/office/word/2016/wordml/cid" xmlns:w16="http://schemas.microsoft.com/office/word/2018/wordml" xmlns:w16du="http://schemas.microsoft.com/office/word/2023/wordml/word16du" xmlns:w16sdtdh="http://schemas.microsoft.com/office/word/2020/wordml/sdtdatahash" xmlns:w16sdtfl="http://schemas.microsoft.com/office/word/2024/wordml/sdtformatlock" xmlns:w16se="http://schemas.microsoft.com/office/word/2015/wordml/symex" xmlns:wpg="http://schemas.microsoft.com/office/word/2010/wordprocessingGroup" xmlns:wpi="http://schemas.microsoft.com/office/word/2010/wordprocessingInk" xmlns:wne="http://schemas.microsoft.com/office/word/2006/wordml" xmlns:wps="http://schemas.microsoft.com/office/word/2010/wordprocessingShape" mc:Ignorable="w14 w15 w16se w16cid w16 w16cex w16sdtdh w16sdtfl w16du wp14">
   <w:p>
     <w:pPr>
       <w:jc w:val="center"/>
       <w:rPr>
-        <w:rFonts w:ascii="微软雅黑" w:eastAsia="微软雅黑" w:hAnsi="微软雅黑"/>
+        <w:rFonts w:ascii="微软雅黑" w:eastAsia="微软雅黑" w:hAnsi="微软雅黑" w:hint="eastAsia"/>
         <w:sz w:val="20"/>
       </w:rPr>
     </w:pPr>
@@ -11932,7 +12470,7 @@
 </file>
 
 <file path=word/styles.xml><?xml version="1.0" encoding="utf-8"?>
-<w:styles xmlns:mc="http://schemas.openxmlformats.org/markup-compatibility/2006" xmlns:r="http://schemas.openxmlformats.org/officeDocument/2006/relationships" xmlns:w="http://schemas.openxmlformats.org/wordprocessingml/2006/main" xmlns:w14="http://schemas.microsoft.com/office/word/2010/wordml" xmlns:w15="http://schemas.microsoft.com/office/word/2012/wordml" xmlns:w16cex="http://schemas.microsoft.com/office/word/2018/wordml/cex" xmlns:w16cid="http://schemas.microsoft.com/office/word/2016/wordml/cid" xmlns:w16="http://schemas.microsoft.com/office/word/2018/wordml" xmlns:w16sdtdh="http://schemas.microsoft.com/office/word/2020/wordml/sdtdatahash" xmlns:w16se="http://schemas.microsoft.com/office/word/2015/wordml/symex" mc:Ignorable="w14 w15 w16se w16cid w16 w16cex w16sdtdh">
+<w:styles xmlns:mc="http://schemas.openxmlformats.org/markup-compatibility/2006" xmlns:r="http://schemas.openxmlformats.org/officeDocument/2006/relationships" xmlns:w="http://schemas.openxmlformats.org/wordprocessingml/2006/main" xmlns:w14="http://schemas.microsoft.com/office/word/2010/wordml" xmlns:w15="http://schemas.microsoft.com/office/word/2012/wordml" xmlns:w16cex="http://schemas.microsoft.com/office/word/2018/wordml/cex" xmlns:w16cid="http://schemas.microsoft.com/office/word/2016/wordml/cid" xmlns:w16="http://schemas.microsoft.com/office/word/2018/wordml" xmlns:w16du="http://schemas.microsoft.com/office/word/2023/wordml/word16du" xmlns:w16sdtdh="http://schemas.microsoft.com/office/word/2020/wordml/sdtdatahash" xmlns:w16sdtfl="http://schemas.microsoft.com/office/word/2024/wordml/sdtformatlock" xmlns:w16se="http://schemas.microsoft.com/office/word/2015/wordml/symex" mc:Ignorable="w14 w15 w16se w16cid w16 w16cex w16sdtdh w16sdtfl w16du">
   <w:docDefaults>
     <w:rPrDefault>
       <w:rPr>
